--- a/Oracle RAC 19c installation.docx
+++ b/Oracle RAC 19c installation.docx
@@ -1,6 +1,6 @@
 
 <file path=word/document.xml><?xml version="1.0" encoding="utf-8"?>
-<w:document xmlns:wpc="http://schemas.microsoft.com/office/word/2010/wordprocessingCanvas" xmlns:mc="http://schemas.openxmlformats.org/markup-compatibility/2006" xmlns:o="urn:schemas-microsoft-com:office:office" xmlns:r="http://schemas.openxmlformats.org/officeDocument/2006/relationships" xmlns:m="http://schemas.openxmlformats.org/officeDocument/2006/math" xmlns:v="urn:schemas-microsoft-com:vml" xmlns:wp14="http://schemas.microsoft.com/office/word/2010/wordprocessingDrawing" xmlns:wp="http://schemas.openxmlformats.org/drawingml/2006/wordprocessingDrawing" xmlns:w10="urn:schemas-microsoft-com:office:word" xmlns:w="http://schemas.openxmlformats.org/wordprocessingml/2006/main" xmlns:w14="http://schemas.microsoft.com/office/word/2010/wordml" xmlns:w15="http://schemas.microsoft.com/office/word/2012/wordml" xmlns:wpg="http://schemas.microsoft.com/office/word/2010/wordprocessingGroup" xmlns:wpi="http://schemas.microsoft.com/office/word/2010/wordprocessingInk" xmlns:wne="http://schemas.microsoft.com/office/word/2006/wordml" xmlns:wps="http://schemas.microsoft.com/office/word/2010/wordprocessingShape" mc:Ignorable="w14 w15 wp14">
+<w:document xmlns:wpc="http://schemas.microsoft.com/office/word/2010/wordprocessingCanvas" xmlns:cx="http://schemas.microsoft.com/office/drawing/2014/chartex" xmlns:cx1="http://schemas.microsoft.com/office/drawing/2015/9/8/chartex" xmlns:cx2="http://schemas.microsoft.com/office/drawing/2015/10/21/chartex" xmlns:cx3="http://schemas.microsoft.com/office/drawing/2016/5/9/chartex" xmlns:cx4="http://schemas.microsoft.com/office/drawing/2016/5/10/chartex" xmlns:cx5="http://schemas.microsoft.com/office/drawing/2016/5/11/chartex" xmlns:cx6="http://schemas.microsoft.com/office/drawing/2016/5/12/chartex" xmlns:cx7="http://schemas.microsoft.com/office/drawing/2016/5/13/chartex" xmlns:cx8="http://schemas.microsoft.com/office/drawing/2016/5/14/chartex" xmlns:mc="http://schemas.openxmlformats.org/markup-compatibility/2006" xmlns:aink="http://schemas.microsoft.com/office/drawing/2016/ink" xmlns:am3d="http://schemas.microsoft.com/office/drawing/2017/model3d" xmlns:o="urn:schemas-microsoft-com:office:office" xmlns:oel="http://schemas.microsoft.com/office/2019/extlst" xmlns:r="http://schemas.openxmlformats.org/officeDocument/2006/relationships" xmlns:m="http://schemas.openxmlformats.org/officeDocument/2006/math" xmlns:v="urn:schemas-microsoft-com:vml" xmlns:wp14="http://schemas.microsoft.com/office/word/2010/wordprocessingDrawing" xmlns:wp="http://schemas.openxmlformats.org/drawingml/2006/wordprocessingDrawing" xmlns:w10="urn:schemas-microsoft-com:office:word" xmlns:w="http://schemas.openxmlformats.org/wordprocessingml/2006/main" xmlns:w14="http://schemas.microsoft.com/office/word/2010/wordml" xmlns:w15="http://schemas.microsoft.com/office/word/2012/wordml" xmlns:w16cex="http://schemas.microsoft.com/office/word/2018/wordml/cex" xmlns:w16cid="http://schemas.microsoft.com/office/word/2016/wordml/cid" xmlns:w16="http://schemas.microsoft.com/office/word/2018/wordml" xmlns:w16du="http://schemas.microsoft.com/office/word/2023/wordml/word16du" xmlns:w16sdtdh="http://schemas.microsoft.com/office/word/2020/wordml/sdtdatahash" xmlns:w16sdtfl="http://schemas.microsoft.com/office/word/2024/wordml/sdtformatlock" xmlns:w16se="http://schemas.microsoft.com/office/word/2015/wordml/symex" xmlns:wpg="http://schemas.microsoft.com/office/word/2010/wordprocessingGroup" xmlns:wpi="http://schemas.microsoft.com/office/word/2010/wordprocessingInk" xmlns:wne="http://schemas.microsoft.com/office/word/2006/wordml" xmlns:wps="http://schemas.microsoft.com/office/word/2010/wordprocessingShape" mc:Ignorable="w14 w15 w16se w16cid w16 w16cex w16sdtdh w16sdtfl w16du wp14">
   <w:body>
     <w:p>
       <w:pPr>
@@ -19,7 +19,7 @@
           <w:color w:val="4472C4" w:themeColor="accent5"/>
           <w:sz w:val="28"/>
         </w:rPr>
-        <w:t xml:space="preserve">                                          </w:t>
+        <w:t xml:space="preserve"> </w:t>
       </w:r>
       <w:r>
         <w:rPr>
@@ -27,7 +27,15 @@
           <w:color w:val="4472C4" w:themeColor="accent5"/>
           <w:sz w:val="28"/>
         </w:rPr>
-        <w:t xml:space="preserve">Oracle RAC 19c installation </w:t>
+        <w:t xml:space="preserve">                                          </w:t>
+      </w:r>
+      <w:r>
+        <w:rPr>
+          <w:b/>
+          <w:color w:val="4472C4" w:themeColor="accent5"/>
+          <w:sz w:val="28"/>
+        </w:rPr>
+        <w:t>Oracle RAC 19c installation</w:t>
       </w:r>
     </w:p>
     <w:p>
@@ -53,13 +61,8 @@
         </w:rPr>
         <w:t xml:space="preserve">2 </w:t>
       </w:r>
-      <w:proofErr w:type="spellStart"/>
-      <w:r>
-        <w:t>ethernet</w:t>
-      </w:r>
-      <w:proofErr w:type="spellEnd"/>
-      <w:r>
-        <w:t xml:space="preserve"> guards</w:t>
+      <w:r>
+        <w:t>ethernet guards</w:t>
       </w:r>
     </w:p>
     <w:p>
@@ -70,47 +73,14 @@
           <w:numId w:val="2"/>
         </w:numPr>
       </w:pPr>
-      <w:proofErr w:type="spellStart"/>
-      <w:r>
-        <w:t>ethernet</w:t>
-      </w:r>
-      <w:proofErr w:type="spellEnd"/>
-      <w:r>
-        <w:t xml:space="preserve"> guards location </w:t>
-      </w:r>
-      <w:r>
-        <w:rPr>
-          <w:b/>
-        </w:rPr>
-        <w:t>/</w:t>
-      </w:r>
-      <w:proofErr w:type="spellStart"/>
-      <w:r>
-        <w:rPr>
-          <w:b/>
-        </w:rPr>
-        <w:t>etc</w:t>
-      </w:r>
-      <w:proofErr w:type="spellEnd"/>
-      <w:r>
-        <w:rPr>
-          <w:b/>
-        </w:rPr>
-        <w:t>/</w:t>
-      </w:r>
-      <w:proofErr w:type="spellStart"/>
-      <w:r>
-        <w:rPr>
-          <w:b/>
-        </w:rPr>
-        <w:t>sysconfig</w:t>
-      </w:r>
-      <w:proofErr w:type="spellEnd"/>
-      <w:r>
-        <w:rPr>
-          <w:b/>
-        </w:rPr>
-        <w:t>/network-scripts/</w:t>
+      <w:r>
+        <w:t xml:space="preserve">ethernet guards location </w:t>
+      </w:r>
+      <w:r>
+        <w:rPr>
+          <w:b/>
+        </w:rPr>
+        <w:t>/etc/sysconfig/network-scripts/</w:t>
       </w:r>
       <w:r>
         <w:rPr>
@@ -122,16 +92,19 @@
     <w:p>
       <w:pPr>
         <w:pStyle w:val="ListParagraph"/>
-        <w:ind w:left="360"/>
-        <w:rPr>
-          <w:b/>
-        </w:rPr>
-      </w:pPr>
-      <w:r>
-        <w:rPr>
-          <w:b/>
-        </w:rPr>
-        <w:t xml:space="preserve">                                                                                                      </w:t>
+        <w:ind w:left="644"/>
+      </w:pPr>
+      <w:r>
+        <w:rPr>
+          <w:b/>
+        </w:rPr>
+        <w:t xml:space="preserve">                                                                                                      /ifcfg-ens34</w:t>
+      </w:r>
+      <w:r>
+        <w:rPr>
+          <w:b/>
+        </w:rPr>
+        <w:t xml:space="preserve">                                                                                               </w:t>
       </w:r>
       <w:r>
         <w:rPr>
@@ -139,12 +112,6 @@
         </w:rPr>
         <w:t xml:space="preserve">      </w:t>
       </w:r>
-      <w:r>
-        <w:rPr>
-          <w:b/>
-        </w:rPr>
-        <w:t>/ifcfg-ens34</w:t>
-      </w:r>
     </w:p>
     <w:p>
       <w:pPr>
@@ -179,7 +146,78 @@
         <w:t>.51</w:t>
       </w:r>
       <w:r>
-        <w:t xml:space="preserve"> are mandatory.</w:t>
+        <w:rPr>
+          <w:b/>
+        </w:rPr>
+        <w:t>(public ip)</w:t>
+      </w:r>
+      <w:r>
+        <w:t xml:space="preserve"> are mandatory</w:t>
+      </w:r>
+      <w:r>
+        <w:t xml:space="preserve"> </w:t>
+      </w:r>
+      <w:r>
+        <w:rPr>
+          <w:b/>
+          <w:color w:val="FF0000"/>
+        </w:rPr>
+        <w:t>both the nodes</w:t>
+      </w:r>
+    </w:p>
+    <w:p>
+      <w:pPr>
+        <w:pStyle w:val="ListParagraph"/>
+        <w:numPr>
+          <w:ilvl w:val="0"/>
+          <w:numId w:val="2"/>
+        </w:numPr>
+      </w:pPr>
+      <w:r>
+        <w:t xml:space="preserve">In these files </w:t>
+      </w:r>
+      <w:r>
+        <w:rPr>
+          <w:b/>
+        </w:rPr>
+        <w:t>ONBOOT=yes</w:t>
+      </w:r>
+      <w:r>
+        <w:t xml:space="preserve"> &amp; </w:t>
+      </w:r>
+      <w:r>
+        <w:rPr>
+          <w:b/>
+        </w:rPr>
+        <w:t>IPADDR=10.100.2</w:t>
+      </w:r>
+      <w:r>
+        <w:rPr>
+          <w:b/>
+        </w:rPr>
+        <w:t>.51</w:t>
+      </w:r>
+      <w:r>
+        <w:rPr>
+          <w:b/>
+        </w:rPr>
+        <w:t>(private ip)</w:t>
+      </w:r>
+      <w:r>
+        <w:t xml:space="preserve"> are mandatory</w:t>
+      </w:r>
+      <w:r>
+        <w:t xml:space="preserve"> </w:t>
+      </w:r>
+      <w:r>
+        <w:rPr>
+          <w:b/>
+          <w:color w:val="FF0000"/>
+        </w:rPr>
+        <w:t>both the nodes</w:t>
+      </w:r>
+      <w:r>
+        <w:t xml:space="preserve"> </w:t>
       </w:r>
     </w:p>
     <w:p>
@@ -215,13 +253,64 @@
         </w:numPr>
       </w:pPr>
       <w:r>
-        <w:t xml:space="preserve">Public </w:t>
-      </w:r>
-      <w:proofErr w:type="spellStart"/>
-      <w:r>
-        <w:t>ip</w:t>
-      </w:r>
-      <w:proofErr w:type="spellEnd"/>
+        <w:t>Public ip</w:t>
+      </w:r>
+      <w:r>
+        <w:t xml:space="preserve"> ,</w:t>
+      </w:r>
+      <w:r>
+        <w:t>Private ip</w:t>
+      </w:r>
+      <w:r>
+        <w:t xml:space="preserve"> ,</w:t>
+      </w:r>
+      <w:r>
+        <w:t>Virtual ip</w:t>
+      </w:r>
+      <w:r>
+        <w:t xml:space="preserve"> </w:t>
+      </w:r>
+      <w:r>
+        <w:t>Scan ip</w:t>
+      </w:r>
+    </w:p>
+    <w:p>
+      <w:pPr>
+        <w:rPr>
+          <w:color w:val="FF0000"/>
+        </w:rPr>
+      </w:pPr>
+      <w:r>
+        <w:rPr>
+          <w:b/>
+        </w:rPr>
+        <w:t>STEP 1</w:t>
+      </w:r>
+      <w:r>
+        <w:t>:</w:t>
+      </w:r>
+      <w:r>
+        <w:t xml:space="preserve"> </w:t>
+      </w:r>
+      <w:r>
+        <w:t xml:space="preserve">Add public,private,virtual ip in </w:t>
+      </w:r>
+      <w:r>
+        <w:rPr>
+          <w:b/>
+        </w:rPr>
+        <w:t>/etc/hosts</w:t>
+      </w:r>
+      <w:r>
+        <w:t xml:space="preserve"> file in </w:t>
+      </w:r>
+      <w:r>
+        <w:rPr>
+          <w:b/>
+          <w:color w:val="FF0000"/>
+        </w:rPr>
+        <w:t>both the nodes</w:t>
+      </w:r>
     </w:p>
     <w:p>
       <w:pPr>
@@ -232,13 +321,14 @@
         </w:numPr>
       </w:pPr>
       <w:r>
-        <w:t xml:space="preserve">Private </w:t>
-      </w:r>
-      <w:proofErr w:type="spellStart"/>
-      <w:r>
-        <w:t>ip</w:t>
-      </w:r>
-      <w:proofErr w:type="spellEnd"/>
+        <w:t>10.100.</w:t>
+      </w:r>
+      <w:r>
+        <w:t>1</w:t>
+      </w:r>
+      <w:r>
+        <w:t>.1       rac1</w:t>
+      </w:r>
     </w:p>
     <w:p>
       <w:pPr>
@@ -249,13 +339,14 @@
         </w:numPr>
       </w:pPr>
       <w:r>
-        <w:t xml:space="preserve">Virtual </w:t>
-      </w:r>
-      <w:proofErr w:type="spellStart"/>
-      <w:r>
-        <w:t>ip</w:t>
-      </w:r>
-      <w:proofErr w:type="spellEnd"/>
+        <w:t>10.100.</w:t>
+      </w:r>
+      <w:r>
+        <w:t>1</w:t>
+      </w:r>
+      <w:r>
+        <w:t>.2       rac2</w:t>
+      </w:r>
     </w:p>
     <w:p>
       <w:pPr>
@@ -266,85 +357,13 @@
         </w:numPr>
       </w:pPr>
       <w:r>
-        <w:t xml:space="preserve">Scan </w:t>
-      </w:r>
-      <w:proofErr w:type="spellStart"/>
-      <w:r>
-        <w:t>ip</w:t>
-      </w:r>
-      <w:proofErr w:type="spellEnd"/>
-    </w:p>
-    <w:p>
-      <w:pPr>
-        <w:rPr>
-          <w:color w:val="FF0000"/>
-        </w:rPr>
-      </w:pPr>
-      <w:r>
-        <w:rPr>
-          <w:b/>
-        </w:rPr>
-        <w:t>STEP 1</w:t>
-      </w:r>
-      <w:r>
-        <w:t>:</w:t>
-      </w:r>
-      <w:r>
-        <w:t xml:space="preserve"> </w:t>
-      </w:r>
-      <w:r>
-        <w:t xml:space="preserve">Add </w:t>
-      </w:r>
-      <w:proofErr w:type="spellStart"/>
-      <w:r>
-        <w:t>public</w:t>
-      </w:r>
-      <w:proofErr w:type="gramStart"/>
-      <w:r>
-        <w:t>,private,virtual</w:t>
-      </w:r>
-      <w:proofErr w:type="spellEnd"/>
-      <w:proofErr w:type="gramEnd"/>
-      <w:r>
-        <w:t xml:space="preserve"> </w:t>
-      </w:r>
-      <w:proofErr w:type="spellStart"/>
-      <w:r>
-        <w:t>ip</w:t>
-      </w:r>
-      <w:proofErr w:type="spellEnd"/>
-      <w:r>
-        <w:t xml:space="preserve"> in </w:t>
-      </w:r>
-      <w:r>
-        <w:rPr>
-          <w:b/>
-        </w:rPr>
-        <w:t>/</w:t>
-      </w:r>
-      <w:proofErr w:type="spellStart"/>
-      <w:r>
-        <w:rPr>
-          <w:b/>
-        </w:rPr>
-        <w:t>etc</w:t>
-      </w:r>
-      <w:proofErr w:type="spellEnd"/>
-      <w:r>
-        <w:rPr>
-          <w:b/>
-        </w:rPr>
-        <w:t>/hosts</w:t>
-      </w:r>
-      <w:r>
-        <w:t xml:space="preserve"> file in </w:t>
-      </w:r>
-      <w:r>
-        <w:rPr>
-          <w:b/>
-          <w:color w:val="FF0000"/>
-        </w:rPr>
-        <w:t>both the nodes</w:t>
+        <w:t>10.100.</w:t>
+      </w:r>
+      <w:r>
+        <w:t>2</w:t>
+      </w:r>
+      <w:r>
+        <w:t>.1       rac1-priv</w:t>
       </w:r>
     </w:p>
     <w:p>
@@ -356,10 +375,13 @@
         </w:numPr>
       </w:pPr>
       <w:r>
-        <w:t>10.100.2</w:t>
-      </w:r>
-      <w:r>
-        <w:t>.1       rac1</w:t>
+        <w:t>10.100.</w:t>
+      </w:r>
+      <w:r>
+        <w:t>2</w:t>
+      </w:r>
+      <w:r>
+        <w:t>.2       rac2-priv</w:t>
       </w:r>
     </w:p>
     <w:p>
@@ -371,10 +393,16 @@
         </w:numPr>
       </w:pPr>
       <w:r>
-        <w:t>10.100.2</w:t>
-      </w:r>
-      <w:r>
-        <w:t>.2       rac2</w:t>
+        <w:t>10.100.</w:t>
+      </w:r>
+      <w:r>
+        <w:t>1</w:t>
+      </w:r>
+      <w:r>
+        <w:t>.</w:t>
+      </w:r>
+      <w:r>
+        <w:t>11     rac1-vip</w:t>
       </w:r>
     </w:p>
     <w:p>
@@ -386,10 +414,87 @@
         </w:numPr>
       </w:pPr>
       <w:r>
-        <w:t>10.100.1</w:t>
-      </w:r>
-      <w:r>
-        <w:t>.1       rac1-priv</w:t>
+        <w:t>10.100.</w:t>
+      </w:r>
+      <w:r>
+        <w:t>1</w:t>
+      </w:r>
+      <w:r>
+        <w:t>.12     rac2-vip</w:t>
+      </w:r>
+    </w:p>
+    <w:p>
+      <w:pPr>
+        <w:rPr>
+          <w:b/>
+        </w:rPr>
+      </w:pPr>
+      <w:r>
+        <w:rPr>
+          <w:b/>
+        </w:rPr>
+        <w:t>STEP 2</w:t>
+      </w:r>
+      <w:r>
+        <w:t>:</w:t>
+      </w:r>
+      <w:r>
+        <w:t xml:space="preserve"> </w:t>
+      </w:r>
+      <w:r>
+        <w:t>I</w:t>
+      </w:r>
+      <w:r>
+        <w:t>n</w:t>
+      </w:r>
+      <w:r>
+        <w:rPr>
+          <w:b/>
+        </w:rPr>
+        <w:t xml:space="preserve"> </w:t>
+      </w:r>
+      <w:r>
+        <w:rPr>
+          <w:b/>
+          <w:color w:val="FF0000"/>
+        </w:rPr>
+        <w:t>DNS server</w:t>
+      </w:r>
+      <w:r>
+        <w:t xml:space="preserve"> configure</w:t>
+      </w:r>
+      <w:r>
+        <w:t xml:space="preserve"> </w:t>
+      </w:r>
+      <w:r>
+        <w:rPr>
+          <w:b/>
+        </w:rPr>
+        <w:t>/var/named/localdomain.zone</w:t>
+      </w:r>
+      <w:r>
+        <w:rPr>
+          <w:b/>
+        </w:rPr>
+        <w:t xml:space="preserve"> </w:t>
+      </w:r>
+    </w:p>
+    <w:p>
+      <w:pPr>
+        <w:pStyle w:val="ListParagraph"/>
+        <w:numPr>
+          <w:ilvl w:val="0"/>
+          <w:numId w:val="2"/>
+        </w:numPr>
+      </w:pPr>
+      <w:r>
+        <w:rPr>
+          <w:b/>
+        </w:rPr>
+        <w:t>yum install bind*</w:t>
+      </w:r>
+      <w:r>
+        <w:t xml:space="preserve"> (command to install bind packages)</w:t>
       </w:r>
     </w:p>
     <w:p>
@@ -401,10 +506,10 @@
         </w:numPr>
       </w:pPr>
       <w:r>
-        <w:t>10.100.1</w:t>
-      </w:r>
-      <w:r>
-        <w:t>.2       rac2-priv</w:t>
+        <w:t>rac-scan IN A 10.100.</w:t>
+      </w:r>
+      <w:r>
+        <w:t>1.21</w:t>
       </w:r>
     </w:p>
     <w:p>
@@ -416,13 +521,7 @@
         </w:numPr>
       </w:pPr>
       <w:r>
-        <w:t>10.100.2</w:t>
-      </w:r>
-      <w:r>
-        <w:t>.</w:t>
-      </w:r>
-      <w:r>
-        <w:t>11     rac1-vip</w:t>
+        <w:t>rac-scan IN A 10.100.1.22</w:t>
       </w:r>
     </w:p>
     <w:p>
@@ -434,88 +533,83 @@
         </w:numPr>
       </w:pPr>
       <w:r>
-        <w:t>10.100.2</w:t>
-      </w:r>
-      <w:r>
-        <w:t>.12     rac2-vip</w:t>
-      </w:r>
-    </w:p>
-    <w:p>
-      <w:pPr>
-        <w:rPr>
-          <w:b/>
-        </w:rPr>
-      </w:pPr>
-      <w:r>
-        <w:rPr>
-          <w:b/>
-        </w:rPr>
-        <w:t>STEP 2</w:t>
-      </w:r>
-      <w:r>
-        <w:t>:</w:t>
-      </w:r>
-      <w:r>
+        <w:t>rac-scan IN A 10.100.1.23</w:t>
+      </w:r>
+    </w:p>
+    <w:p>
+      <w:pPr>
+        <w:pStyle w:val="ListParagraph"/>
+        <w:numPr>
+          <w:ilvl w:val="0"/>
+          <w:numId w:val="2"/>
+        </w:numPr>
+      </w:pPr>
+      <w:r>
+        <w:t>service named start</w:t>
+      </w:r>
+    </w:p>
+    <w:p>
+      <w:pPr>
+        <w:pStyle w:val="ListParagraph"/>
+        <w:numPr>
+          <w:ilvl w:val="0"/>
+          <w:numId w:val="2"/>
+        </w:numPr>
+      </w:pPr>
+      <w:r>
+        <w:t>service named status</w:t>
+      </w:r>
+    </w:p>
+    <w:p>
+      <w:r>
+        <w:rPr>
+          <w:b/>
+        </w:rPr>
+        <w:t>STEP 3</w:t>
+      </w:r>
+      <w:r>
+        <w:t xml:space="preserve">: Add DNS </w:t>
+      </w:r>
+      <w:r>
+        <w:t xml:space="preserve">server </w:t>
+      </w:r>
+      <w:r>
+        <w:t xml:space="preserve">information </w:t>
+      </w:r>
+      <w:r>
+        <w:t xml:space="preserve">in </w:t>
+      </w:r>
+      <w:r>
+        <w:rPr>
+          <w:b/>
+        </w:rPr>
+        <w:t>/etc/resolv.conf</w:t>
+      </w:r>
+      <w:r>
+        <w:rPr>
+          <w:b/>
+        </w:rPr>
         <w:t xml:space="preserve"> </w:t>
       </w:r>
       <w:r>
-        <w:t>I</w:t>
-      </w:r>
-      <w:r>
-        <w:t>n</w:t>
-      </w:r>
-      <w:r>
-        <w:rPr>
-          <w:b/>
-        </w:rPr>
-        <w:t xml:space="preserve"> </w:t>
+        <w:t xml:space="preserve">file of </w:t>
       </w:r>
       <w:r>
         <w:rPr>
           <w:b/>
           <w:color w:val="FF0000"/>
         </w:rPr>
-        <w:t>DNS server</w:t>
-      </w:r>
-      <w:r>
-        <w:t xml:space="preserve"> configure</w:t>
-      </w:r>
-      <w:r>
-        <w:t xml:space="preserve"> </w:t>
-      </w:r>
-      <w:r>
-        <w:rPr>
-          <w:b/>
-        </w:rPr>
-        <w:t>/</w:t>
-      </w:r>
-      <w:proofErr w:type="spellStart"/>
-      <w:r>
-        <w:rPr>
-          <w:b/>
-        </w:rPr>
-        <w:t>var</w:t>
-      </w:r>
-      <w:proofErr w:type="spellEnd"/>
-      <w:r>
-        <w:rPr>
-          <w:b/>
-        </w:rPr>
-        <w:t>/named/</w:t>
-      </w:r>
-      <w:proofErr w:type="spellStart"/>
-      <w:r>
-        <w:rPr>
-          <w:b/>
-        </w:rPr>
-        <w:t>localdomain.zone</w:t>
-      </w:r>
-      <w:proofErr w:type="spellEnd"/>
-      <w:r>
-        <w:rPr>
-          <w:b/>
-        </w:rPr>
-        <w:t xml:space="preserve"> </w:t>
+        <w:t>both</w:t>
+      </w:r>
+      <w:r>
+        <w:rPr>
+          <w:b/>
+          <w:color w:val="FF0000"/>
+        </w:rPr>
+        <w:t xml:space="preserve"> the nodes</w:t>
+      </w:r>
+      <w:r>
+        <w:t>.</w:t>
       </w:r>
     </w:p>
     <w:p>
@@ -527,13 +621,31 @@
         </w:numPr>
       </w:pPr>
       <w:r>
-        <w:rPr>
-          <w:b/>
-        </w:rPr>
-        <w:t>yum install bind*</w:t>
-      </w:r>
-      <w:r>
-        <w:t xml:space="preserve"> (command to install bind packages)</w:t>
+        <w:t xml:space="preserve">nameserver </w:t>
+      </w:r>
+      <w:r>
+        <w:t>192.168.59.12</w:t>
+      </w:r>
+    </w:p>
+    <w:p>
+      <w:pPr>
+        <w:pStyle w:val="ListParagraph"/>
+        <w:ind w:left="644"/>
+      </w:pPr>
+      <w:r>
+        <w:t>search localdomain</w:t>
+      </w:r>
+    </w:p>
+    <w:p>
+      <w:pPr>
+        <w:pStyle w:val="ListParagraph"/>
+        <w:numPr>
+          <w:ilvl w:val="0"/>
+          <w:numId w:val="2"/>
+        </w:numPr>
+      </w:pPr>
+      <w:r>
+        <w:t>Check weather its working or not in both nodes.</w:t>
       </w:r>
     </w:p>
     <w:p>
@@ -543,17 +655,341 @@
           <w:ilvl w:val="1"/>
           <w:numId w:val="1"/>
         </w:numPr>
-      </w:pPr>
-      <w:proofErr w:type="spellStart"/>
-      <w:r>
-        <w:t>rac</w:t>
-      </w:r>
-      <w:proofErr w:type="spellEnd"/>
-      <w:r>
-        <w:t>-scan IN A 10.100.</w:t>
-      </w:r>
-      <w:r>
-        <w:t>1.21</w:t>
+        <w:rPr>
+          <w:b/>
+        </w:rPr>
+      </w:pPr>
+      <w:r>
+        <w:rPr>
+          <w:b/>
+        </w:rPr>
+        <w:t>nslookup rac-scan</w:t>
+      </w:r>
+    </w:p>
+    <w:p>
+      <w:pPr>
+        <w:pStyle w:val="ListParagraph"/>
+        <w:numPr>
+          <w:ilvl w:val="0"/>
+          <w:numId w:val="2"/>
+        </w:numPr>
+      </w:pPr>
+      <w:r>
+        <w:t>It should show all the scan ips.</w:t>
+      </w:r>
+    </w:p>
+    <w:p>
+      <w:r>
+        <w:rPr>
+          <w:b/>
+        </w:rPr>
+        <w:t>STEP 4</w:t>
+      </w:r>
+      <w:r>
+        <w:t xml:space="preserve">: Add DNS </w:t>
+      </w:r>
+      <w:r>
+        <w:t>server ip</w:t>
+      </w:r>
+      <w:r>
+        <w:t xml:space="preserve"> in </w:t>
+      </w:r>
+      <w:r>
+        <w:rPr>
+          <w:b/>
+        </w:rPr>
+        <w:t>/etc/ntp.conf</w:t>
+      </w:r>
+      <w:r>
+        <w:t xml:space="preserve"> file of </w:t>
+      </w:r>
+      <w:r>
+        <w:rPr>
+          <w:b/>
+          <w:color w:val="FF0000"/>
+        </w:rPr>
+        <w:t>both the nodes.</w:t>
+      </w:r>
+    </w:p>
+    <w:p>
+      <w:pPr>
+        <w:pStyle w:val="ListParagraph"/>
+        <w:numPr>
+          <w:ilvl w:val="0"/>
+          <w:numId w:val="2"/>
+        </w:numPr>
+      </w:pPr>
+      <w:r>
+        <w:t>The file may change from version to version</w:t>
+      </w:r>
+      <w:r>
+        <w:rPr>
+          <w:b/>
+          <w:bCs/>
+        </w:rPr>
+        <w:t>.</w:t>
+      </w:r>
+    </w:p>
+    <w:p>
+      <w:pPr>
+        <w:pStyle w:val="ListParagraph"/>
+        <w:numPr>
+          <w:ilvl w:val="0"/>
+          <w:numId w:val="2"/>
+        </w:numPr>
+      </w:pPr>
+      <w:r>
+        <w:t>If required install the package .(</w:t>
+      </w:r>
+      <w:r>
+        <w:rPr>
+          <w:b/>
+          <w:bCs/>
+        </w:rPr>
+        <w:t xml:space="preserve"> sudo yum install ntp)</w:t>
+      </w:r>
+    </w:p>
+    <w:p>
+      <w:pPr>
+        <w:pStyle w:val="ListParagraph"/>
+        <w:numPr>
+          <w:ilvl w:val="0"/>
+          <w:numId w:val="2"/>
+        </w:numPr>
+      </w:pPr>
+      <w:r>
+        <w:t>Change restrict 127.0.0.1 to  restrict 10.20.1.25</w:t>
+      </w:r>
+    </w:p>
+    <w:p>
+      <w:r>
+        <w:rPr>
+          <w:b/>
+        </w:rPr>
+        <w:t>STEP 5</w:t>
+      </w:r>
+      <w:r>
+        <w:t xml:space="preserve">: Add DNS server ip in </w:t>
+      </w:r>
+      <w:r>
+        <w:rPr>
+          <w:b/>
+        </w:rPr>
+        <w:t>/etc/ntp/</w:t>
+      </w:r>
+      <w:r>
+        <w:rPr>
+          <w:b/>
+        </w:rPr>
+        <w:t>step-tickers</w:t>
+      </w:r>
+      <w:r>
+        <w:t xml:space="preserve"> file of </w:t>
+      </w:r>
+      <w:r>
+        <w:rPr>
+          <w:b/>
+          <w:color w:val="FF0000"/>
+        </w:rPr>
+        <w:t>both</w:t>
+      </w:r>
+      <w:r>
+        <w:rPr>
+          <w:b/>
+          <w:color w:val="FF0000"/>
+        </w:rPr>
+        <w:t xml:space="preserve"> the nodes</w:t>
+      </w:r>
+      <w:r>
+        <w:t>.</w:t>
+      </w:r>
+    </w:p>
+    <w:p>
+      <w:pPr>
+        <w:pStyle w:val="ListParagraph"/>
+        <w:numPr>
+          <w:ilvl w:val="0"/>
+          <w:numId w:val="2"/>
+        </w:numPr>
+      </w:pPr>
+      <w:r>
+        <w:t>0.rhel.pool.ntp.org</w:t>
+      </w:r>
+    </w:p>
+    <w:p>
+      <w:pPr>
+        <w:pStyle w:val="ListParagraph"/>
+        <w:numPr>
+          <w:ilvl w:val="0"/>
+          <w:numId w:val="2"/>
+        </w:numPr>
+      </w:pPr>
+      <w:r>
+        <w:t>10.20.1.25</w:t>
+      </w:r>
+    </w:p>
+    <w:p>
+      <w:pPr>
+        <w:rPr>
+          <w:b/>
+        </w:rPr>
+      </w:pPr>
+      <w:r>
+        <w:rPr>
+          <w:b/>
+        </w:rPr>
+        <w:t>STEP 6</w:t>
+      </w:r>
+      <w:r>
+        <w:t xml:space="preserve">: Add </w:t>
+      </w:r>
+      <w:r>
+        <w:rPr>
+          <w:b/>
+        </w:rPr>
+        <w:t>–x</w:t>
+      </w:r>
+      <w:r>
+        <w:t xml:space="preserve"> in </w:t>
+      </w:r>
+      <w:r>
+        <w:rPr>
+          <w:b/>
+        </w:rPr>
+        <w:t>/etc/sysconfig/ntpd</w:t>
+      </w:r>
+      <w:r>
+        <w:rPr>
+          <w:b/>
+        </w:rPr>
+        <w:t xml:space="preserve"> </w:t>
+      </w:r>
+      <w:r>
+        <w:t xml:space="preserve">file of </w:t>
+      </w:r>
+      <w:r>
+        <w:rPr>
+          <w:b/>
+          <w:color w:val="FF0000"/>
+        </w:rPr>
+        <w:t>both</w:t>
+      </w:r>
+      <w:r>
+        <w:rPr>
+          <w:b/>
+          <w:color w:val="FF0000"/>
+        </w:rPr>
+        <w:t xml:space="preserve"> the nodes</w:t>
+      </w:r>
+      <w:r>
+        <w:t>.</w:t>
+      </w:r>
+    </w:p>
+    <w:p>
+      <w:pPr>
+        <w:pStyle w:val="ListParagraph"/>
+        <w:numPr>
+          <w:ilvl w:val="0"/>
+          <w:numId w:val="2"/>
+        </w:numPr>
+      </w:pPr>
+      <w:r>
+        <w:t>OPTIONS="</w:t>
+      </w:r>
+      <w:r>
+        <w:t xml:space="preserve"> </w:t>
+      </w:r>
+      <w:r>
+        <w:t xml:space="preserve">-x </w:t>
+      </w:r>
+      <w:r>
+        <w:t xml:space="preserve">-g" </w:t>
+      </w:r>
+    </w:p>
+    <w:p>
+      <w:pPr>
+        <w:pStyle w:val="ListParagraph"/>
+        <w:ind w:left="644"/>
+      </w:pPr>
+    </w:p>
+    <w:p>
+      <w:r>
+        <w:rPr>
+          <w:b/>
+        </w:rPr>
+        <w:lastRenderedPageBreak/>
+        <w:t>STEP 7</w:t>
+      </w:r>
+      <w:r>
+        <w:t>: check isc</w:t>
+      </w:r>
+      <w:r>
+        <w:t xml:space="preserve">si,named </w:t>
+      </w:r>
+      <w:r>
+        <w:t xml:space="preserve">services, if required enable in </w:t>
+      </w:r>
+      <w:r>
+        <w:rPr>
+          <w:b/>
+          <w:color w:val="FF0000"/>
+        </w:rPr>
+        <w:t>both</w:t>
+      </w:r>
+      <w:r>
+        <w:rPr>
+          <w:b/>
+          <w:color w:val="FF0000"/>
+        </w:rPr>
+        <w:t xml:space="preserve"> the nodes</w:t>
+      </w:r>
+      <w:r>
+        <w:t>.</w:t>
+      </w:r>
+    </w:p>
+    <w:p>
+      <w:pPr>
+        <w:pStyle w:val="ListParagraph"/>
+        <w:numPr>
+          <w:ilvl w:val="0"/>
+          <w:numId w:val="2"/>
+        </w:numPr>
+        <w:rPr>
+          <w:b/>
+        </w:rPr>
+      </w:pPr>
+      <w:r>
+        <w:rPr>
+          <w:b/>
+        </w:rPr>
+        <w:t>service iscsi status</w:t>
+      </w:r>
+    </w:p>
+    <w:p>
+      <w:pPr>
+        <w:pStyle w:val="ListParagraph"/>
+        <w:numPr>
+          <w:ilvl w:val="0"/>
+          <w:numId w:val="2"/>
+        </w:numPr>
+      </w:pPr>
+      <w:r>
+        <w:t>E</w:t>
+      </w:r>
+      <w:r>
+        <w:t>ntre setup</w:t>
+      </w:r>
+      <w:r>
+        <w:t xml:space="preserve"> in putty </w:t>
+      </w:r>
+      <w:r>
+        <w:t>&gt;</w:t>
+      </w:r>
+      <w:r>
+        <w:t>System services</w:t>
+      </w:r>
+      <w:r>
+        <w:t>&gt;press space on these services it will be enabled.</w:t>
       </w:r>
     </w:p>
     <w:p>
@@ -564,13 +1000,8 @@
           <w:numId w:val="1"/>
         </w:numPr>
       </w:pPr>
-      <w:proofErr w:type="spellStart"/>
-      <w:r>
-        <w:t>rac</w:t>
-      </w:r>
-      <w:proofErr w:type="spellEnd"/>
-      <w:r>
-        <w:t>-scan IN A 10.100.1.22</w:t>
+      <w:r>
+        <w:t>iscsid.service</w:t>
       </w:r>
     </w:p>
     <w:p>
@@ -581,181 +1012,8 @@
           <w:numId w:val="1"/>
         </w:numPr>
       </w:pPr>
-      <w:proofErr w:type="spellStart"/>
-      <w:r>
-        <w:t>rac</w:t>
-      </w:r>
-      <w:proofErr w:type="spellEnd"/>
-      <w:r>
-        <w:t>-scan IN A 10.100.1.23</w:t>
-      </w:r>
-    </w:p>
-    <w:p>
-      <w:pPr>
-        <w:pStyle w:val="ListParagraph"/>
-        <w:numPr>
-          <w:ilvl w:val="0"/>
-          <w:numId w:val="2"/>
-        </w:numPr>
-      </w:pPr>
-      <w:r>
-        <w:t>service named start</w:t>
-      </w:r>
-    </w:p>
-    <w:p>
-      <w:pPr>
-        <w:pStyle w:val="ListParagraph"/>
-        <w:numPr>
-          <w:ilvl w:val="0"/>
-          <w:numId w:val="2"/>
-        </w:numPr>
-      </w:pPr>
-      <w:r>
-        <w:t>service named status</w:t>
-      </w:r>
-    </w:p>
-    <w:p>
-      <w:r>
-        <w:rPr>
-          <w:b/>
-        </w:rPr>
-        <w:t>STEP 3</w:t>
-      </w:r>
-      <w:r>
-        <w:t xml:space="preserve">: Add DNS </w:t>
-      </w:r>
-      <w:r>
-        <w:t xml:space="preserve">server </w:t>
-      </w:r>
-      <w:proofErr w:type="spellStart"/>
-      <w:r>
-        <w:t>ip</w:t>
-      </w:r>
-      <w:proofErr w:type="spellEnd"/>
-      <w:r>
-        <w:t xml:space="preserve"> in </w:t>
-      </w:r>
-      <w:r>
-        <w:rPr>
-          <w:b/>
-        </w:rPr>
-        <w:t>/</w:t>
-      </w:r>
-      <w:proofErr w:type="spellStart"/>
-      <w:r>
-        <w:rPr>
-          <w:b/>
-        </w:rPr>
-        <w:t>etc</w:t>
-      </w:r>
-      <w:proofErr w:type="spellEnd"/>
-      <w:r>
-        <w:rPr>
-          <w:b/>
-        </w:rPr>
-        <w:t>/</w:t>
-      </w:r>
-      <w:proofErr w:type="spellStart"/>
-      <w:r>
-        <w:rPr>
-          <w:b/>
-        </w:rPr>
-        <w:t>resolv.conf</w:t>
-      </w:r>
-      <w:proofErr w:type="spellEnd"/>
-      <w:r>
-        <w:rPr>
-          <w:b/>
-        </w:rPr>
-        <w:t xml:space="preserve"> </w:t>
-      </w:r>
-      <w:r>
-        <w:t xml:space="preserve">file of </w:t>
-      </w:r>
-      <w:r>
-        <w:rPr>
-          <w:b/>
-          <w:color w:val="FF0000"/>
-        </w:rPr>
-        <w:t>both</w:t>
-      </w:r>
-      <w:r>
-        <w:rPr>
-          <w:b/>
-          <w:color w:val="FF0000"/>
-        </w:rPr>
-        <w:t xml:space="preserve"> the nodes</w:t>
-      </w:r>
-      <w:r>
-        <w:t>.</w:t>
-      </w:r>
-    </w:p>
-    <w:p>
-      <w:pPr>
-        <w:pStyle w:val="ListParagraph"/>
-        <w:numPr>
-          <w:ilvl w:val="0"/>
-          <w:numId w:val="2"/>
-        </w:numPr>
-      </w:pPr>
-      <w:proofErr w:type="spellStart"/>
-      <w:r>
-        <w:t>nameserver</w:t>
-      </w:r>
-      <w:proofErr w:type="spellEnd"/>
-      <w:r>
-        <w:t xml:space="preserve"> 10.20.1.25</w:t>
-      </w:r>
-      <w:r>
-        <w:t xml:space="preserve"> (</w:t>
-      </w:r>
-      <w:r>
-        <w:rPr>
-          <w:b/>
-        </w:rPr>
-        <w:t xml:space="preserve">DNS server </w:t>
-      </w:r>
-      <w:proofErr w:type="spellStart"/>
-      <w:r>
-        <w:rPr>
-          <w:b/>
-        </w:rPr>
-        <w:t>ip</w:t>
-      </w:r>
-      <w:proofErr w:type="spellEnd"/>
-      <w:r>
-        <w:t>)</w:t>
-      </w:r>
-    </w:p>
-    <w:p>
-      <w:pPr>
-        <w:pStyle w:val="ListParagraph"/>
-        <w:ind w:left="644"/>
-      </w:pPr>
-      <w:proofErr w:type="gramStart"/>
-      <w:r>
-        <w:t>search</w:t>
-      </w:r>
-      <w:proofErr w:type="gramEnd"/>
-      <w:r>
-        <w:t xml:space="preserve"> </w:t>
-      </w:r>
-      <w:proofErr w:type="spellStart"/>
-      <w:r>
-        <w:t>localdomain</w:t>
-      </w:r>
-      <w:proofErr w:type="spellEnd"/>
-    </w:p>
-    <w:p>
-      <w:pPr>
-        <w:pStyle w:val="ListParagraph"/>
-        <w:numPr>
-          <w:ilvl w:val="0"/>
-          <w:numId w:val="2"/>
-        </w:numPr>
-      </w:pPr>
-      <w:r>
-        <w:t>Check weather its working or not in both nodes.</w:t>
+      <w:r>
+        <w:t>named.service</w:t>
       </w:r>
     </w:p>
     <w:p>
@@ -765,37 +1023,158 @@
           <w:ilvl w:val="1"/>
           <w:numId w:val="1"/>
         </w:numPr>
-        <w:rPr>
-          <w:b/>
-        </w:rPr>
-      </w:pPr>
-      <w:proofErr w:type="spellStart"/>
-      <w:r>
-        <w:rPr>
-          <w:b/>
-        </w:rPr>
-        <w:t>nslookup</w:t>
-      </w:r>
-      <w:proofErr w:type="spellEnd"/>
-      <w:r>
-        <w:rPr>
-          <w:b/>
-        </w:rPr>
+      </w:pPr>
+      <w:r>
+        <w:t>ntpdate.service</w:t>
+      </w:r>
+      <w:r>
+        <w:t>,</w:t>
+      </w:r>
+      <w:r>
+        <w:t xml:space="preserve"> ntpd.service</w:t>
+      </w:r>
+    </w:p>
+    <w:p>
+      <w:pPr>
+        <w:pStyle w:val="ListParagraph"/>
+        <w:numPr>
+          <w:ilvl w:val="0"/>
+          <w:numId w:val="2"/>
+        </w:numPr>
+      </w:pPr>
+      <w:r>
+        <w:t>U</w:t>
+      </w:r>
+      <w:r>
+        <w:t>se TAB to quit.</w:t>
+      </w:r>
+    </w:p>
+    <w:p>
+      <w:pPr>
+        <w:pStyle w:val="ListParagraph"/>
+        <w:numPr>
+          <w:ilvl w:val="0"/>
+          <w:numId w:val="2"/>
+        </w:numPr>
+        <w:rPr>
+          <w:b/>
+        </w:rPr>
+      </w:pPr>
+      <w:r>
+        <w:rPr>
+          <w:b/>
+        </w:rPr>
+        <w:t>systemctl status named</w:t>
+      </w:r>
+    </w:p>
+    <w:p>
+      <w:pPr>
+        <w:pStyle w:val="ListParagraph"/>
+        <w:numPr>
+          <w:ilvl w:val="0"/>
+          <w:numId w:val="2"/>
+        </w:numPr>
+        <w:rPr>
+          <w:b/>
+        </w:rPr>
+      </w:pPr>
+      <w:r>
+        <w:rPr>
+          <w:b/>
+        </w:rPr>
+        <w:t>systemctl start named</w:t>
+      </w:r>
+    </w:p>
+    <w:p>
+      <w:pPr>
+        <w:pStyle w:val="ListParagraph"/>
+        <w:numPr>
+          <w:ilvl w:val="0"/>
+          <w:numId w:val="2"/>
+        </w:numPr>
+        <w:rPr>
+          <w:b/>
+        </w:rPr>
+      </w:pPr>
+      <w:r>
+        <w:rPr>
+          <w:bCs/>
+        </w:rPr>
+        <w:t>I</w:t>
+      </w:r>
+      <w:r>
+        <w:rPr>
+          <w:bCs/>
+        </w:rPr>
+        <w:t>f required install package</w:t>
+      </w:r>
+      <w:r>
+        <w:rPr>
+          <w:b/>
+        </w:rPr>
+        <w:t xml:space="preserve"> (</w:t>
+      </w:r>
+      <w:r>
+        <w:rPr>
+          <w:b/>
+        </w:rPr>
+        <w:t>sudo yum install bind bind-utils</w:t>
+      </w:r>
+      <w:r>
+        <w:rPr>
+          <w:b/>
+        </w:rPr>
+        <w:t>)</w:t>
+      </w:r>
+    </w:p>
+    <w:p>
+      <w:r>
+        <w:rPr>
+          <w:b/>
+        </w:rPr>
+        <w:t>SETP 8:</w:t>
+      </w:r>
+      <w:r>
+        <w:t xml:space="preserve"> Install </w:t>
+      </w:r>
+      <w:r>
+        <w:rPr>
+          <w:b/>
+        </w:rPr>
+        <w:t>ASM</w:t>
+      </w:r>
+      <w:r>
         <w:t xml:space="preserve"> </w:t>
       </w:r>
-      <w:proofErr w:type="spellStart"/>
-      <w:r>
-        <w:rPr>
-          <w:b/>
-        </w:rPr>
-        <w:t>rac</w:t>
-      </w:r>
-      <w:proofErr w:type="spellEnd"/>
-      <w:r>
-        <w:rPr>
-          <w:b/>
-        </w:rPr>
-        <w:t>-scan</w:t>
+      <w:r>
+        <w:t>packages</w:t>
+      </w:r>
+      <w:r>
+        <w:t xml:space="preserve"> on </w:t>
+      </w:r>
+      <w:r>
+        <w:rPr>
+          <w:b/>
+          <w:color w:val="FF0000"/>
+        </w:rPr>
+        <w:t xml:space="preserve">both </w:t>
+      </w:r>
+      <w:r>
+        <w:rPr>
+          <w:b/>
+          <w:color w:val="FF0000"/>
+        </w:rPr>
+        <w:t xml:space="preserve">the </w:t>
+      </w:r>
+      <w:r>
+        <w:rPr>
+          <w:b/>
+          <w:color w:val="FF0000"/>
+        </w:rPr>
+        <w:t>nodes</w:t>
+      </w:r>
+      <w:r>
+        <w:t>.</w:t>
       </w:r>
     </w:p>
     <w:p>
@@ -807,75 +1186,7 @@
         </w:numPr>
       </w:pPr>
       <w:r>
-        <w:t xml:space="preserve">It should show all the scan </w:t>
-      </w:r>
-      <w:proofErr w:type="spellStart"/>
-      <w:r>
-        <w:t>ips</w:t>
-      </w:r>
-      <w:proofErr w:type="spellEnd"/>
-      <w:r>
-        <w:t>.</w:t>
-      </w:r>
-    </w:p>
-    <w:p>
-      <w:r>
-        <w:rPr>
-          <w:b/>
-        </w:rPr>
-        <w:t>STEP 4</w:t>
-      </w:r>
-      <w:r>
-        <w:t xml:space="preserve">: Add DNS </w:t>
-      </w:r>
-      <w:r>
-        <w:t xml:space="preserve">server </w:t>
-      </w:r>
-      <w:proofErr w:type="spellStart"/>
-      <w:r>
-        <w:t>ip</w:t>
-      </w:r>
-      <w:proofErr w:type="spellEnd"/>
-      <w:r>
-        <w:t xml:space="preserve"> in </w:t>
-      </w:r>
-      <w:r>
-        <w:rPr>
-          <w:b/>
-        </w:rPr>
-        <w:t>/</w:t>
-      </w:r>
-      <w:proofErr w:type="spellStart"/>
-      <w:r>
-        <w:rPr>
-          <w:b/>
-        </w:rPr>
-        <w:t>etc</w:t>
-      </w:r>
-      <w:proofErr w:type="spellEnd"/>
-      <w:r>
-        <w:rPr>
-          <w:b/>
-        </w:rPr>
-        <w:t>/</w:t>
-      </w:r>
-      <w:proofErr w:type="spellStart"/>
-      <w:r>
-        <w:rPr>
-          <w:b/>
-        </w:rPr>
-        <w:t>ntp.conf</w:t>
-      </w:r>
-      <w:proofErr w:type="spellEnd"/>
-      <w:r>
-        <w:t xml:space="preserve"> file of </w:t>
-      </w:r>
-      <w:r>
-        <w:rPr>
-          <w:b/>
-          <w:color w:val="FF0000"/>
-        </w:rPr>
-        <w:t>both the nodes.</w:t>
+        <w:t>yum -y install oracleasm*</w:t>
       </w:r>
     </w:p>
     <w:p>
@@ -887,550 +1198,7 @@
         </w:numPr>
       </w:pPr>
       <w:r>
-        <w:t>The file may change from version to version.</w:t>
-      </w:r>
-    </w:p>
-    <w:p>
-      <w:pPr>
-        <w:pStyle w:val="ListParagraph"/>
-        <w:numPr>
-          <w:ilvl w:val="0"/>
-          <w:numId w:val="2"/>
-        </w:numPr>
-      </w:pPr>
-      <w:r>
-        <w:t>Change restrict 127.0.0.1 to  restrict 10.20.1.25</w:t>
-      </w:r>
-    </w:p>
-    <w:p>
-      <w:r>
-        <w:rPr>
-          <w:b/>
-        </w:rPr>
-        <w:t>STEP 5</w:t>
-      </w:r>
-      <w:r>
-        <w:t xml:space="preserve">: Add DNS server </w:t>
-      </w:r>
-      <w:proofErr w:type="spellStart"/>
-      <w:r>
-        <w:t>ip</w:t>
-      </w:r>
-      <w:proofErr w:type="spellEnd"/>
-      <w:r>
-        <w:t xml:space="preserve"> in </w:t>
-      </w:r>
-      <w:r>
-        <w:rPr>
-          <w:b/>
-        </w:rPr>
-        <w:t>/</w:t>
-      </w:r>
-      <w:proofErr w:type="spellStart"/>
-      <w:r>
-        <w:rPr>
-          <w:b/>
-        </w:rPr>
-        <w:t>etc</w:t>
-      </w:r>
-      <w:proofErr w:type="spellEnd"/>
-      <w:r>
-        <w:rPr>
-          <w:b/>
-        </w:rPr>
-        <w:t>/</w:t>
-      </w:r>
-      <w:proofErr w:type="spellStart"/>
-      <w:r>
-        <w:rPr>
-          <w:b/>
-        </w:rPr>
-        <w:t>ntp</w:t>
-      </w:r>
-      <w:proofErr w:type="spellEnd"/>
-      <w:r>
-        <w:rPr>
-          <w:b/>
-        </w:rPr>
-        <w:t>/</w:t>
-      </w:r>
-      <w:r>
-        <w:rPr>
-          <w:b/>
-        </w:rPr>
-        <w:t>step-tickers</w:t>
-      </w:r>
-      <w:r>
-        <w:t xml:space="preserve"> file of </w:t>
-      </w:r>
-      <w:r>
-        <w:rPr>
-          <w:b/>
-          <w:color w:val="FF0000"/>
-        </w:rPr>
-        <w:t>both</w:t>
-      </w:r>
-      <w:r>
-        <w:rPr>
-          <w:b/>
-          <w:color w:val="FF0000"/>
-        </w:rPr>
-        <w:t xml:space="preserve"> the nodes</w:t>
-      </w:r>
-      <w:r>
-        <w:t>.</w:t>
-      </w:r>
-    </w:p>
-    <w:p>
-      <w:pPr>
-        <w:pStyle w:val="ListParagraph"/>
-        <w:numPr>
-          <w:ilvl w:val="0"/>
-          <w:numId w:val="2"/>
-        </w:numPr>
-      </w:pPr>
-      <w:r>
-        <w:t>0.rhel.pool.ntp.org</w:t>
-      </w:r>
-    </w:p>
-    <w:p>
-      <w:pPr>
-        <w:pStyle w:val="ListParagraph"/>
-        <w:numPr>
-          <w:ilvl w:val="0"/>
-          <w:numId w:val="2"/>
-        </w:numPr>
-      </w:pPr>
-      <w:r>
-        <w:t>10.20.1.25</w:t>
-      </w:r>
-    </w:p>
-    <w:p>
-      <w:pPr>
-        <w:rPr>
-          <w:b/>
-        </w:rPr>
-      </w:pPr>
-      <w:r>
-        <w:rPr>
-          <w:b/>
-        </w:rPr>
-        <w:t>STEP 6</w:t>
-      </w:r>
-      <w:r>
-        <w:t xml:space="preserve">: Add </w:t>
-      </w:r>
-      <w:r>
-        <w:rPr>
-          <w:b/>
-        </w:rPr>
-        <w:t>–x</w:t>
-      </w:r>
-      <w:r>
-        <w:t xml:space="preserve"> in </w:t>
-      </w:r>
-      <w:r>
-        <w:rPr>
-          <w:b/>
-        </w:rPr>
-        <w:t>/</w:t>
-      </w:r>
-      <w:proofErr w:type="spellStart"/>
-      <w:r>
-        <w:rPr>
-          <w:b/>
-        </w:rPr>
-        <w:t>etc</w:t>
-      </w:r>
-      <w:proofErr w:type="spellEnd"/>
-      <w:r>
-        <w:rPr>
-          <w:b/>
-        </w:rPr>
-        <w:t>/</w:t>
-      </w:r>
-      <w:proofErr w:type="spellStart"/>
-      <w:r>
-        <w:rPr>
-          <w:b/>
-        </w:rPr>
-        <w:t>sysconfig</w:t>
-      </w:r>
-      <w:proofErr w:type="spellEnd"/>
-      <w:r>
-        <w:rPr>
-          <w:b/>
-        </w:rPr>
-        <w:t>/</w:t>
-      </w:r>
-      <w:proofErr w:type="spellStart"/>
-      <w:r>
-        <w:rPr>
-          <w:b/>
-        </w:rPr>
-        <w:t>ntpdate</w:t>
-      </w:r>
-      <w:proofErr w:type="spellEnd"/>
-      <w:r>
-        <w:t xml:space="preserve"> or </w:t>
-      </w:r>
-      <w:proofErr w:type="spellStart"/>
-      <w:r>
-        <w:rPr>
-          <w:b/>
-        </w:rPr>
-        <w:t>ntpd</w:t>
-      </w:r>
-      <w:proofErr w:type="spellEnd"/>
-      <w:r>
-        <w:rPr>
-          <w:b/>
-        </w:rPr>
-        <w:t xml:space="preserve"> </w:t>
-      </w:r>
-      <w:r>
-        <w:t xml:space="preserve">file of </w:t>
-      </w:r>
-      <w:r>
-        <w:rPr>
-          <w:b/>
-          <w:color w:val="FF0000"/>
-        </w:rPr>
-        <w:t>both</w:t>
-      </w:r>
-      <w:r>
-        <w:rPr>
-          <w:b/>
-          <w:color w:val="FF0000"/>
-        </w:rPr>
-        <w:t xml:space="preserve"> the nodes</w:t>
-      </w:r>
-      <w:r>
-        <w:t>.</w:t>
-      </w:r>
-    </w:p>
-    <w:p>
-      <w:pPr>
-        <w:pStyle w:val="ListParagraph"/>
-        <w:numPr>
-          <w:ilvl w:val="0"/>
-          <w:numId w:val="2"/>
-        </w:numPr>
-      </w:pPr>
-      <w:r>
-        <w:t>OPTIONS="</w:t>
-      </w:r>
-      <w:r>
-        <w:t xml:space="preserve">-x </w:t>
-      </w:r>
-      <w:r>
-        <w:t>-p 2"</w:t>
-      </w:r>
-    </w:p>
-    <w:p>
-      <w:pPr>
-        <w:pStyle w:val="ListParagraph"/>
-        <w:ind w:left="644"/>
-      </w:pPr>
-    </w:p>
-    <w:p>
-      <w:r>
-        <w:rPr>
-          <w:b/>
-        </w:rPr>
-        <w:lastRenderedPageBreak/>
-        <w:t>STEP 7</w:t>
-      </w:r>
-      <w:r>
-        <w:t xml:space="preserve">: check </w:t>
-      </w:r>
-      <w:proofErr w:type="spellStart"/>
-      <w:r>
-        <w:t>isc</w:t>
-      </w:r>
-      <w:r>
-        <w:t>si</w:t>
-      </w:r>
-      <w:proofErr w:type="gramStart"/>
-      <w:r>
-        <w:t>,named</w:t>
-      </w:r>
-      <w:proofErr w:type="spellEnd"/>
-      <w:proofErr w:type="gramEnd"/>
-      <w:r>
-        <w:t xml:space="preserve"> </w:t>
-      </w:r>
-      <w:r>
-        <w:t xml:space="preserve">services, if required enable in </w:t>
-      </w:r>
-      <w:r>
-        <w:rPr>
-          <w:b/>
-          <w:color w:val="FF0000"/>
-        </w:rPr>
-        <w:t>both</w:t>
-      </w:r>
-      <w:r>
-        <w:rPr>
-          <w:b/>
-          <w:color w:val="FF0000"/>
-        </w:rPr>
-        <w:t xml:space="preserve"> the nodes</w:t>
-      </w:r>
-      <w:r>
-        <w:t>.</w:t>
-      </w:r>
-    </w:p>
-    <w:p>
-      <w:pPr>
-        <w:pStyle w:val="ListParagraph"/>
-        <w:numPr>
-          <w:ilvl w:val="0"/>
-          <w:numId w:val="2"/>
-        </w:numPr>
-        <w:rPr>
-          <w:b/>
-        </w:rPr>
-      </w:pPr>
-      <w:r>
-        <w:rPr>
-          <w:b/>
-        </w:rPr>
-        <w:t xml:space="preserve">service </w:t>
-      </w:r>
-      <w:proofErr w:type="spellStart"/>
-      <w:r>
-        <w:rPr>
-          <w:b/>
-        </w:rPr>
-        <w:t>iscsi</w:t>
-      </w:r>
-      <w:proofErr w:type="spellEnd"/>
-      <w:r>
-        <w:rPr>
-          <w:b/>
-        </w:rPr>
-        <w:t xml:space="preserve"> status</w:t>
-      </w:r>
-    </w:p>
-    <w:p>
-      <w:pPr>
-        <w:pStyle w:val="ListParagraph"/>
-        <w:numPr>
-          <w:ilvl w:val="0"/>
-          <w:numId w:val="2"/>
-        </w:numPr>
-      </w:pPr>
-      <w:r>
-        <w:t>E</w:t>
-      </w:r>
-      <w:r>
-        <w:t>ntre setup&gt;</w:t>
-      </w:r>
-      <w:r>
-        <w:t>System services</w:t>
-      </w:r>
-      <w:r>
-        <w:t>&gt;press space on these services it will be enabled.</w:t>
-      </w:r>
-    </w:p>
-    <w:p>
-      <w:pPr>
-        <w:pStyle w:val="ListParagraph"/>
-        <w:numPr>
-          <w:ilvl w:val="1"/>
-          <w:numId w:val="1"/>
-        </w:numPr>
-      </w:pPr>
-      <w:proofErr w:type="spellStart"/>
-      <w:r>
-        <w:t>iscsid.service</w:t>
-      </w:r>
-      <w:proofErr w:type="spellEnd"/>
-    </w:p>
-    <w:p>
-      <w:pPr>
-        <w:pStyle w:val="ListParagraph"/>
-        <w:numPr>
-          <w:ilvl w:val="1"/>
-          <w:numId w:val="1"/>
-        </w:numPr>
-      </w:pPr>
-      <w:proofErr w:type="spellStart"/>
-      <w:r>
-        <w:t>named.service</w:t>
-      </w:r>
-      <w:proofErr w:type="spellEnd"/>
-    </w:p>
-    <w:p>
-      <w:pPr>
-        <w:pStyle w:val="ListParagraph"/>
-        <w:numPr>
-          <w:ilvl w:val="1"/>
-          <w:numId w:val="1"/>
-        </w:numPr>
-      </w:pPr>
-      <w:proofErr w:type="spellStart"/>
-      <w:r>
-        <w:t>ntpdate.service</w:t>
-      </w:r>
-      <w:proofErr w:type="spellEnd"/>
-    </w:p>
-    <w:p>
-      <w:pPr>
-        <w:pStyle w:val="ListParagraph"/>
-        <w:numPr>
-          <w:ilvl w:val="0"/>
-          <w:numId w:val="2"/>
-        </w:numPr>
-      </w:pPr>
-      <w:r>
-        <w:t>U</w:t>
-      </w:r>
-      <w:r>
-        <w:t>se TAB to quit.</w:t>
-      </w:r>
-    </w:p>
-    <w:p>
-      <w:pPr>
-        <w:pStyle w:val="ListParagraph"/>
-        <w:numPr>
-          <w:ilvl w:val="0"/>
-          <w:numId w:val="2"/>
-        </w:numPr>
-        <w:rPr>
-          <w:b/>
-        </w:rPr>
-      </w:pPr>
-      <w:proofErr w:type="spellStart"/>
-      <w:r>
-        <w:rPr>
-          <w:b/>
-        </w:rPr>
-        <w:t>systemctl</w:t>
-      </w:r>
-      <w:proofErr w:type="spellEnd"/>
-      <w:r>
-        <w:rPr>
-          <w:b/>
-        </w:rPr>
-        <w:t xml:space="preserve"> status named</w:t>
-      </w:r>
-    </w:p>
-    <w:p>
-      <w:pPr>
-        <w:pStyle w:val="ListParagraph"/>
-        <w:numPr>
-          <w:ilvl w:val="0"/>
-          <w:numId w:val="2"/>
-        </w:numPr>
-        <w:rPr>
-          <w:b/>
-        </w:rPr>
-      </w:pPr>
-      <w:proofErr w:type="spellStart"/>
-      <w:r>
-        <w:rPr>
-          <w:b/>
-        </w:rPr>
-        <w:t>systemctl</w:t>
-      </w:r>
-      <w:proofErr w:type="spellEnd"/>
-      <w:r>
-        <w:rPr>
-          <w:b/>
-        </w:rPr>
-        <w:t xml:space="preserve"> start named</w:t>
-      </w:r>
-    </w:p>
-    <w:p>
-      <w:r>
-        <w:rPr>
-          <w:b/>
-        </w:rPr>
-        <w:t>SETP 8:</w:t>
-      </w:r>
-      <w:r>
-        <w:t xml:space="preserve"> Install </w:t>
-      </w:r>
-      <w:r>
-        <w:rPr>
-          <w:b/>
-        </w:rPr>
-        <w:t>ASM</w:t>
-      </w:r>
-      <w:r>
-        <w:t xml:space="preserve"> </w:t>
-      </w:r>
-      <w:r>
-        <w:t>packages</w:t>
-      </w:r>
-      <w:r>
-        <w:t xml:space="preserve"> on </w:t>
-      </w:r>
-      <w:r>
-        <w:rPr>
-          <w:b/>
-          <w:color w:val="FF0000"/>
-        </w:rPr>
-        <w:t xml:space="preserve">both </w:t>
-      </w:r>
-      <w:r>
-        <w:rPr>
-          <w:b/>
-          <w:color w:val="FF0000"/>
-        </w:rPr>
-        <w:t xml:space="preserve">the </w:t>
-      </w:r>
-      <w:r>
-        <w:rPr>
-          <w:b/>
-          <w:color w:val="FF0000"/>
-        </w:rPr>
-        <w:t>nodes</w:t>
-      </w:r>
-      <w:r>
-        <w:t>.</w:t>
-      </w:r>
-    </w:p>
-    <w:p>
-      <w:pPr>
-        <w:pStyle w:val="ListParagraph"/>
-        <w:numPr>
-          <w:ilvl w:val="0"/>
-          <w:numId w:val="2"/>
-        </w:numPr>
-      </w:pPr>
-      <w:r>
-        <w:t xml:space="preserve">yum -y install </w:t>
-      </w:r>
-      <w:proofErr w:type="spellStart"/>
-      <w:r>
-        <w:t>oracleasm</w:t>
-      </w:r>
-      <w:proofErr w:type="spellEnd"/>
-      <w:r>
-        <w:t>*</w:t>
-      </w:r>
-    </w:p>
-    <w:p>
-      <w:pPr>
-        <w:pStyle w:val="ListParagraph"/>
-        <w:numPr>
-          <w:ilvl w:val="0"/>
-          <w:numId w:val="2"/>
-        </w:numPr>
-      </w:pPr>
-      <w:r>
-        <w:t xml:space="preserve">yum -y install </w:t>
-      </w:r>
-      <w:proofErr w:type="spellStart"/>
-      <w:r>
-        <w:t>kmod-oracleasm</w:t>
-      </w:r>
-      <w:proofErr w:type="spellEnd"/>
-      <w:r>
-        <w:t>*</w:t>
+        <w:t>yum -y install kmod-oracleasm*</w:t>
       </w:r>
     </w:p>
     <w:p>
@@ -1476,31 +1244,34 @@
           <w:lang w:eastAsia="en-IN"/>
         </w:rPr>
       </w:pPr>
-      <w:proofErr w:type="spellStart"/>
       <w:r>
         <w:rPr>
           <w:rFonts w:eastAsia="Times New Roman" w:cstheme="minorHAnsi"/>
           <w:lang w:eastAsia="en-IN"/>
         </w:rPr>
-        <w:t>groupadd</w:t>
-      </w:r>
-      <w:proofErr w:type="spellEnd"/>
-      <w:r>
+        <w:t>groupadd -g 54327 asmdba</w:t>
+      </w:r>
+    </w:p>
+    <w:p>
+      <w:pPr>
+        <w:pStyle w:val="ListParagraph"/>
+        <w:numPr>
+          <w:ilvl w:val="0"/>
+          <w:numId w:val="4"/>
+        </w:numPr>
+        <w:spacing w:after="0" w:line="240" w:lineRule="auto"/>
         <w:rPr>
           <w:rFonts w:eastAsia="Times New Roman" w:cstheme="minorHAnsi"/>
           <w:lang w:eastAsia="en-IN"/>
         </w:rPr>
-        <w:t xml:space="preserve"> -g 54327 </w:t>
-      </w:r>
-      <w:proofErr w:type="spellStart"/>
+      </w:pPr>
       <w:r>
         <w:rPr>
           <w:rFonts w:eastAsia="Times New Roman" w:cstheme="minorHAnsi"/>
           <w:lang w:eastAsia="en-IN"/>
         </w:rPr>
-        <w:t>asmdba</w:t>
-      </w:r>
-      <w:proofErr w:type="spellEnd"/>
+        <w:t>groupadd -g 54328 asmoper</w:t>
+      </w:r>
     </w:p>
     <w:p>
       <w:pPr>
@@ -1515,236 +1286,211 @@
           <w:lang w:eastAsia="en-IN"/>
         </w:rPr>
       </w:pPr>
-      <w:proofErr w:type="spellStart"/>
       <w:r>
         <w:rPr>
           <w:rFonts w:eastAsia="Times New Roman" w:cstheme="minorHAnsi"/>
           <w:lang w:eastAsia="en-IN"/>
         </w:rPr>
-        <w:t>groupadd</w:t>
-      </w:r>
-      <w:proofErr w:type="spellEnd"/>
-      <w:r>
+        <w:t>groupadd -g 54329 asmadmin</w:t>
+      </w:r>
+    </w:p>
+    <w:p>
+      <w:pPr>
+        <w:pStyle w:val="ListParagraph"/>
+        <w:spacing w:after="0" w:line="240" w:lineRule="auto"/>
+        <w:ind w:left="0"/>
+        <w:rPr>
+          <w:rFonts w:eastAsia="Times New Roman" w:cstheme="minorHAnsi"/>
+          <w:bCs/>
+          <w:szCs w:val="24"/>
+          <w:lang w:eastAsia="en-IN"/>
+        </w:rPr>
+      </w:pPr>
+      <w:r>
+        <w:rPr>
+          <w:rFonts w:eastAsia="Times New Roman" w:cstheme="minorHAnsi"/>
+          <w:bCs/>
+          <w:szCs w:val="24"/>
+          <w:lang w:eastAsia="en-IN"/>
+        </w:rPr>
+        <w:t xml:space="preserve">      </w:t>
+      </w:r>
+      <w:r>
+        <w:rPr>
+          <w:rFonts w:eastAsia="Times New Roman" w:cstheme="minorHAnsi"/>
+          <w:bCs/>
+          <w:szCs w:val="24"/>
+          <w:lang w:eastAsia="en-IN"/>
+        </w:rPr>
+        <w:t>Add asmdba as secondary group to Oracle user</w:t>
+      </w:r>
+    </w:p>
+    <w:p>
+      <w:pPr>
+        <w:pStyle w:val="ListParagraph"/>
+        <w:numPr>
+          <w:ilvl w:val="0"/>
+          <w:numId w:val="4"/>
+        </w:numPr>
+        <w:spacing w:after="0" w:line="240" w:lineRule="auto"/>
         <w:rPr>
           <w:rFonts w:eastAsia="Times New Roman" w:cstheme="minorHAnsi"/>
           <w:lang w:eastAsia="en-IN"/>
         </w:rPr>
-        <w:t xml:space="preserve"> -g 54328 </w:t>
-      </w:r>
-      <w:proofErr w:type="spellStart"/>
+      </w:pPr>
       <w:r>
         <w:rPr>
           <w:rFonts w:eastAsia="Times New Roman" w:cstheme="minorHAnsi"/>
           <w:lang w:eastAsia="en-IN"/>
         </w:rPr>
-        <w:t>asmoper</w:t>
-      </w:r>
-      <w:proofErr w:type="spellEnd"/>
-    </w:p>
-    <w:p>
-      <w:pPr>
-        <w:pStyle w:val="ListParagraph"/>
-        <w:numPr>
-          <w:ilvl w:val="0"/>
-          <w:numId w:val="4"/>
-        </w:numPr>
-        <w:spacing w:after="0" w:line="240" w:lineRule="auto"/>
+        <w:t>usermod -a -G asmdba oracle</w:t>
+      </w:r>
+    </w:p>
+    <w:p>
+      <w:pPr>
+        <w:pStyle w:val="ListParagraph"/>
+        <w:spacing w:after="0" w:line="240" w:lineRule="auto"/>
+        <w:ind w:left="1211"/>
         <w:rPr>
           <w:rFonts w:eastAsia="Times New Roman" w:cstheme="minorHAnsi"/>
           <w:lang w:eastAsia="en-IN"/>
         </w:rPr>
       </w:pPr>
-      <w:proofErr w:type="spellStart"/>
-      <w:r>
+    </w:p>
+    <w:p>
+      <w:pPr>
+        <w:spacing w:after="0" w:line="240" w:lineRule="auto"/>
+        <w:rPr>
+          <w:rFonts w:eastAsia="Times New Roman" w:cstheme="minorHAnsi"/>
+          <w:b/>
+          <w:bCs/>
+          <w:lang w:eastAsia="en-IN"/>
+        </w:rPr>
+      </w:pPr>
+      <w:r>
+        <w:rPr>
+          <w:b/>
+        </w:rPr>
+        <w:t>STEP 9</w:t>
+      </w:r>
+      <w:r>
+        <w:t xml:space="preserve">: </w:t>
+      </w:r>
+      <w:r>
+        <w:rPr>
+          <w:rFonts w:eastAsia="Times New Roman" w:cstheme="minorHAnsi"/>
+          <w:b/>
+          <w:bCs/>
+          <w:lang w:eastAsia="en-IN"/>
+        </w:rPr>
+        <w:t>Create the Directories for ASM</w:t>
+      </w:r>
+      <w:r>
+        <w:rPr>
+          <w:rFonts w:eastAsia="Times New Roman" w:cstheme="minorHAnsi"/>
+          <w:bCs/>
+          <w:lang w:eastAsia="en-IN"/>
+        </w:rPr>
+        <w:t xml:space="preserve"> software installation</w:t>
+      </w:r>
+      <w:r>
+        <w:rPr>
+          <w:rFonts w:eastAsia="Times New Roman" w:cstheme="minorHAnsi"/>
+          <w:b/>
+          <w:bCs/>
+          <w:lang w:eastAsia="en-IN"/>
+        </w:rPr>
+        <w:t xml:space="preserve"> </w:t>
+      </w:r>
+      <w:r>
+        <w:t xml:space="preserve">on </w:t>
+      </w:r>
+      <w:r>
+        <w:rPr>
+          <w:b/>
+          <w:color w:val="FF0000"/>
+        </w:rPr>
+        <w:t>both the nodes</w:t>
+      </w:r>
+      <w:r>
+        <w:t>.</w:t>
+      </w:r>
+    </w:p>
+    <w:p>
+      <w:pPr>
+        <w:pStyle w:val="ListParagraph"/>
+        <w:numPr>
+          <w:ilvl w:val="0"/>
+          <w:numId w:val="4"/>
+        </w:numPr>
+        <w:spacing w:after="0" w:line="240" w:lineRule="auto"/>
         <w:rPr>
           <w:rFonts w:eastAsia="Times New Roman" w:cstheme="minorHAnsi"/>
           <w:lang w:eastAsia="en-IN"/>
         </w:rPr>
-        <w:t>groupadd</w:t>
-      </w:r>
-      <w:proofErr w:type="spellEnd"/>
+      </w:pPr>
       <w:r>
         <w:rPr>
           <w:rFonts w:eastAsia="Times New Roman" w:cstheme="minorHAnsi"/>
           <w:lang w:eastAsia="en-IN"/>
         </w:rPr>
-        <w:t xml:space="preserve"> -g 54329 </w:t>
-      </w:r>
-      <w:proofErr w:type="spellStart"/>
+        <w:t>mkdir -p /</w:t>
+      </w:r>
       <w:r>
         <w:rPr>
           <w:rFonts w:eastAsia="Times New Roman" w:cstheme="minorHAnsi"/>
           <w:lang w:eastAsia="en-IN"/>
         </w:rPr>
-        <w:t>asmadmin</w:t>
-      </w:r>
-      <w:proofErr w:type="spellEnd"/>
-    </w:p>
-    <w:p>
-      <w:pPr>
-        <w:pStyle w:val="ListParagraph"/>
-        <w:spacing w:after="0" w:line="240" w:lineRule="auto"/>
-        <w:ind w:left="0"/>
-        <w:rPr>
-          <w:rFonts w:eastAsia="Times New Roman" w:cstheme="minorHAnsi"/>
-          <w:bCs/>
-          <w:szCs w:val="24"/>
-          <w:lang w:eastAsia="en-IN"/>
-        </w:rPr>
-      </w:pPr>
-      <w:r>
-        <w:rPr>
-          <w:rFonts w:eastAsia="Times New Roman" w:cstheme="minorHAnsi"/>
-          <w:bCs/>
-          <w:szCs w:val="24"/>
-          <w:lang w:eastAsia="en-IN"/>
-        </w:rPr>
-        <w:t xml:space="preserve">      </w:t>
-      </w:r>
-      <w:r>
-        <w:rPr>
-          <w:rFonts w:eastAsia="Times New Roman" w:cstheme="minorHAnsi"/>
-          <w:bCs/>
-          <w:szCs w:val="24"/>
-          <w:lang w:eastAsia="en-IN"/>
-        </w:rPr>
-        <w:t xml:space="preserve">Add </w:t>
-      </w:r>
-      <w:proofErr w:type="spellStart"/>
-      <w:r>
-        <w:rPr>
-          <w:rFonts w:eastAsia="Times New Roman" w:cstheme="minorHAnsi"/>
-          <w:bCs/>
-          <w:szCs w:val="24"/>
-          <w:lang w:eastAsia="en-IN"/>
-        </w:rPr>
-        <w:t>asmdba</w:t>
-      </w:r>
-      <w:proofErr w:type="spellEnd"/>
-      <w:r>
-        <w:rPr>
-          <w:rFonts w:eastAsia="Times New Roman" w:cstheme="minorHAnsi"/>
-          <w:bCs/>
-          <w:szCs w:val="24"/>
-          <w:lang w:eastAsia="en-IN"/>
-        </w:rPr>
-        <w:t xml:space="preserve"> as secondary group to Oracle user</w:t>
-      </w:r>
-    </w:p>
-    <w:p>
-      <w:pPr>
-        <w:pStyle w:val="ListParagraph"/>
-        <w:numPr>
-          <w:ilvl w:val="0"/>
-          <w:numId w:val="4"/>
-        </w:numPr>
-        <w:spacing w:after="0" w:line="240" w:lineRule="auto"/>
+        <w:t>CRS</w:t>
+      </w:r>
+      <w:r>
         <w:rPr>
           <w:rFonts w:eastAsia="Times New Roman" w:cstheme="minorHAnsi"/>
           <w:lang w:eastAsia="en-IN"/>
         </w:rPr>
-      </w:pPr>
-      <w:proofErr w:type="spellStart"/>
-      <w:r>
+        <w:t>/grid/product/19.3.0/grid_home</w:t>
+      </w:r>
+    </w:p>
+    <w:p>
+      <w:pPr>
+        <w:pStyle w:val="ListParagraph"/>
+        <w:numPr>
+          <w:ilvl w:val="0"/>
+          <w:numId w:val="4"/>
+        </w:numPr>
+        <w:spacing w:after="0" w:line="240" w:lineRule="auto"/>
         <w:rPr>
           <w:rFonts w:eastAsia="Times New Roman" w:cstheme="minorHAnsi"/>
           <w:lang w:eastAsia="en-IN"/>
         </w:rPr>
-        <w:t>usermod</w:t>
-      </w:r>
-      <w:proofErr w:type="spellEnd"/>
+      </w:pPr>
       <w:r>
         <w:rPr>
           <w:rFonts w:eastAsia="Times New Roman" w:cstheme="minorHAnsi"/>
           <w:lang w:eastAsia="en-IN"/>
         </w:rPr>
-        <w:t xml:space="preserve"> -a -G </w:t>
-      </w:r>
-      <w:proofErr w:type="spellStart"/>
+        <w:t>chown -R grid:oinstall /</w:t>
+      </w:r>
       <w:r>
         <w:rPr>
           <w:rFonts w:eastAsia="Times New Roman" w:cstheme="minorHAnsi"/>
           <w:lang w:eastAsia="en-IN"/>
         </w:rPr>
-        <w:t>asmdba</w:t>
-      </w:r>
-      <w:proofErr w:type="spellEnd"/>
+        <w:t>CRS</w:t>
+      </w:r>
       <w:r>
         <w:rPr>
           <w:rFonts w:eastAsia="Times New Roman" w:cstheme="minorHAnsi"/>
           <w:lang w:eastAsia="en-IN"/>
         </w:rPr>
-        <w:t xml:space="preserve"> oracle</w:t>
-      </w:r>
-    </w:p>
-    <w:p>
-      <w:pPr>
-        <w:pStyle w:val="ListParagraph"/>
-        <w:spacing w:after="0" w:line="240" w:lineRule="auto"/>
-        <w:ind w:left="1211"/>
+        <w:t xml:space="preserve"> or chown -R root</w:t>
+      </w:r>
+      <w:r>
         <w:rPr>
           <w:rFonts w:eastAsia="Times New Roman" w:cstheme="minorHAnsi"/>
           <w:lang w:eastAsia="en-IN"/>
         </w:rPr>
-      </w:pPr>
-    </w:p>
-    <w:p>
-      <w:pPr>
-        <w:spacing w:after="0" w:line="240" w:lineRule="auto"/>
-        <w:rPr>
-          <w:rFonts w:eastAsia="Times New Roman" w:cstheme="minorHAnsi"/>
-          <w:b/>
-          <w:bCs/>
-          <w:lang w:eastAsia="en-IN"/>
-        </w:rPr>
-      </w:pPr>
-      <w:r>
-        <w:rPr>
-          <w:b/>
-        </w:rPr>
-        <w:t>STEP 9</w:t>
-      </w:r>
-      <w:r>
-        <w:t xml:space="preserve">: </w:t>
-      </w:r>
-      <w:r>
-        <w:rPr>
-          <w:rFonts w:eastAsia="Times New Roman" w:cstheme="minorHAnsi"/>
-          <w:b/>
-          <w:bCs/>
-          <w:lang w:eastAsia="en-IN"/>
-        </w:rPr>
-        <w:t>Create the Directories for ASM</w:t>
-      </w:r>
-      <w:r>
-        <w:rPr>
-          <w:rFonts w:eastAsia="Times New Roman" w:cstheme="minorHAnsi"/>
-          <w:bCs/>
-          <w:lang w:eastAsia="en-IN"/>
-        </w:rPr>
-        <w:t xml:space="preserve"> software installation</w:t>
-      </w:r>
-      <w:r>
-        <w:rPr>
-          <w:rFonts w:eastAsia="Times New Roman" w:cstheme="minorHAnsi"/>
-          <w:b/>
-          <w:bCs/>
-          <w:lang w:eastAsia="en-IN"/>
-        </w:rPr>
-        <w:t xml:space="preserve"> </w:t>
-      </w:r>
-      <w:r>
-        <w:t xml:space="preserve">on </w:t>
-      </w:r>
-      <w:r>
-        <w:rPr>
-          <w:b/>
-          <w:color w:val="FF0000"/>
-        </w:rPr>
-        <w:t>both the nodes</w:t>
-      </w:r>
-      <w:r>
-        <w:t>.</w:t>
+        <w:t>:oinstall /DATA</w:t>
       </w:r>
     </w:p>
     <w:p>
@@ -1760,152 +1506,19 @@
           <w:lang w:eastAsia="en-IN"/>
         </w:rPr>
       </w:pPr>
-      <w:proofErr w:type="spellStart"/>
       <w:r>
         <w:rPr>
           <w:rFonts w:eastAsia="Times New Roman" w:cstheme="minorHAnsi"/>
           <w:lang w:eastAsia="en-IN"/>
         </w:rPr>
-        <w:t>mkdir</w:t>
-      </w:r>
-      <w:proofErr w:type="spellEnd"/>
+        <w:t>chmod -R 775 /</w:t>
+      </w:r>
       <w:r>
         <w:rPr>
           <w:rFonts w:eastAsia="Times New Roman" w:cstheme="minorHAnsi"/>
           <w:lang w:eastAsia="en-IN"/>
         </w:rPr>
-        <w:t xml:space="preserve"> -p /DATA/grid/product/19.3.0/</w:t>
-      </w:r>
-      <w:proofErr w:type="spellStart"/>
-      <w:r>
-        <w:rPr>
-          <w:rFonts w:eastAsia="Times New Roman" w:cstheme="minorHAnsi"/>
-          <w:lang w:eastAsia="en-IN"/>
-        </w:rPr>
-        <w:t>grid_home</w:t>
-      </w:r>
-      <w:proofErr w:type="spellEnd"/>
-    </w:p>
-    <w:p>
-      <w:pPr>
-        <w:pStyle w:val="ListParagraph"/>
-        <w:numPr>
-          <w:ilvl w:val="0"/>
-          <w:numId w:val="4"/>
-        </w:numPr>
-        <w:spacing w:after="0" w:line="240" w:lineRule="auto"/>
-        <w:rPr>
-          <w:rFonts w:eastAsia="Times New Roman" w:cstheme="minorHAnsi"/>
-          <w:lang w:eastAsia="en-IN"/>
-        </w:rPr>
-      </w:pPr>
-      <w:proofErr w:type="spellStart"/>
-      <w:r>
-        <w:rPr>
-          <w:rFonts w:eastAsia="Times New Roman" w:cstheme="minorHAnsi"/>
-          <w:lang w:eastAsia="en-IN"/>
-        </w:rPr>
-        <w:t>chown</w:t>
-      </w:r>
-      <w:proofErr w:type="spellEnd"/>
-      <w:r>
-        <w:rPr>
-          <w:rFonts w:eastAsia="Times New Roman" w:cstheme="minorHAnsi"/>
-          <w:lang w:eastAsia="en-IN"/>
-        </w:rPr>
-        <w:t xml:space="preserve"> -R </w:t>
-      </w:r>
-      <w:proofErr w:type="spellStart"/>
-      <w:r>
-        <w:rPr>
-          <w:rFonts w:eastAsia="Times New Roman" w:cstheme="minorHAnsi"/>
-          <w:lang w:eastAsia="en-IN"/>
-        </w:rPr>
-        <w:t>grid:oinstall</w:t>
-      </w:r>
-      <w:proofErr w:type="spellEnd"/>
-      <w:r>
-        <w:rPr>
-          <w:rFonts w:eastAsia="Times New Roman" w:cstheme="minorHAnsi"/>
-          <w:lang w:eastAsia="en-IN"/>
-        </w:rPr>
-        <w:t xml:space="preserve"> /DATA</w:t>
-      </w:r>
-      <w:r>
-        <w:rPr>
-          <w:rFonts w:eastAsia="Times New Roman" w:cstheme="minorHAnsi"/>
-          <w:lang w:eastAsia="en-IN"/>
-        </w:rPr>
-        <w:t xml:space="preserve"> or </w:t>
-      </w:r>
-      <w:proofErr w:type="spellStart"/>
-      <w:r>
-        <w:rPr>
-          <w:rFonts w:eastAsia="Times New Roman" w:cstheme="minorHAnsi"/>
-          <w:lang w:eastAsia="en-IN"/>
-        </w:rPr>
-        <w:t>chown</w:t>
-      </w:r>
-      <w:proofErr w:type="spellEnd"/>
-      <w:r>
-        <w:rPr>
-          <w:rFonts w:eastAsia="Times New Roman" w:cstheme="minorHAnsi"/>
-          <w:lang w:eastAsia="en-IN"/>
-        </w:rPr>
-        <w:t xml:space="preserve"> -R </w:t>
-      </w:r>
-      <w:proofErr w:type="spellStart"/>
-      <w:r>
-        <w:rPr>
-          <w:rFonts w:eastAsia="Times New Roman" w:cstheme="minorHAnsi"/>
-          <w:lang w:eastAsia="en-IN"/>
-        </w:rPr>
-        <w:t>root</w:t>
-      </w:r>
-      <w:r>
-        <w:rPr>
-          <w:rFonts w:eastAsia="Times New Roman" w:cstheme="minorHAnsi"/>
-          <w:lang w:eastAsia="en-IN"/>
-        </w:rPr>
-        <w:t>:oinstall</w:t>
-      </w:r>
-      <w:proofErr w:type="spellEnd"/>
-      <w:r>
-        <w:rPr>
-          <w:rFonts w:eastAsia="Times New Roman" w:cstheme="minorHAnsi"/>
-          <w:lang w:eastAsia="en-IN"/>
-        </w:rPr>
-        <w:t xml:space="preserve"> /DATA</w:t>
-      </w:r>
-    </w:p>
-    <w:p>
-      <w:pPr>
-        <w:pStyle w:val="ListParagraph"/>
-        <w:numPr>
-          <w:ilvl w:val="0"/>
-          <w:numId w:val="4"/>
-        </w:numPr>
-        <w:spacing w:after="0" w:line="240" w:lineRule="auto"/>
-        <w:rPr>
-          <w:rFonts w:eastAsia="Times New Roman" w:cstheme="minorHAnsi"/>
-          <w:lang w:eastAsia="en-IN"/>
-        </w:rPr>
-      </w:pPr>
-      <w:proofErr w:type="spellStart"/>
-      <w:r>
-        <w:rPr>
-          <w:rFonts w:eastAsia="Times New Roman" w:cstheme="minorHAnsi"/>
-          <w:lang w:eastAsia="en-IN"/>
-        </w:rPr>
-        <w:t>chmod</w:t>
-      </w:r>
-      <w:proofErr w:type="spellEnd"/>
-      <w:r>
-        <w:rPr>
-          <w:rFonts w:eastAsia="Times New Roman" w:cstheme="minorHAnsi"/>
-          <w:lang w:eastAsia="en-IN"/>
-        </w:rPr>
-        <w:t xml:space="preserve"> -R 775 /DATA</w:t>
+        <w:t>CRS</w:t>
       </w:r>
       <w:r>
         <w:rPr>
@@ -2072,7 +1685,6 @@
         </w:rPr>
         <w:t xml:space="preserve">: </w:t>
       </w:r>
-      <w:proofErr w:type="spellStart"/>
       <w:r>
         <w:rPr>
           <w:rFonts w:eastAsia="Times New Roman" w:cstheme="minorHAnsi"/>
@@ -2080,9 +1692,8 @@
           <w:color w:val="70AD47" w:themeColor="accent6"/>
           <w:lang w:eastAsia="en-IN"/>
         </w:rPr>
-        <w:t>oracleasm</w:t>
-      </w:r>
-      <w:proofErr w:type="spellEnd"/>
+        <w:t>oracleasm configure –</w:t>
+      </w:r>
       <w:r>
         <w:rPr>
           <w:rFonts w:eastAsia="Times New Roman" w:cstheme="minorHAnsi"/>
@@ -2090,19 +1701,41 @@
           <w:color w:val="70AD47" w:themeColor="accent6"/>
           <w:lang w:eastAsia="en-IN"/>
         </w:rPr>
-        <w:t xml:space="preserve"> configure –</w:t>
-      </w:r>
-      <w:proofErr w:type="spellStart"/>
-      <w:r>
+        <w:t xml:space="preserve">I </w:t>
+      </w:r>
+      <w:r>
+        <w:rPr>
+          <w:b/>
+          <w:color w:val="FF0000"/>
+        </w:rPr>
+        <w:t>both the nodes</w:t>
+      </w:r>
+      <w:r>
+        <w:t>.</w:t>
+      </w:r>
+    </w:p>
+    <w:p>
+      <w:pPr>
+        <w:pStyle w:val="ListParagraph"/>
+        <w:numPr>
+          <w:ilvl w:val="0"/>
+          <w:numId w:val="4"/>
+        </w:numPr>
+        <w:spacing w:after="0" w:line="240" w:lineRule="auto"/>
         <w:rPr>
           <w:rFonts w:eastAsia="Times New Roman" w:cstheme="minorHAnsi"/>
-          <w:b/>
-          <w:color w:val="70AD47" w:themeColor="accent6"/>
+          <w:szCs w:val="24"/>
           <w:lang w:eastAsia="en-IN"/>
         </w:rPr>
-        <w:t>i</w:t>
-      </w:r>
-      <w:proofErr w:type="spellEnd"/>
+      </w:pPr>
+      <w:r>
+        <w:rPr>
+          <w:rFonts w:eastAsia="Times New Roman" w:cstheme="minorHAnsi"/>
+          <w:szCs w:val="24"/>
+          <w:lang w:eastAsia="en-IN"/>
+        </w:rPr>
+        <w:t>This will ask for user who can control ASM disks.</w:t>
+      </w:r>
     </w:p>
     <w:p>
       <w:pPr>
@@ -2124,30 +1757,39 @@
           <w:szCs w:val="24"/>
           <w:lang w:eastAsia="en-IN"/>
         </w:rPr>
-        <w:t>This will ask for user who can control ASM disks.</w:t>
-      </w:r>
-    </w:p>
-    <w:p>
-      <w:pPr>
-        <w:pStyle w:val="ListParagraph"/>
-        <w:numPr>
-          <w:ilvl w:val="0"/>
-          <w:numId w:val="4"/>
-        </w:numPr>
-        <w:spacing w:after="0" w:line="240" w:lineRule="auto"/>
+        <w:t>Grid</w:t>
+      </w:r>
+      <w:r>
         <w:rPr>
           <w:rFonts w:eastAsia="Times New Roman" w:cstheme="minorHAnsi"/>
           <w:szCs w:val="24"/>
           <w:lang w:eastAsia="en-IN"/>
         </w:rPr>
-      </w:pPr>
+        <w:t xml:space="preserve"> or oracle</w:t>
+      </w:r>
       <w:r>
         <w:rPr>
           <w:rFonts w:eastAsia="Times New Roman" w:cstheme="minorHAnsi"/>
           <w:szCs w:val="24"/>
           <w:lang w:eastAsia="en-IN"/>
         </w:rPr>
-        <w:t>Grid, Y, Y, done.</w:t>
+        <w:t>,</w:t>
+      </w:r>
+      <w:r>
+        <w:rPr>
+          <w:rFonts w:eastAsia="Times New Roman" w:cstheme="minorHAnsi"/>
+          <w:szCs w:val="24"/>
+          <w:lang w:eastAsia="en-IN"/>
+        </w:rPr>
+        <w:t>oinstall,</w:t>
+      </w:r>
+      <w:r>
+        <w:rPr>
+          <w:rFonts w:eastAsia="Times New Roman" w:cstheme="minorHAnsi"/>
+          <w:szCs w:val="24"/>
+          <w:lang w:eastAsia="en-IN"/>
+        </w:rPr>
+        <w:t xml:space="preserve"> Y, Y, done.</w:t>
       </w:r>
     </w:p>
     <w:p>
@@ -2196,7 +1838,6 @@
         </w:rPr>
         <w:t xml:space="preserve">: </w:t>
       </w:r>
-      <w:proofErr w:type="spellStart"/>
       <w:r>
         <w:rPr>
           <w:rFonts w:cstheme="minorHAnsi"/>
@@ -2205,9 +1846,8 @@
           <w:color w:val="70AD47" w:themeColor="accent6"/>
           <w:shd w:val="clear" w:color="auto" w:fill="FFFFFF"/>
         </w:rPr>
-        <w:t>oracleasm</w:t>
-      </w:r>
-      <w:proofErr w:type="spellEnd"/>
+        <w:t>oracleasm init</w:t>
+      </w:r>
       <w:r>
         <w:rPr>
           <w:rFonts w:cstheme="minorHAnsi"/>
@@ -2218,18 +1858,16 @@
         </w:rPr>
         <w:t xml:space="preserve"> </w:t>
       </w:r>
-      <w:proofErr w:type="spellStart"/>
-      <w:r>
-        <w:rPr>
-          <w:rFonts w:cstheme="minorHAnsi"/>
-          <w:b/>
-          <w:bCs/>
-          <w:color w:val="70AD47" w:themeColor="accent6"/>
-          <w:shd w:val="clear" w:color="auto" w:fill="FFFFFF"/>
-        </w:rPr>
-        <w:t>init</w:t>
-      </w:r>
-      <w:proofErr w:type="spellEnd"/>
+      <w:r>
+        <w:rPr>
+          <w:b/>
+          <w:color w:val="FF0000"/>
+        </w:rPr>
+        <w:t>both the nodes</w:t>
+      </w:r>
+      <w:r>
+        <w:t>.</w:t>
+      </w:r>
     </w:p>
     <w:p>
       <w:pPr>
@@ -2252,7 +1890,6 @@
         </w:rPr>
         <w:t xml:space="preserve">It essentially loads the </w:t>
       </w:r>
-      <w:proofErr w:type="spellStart"/>
       <w:r>
         <w:rPr>
           <w:rFonts w:cstheme="minorHAnsi"/>
@@ -2260,7 +1897,6 @@
         </w:rPr>
         <w:t>ASMLib</w:t>
       </w:r>
-      <w:proofErr w:type="spellEnd"/>
       <w:r>
         <w:rPr>
           <w:rFonts w:cstheme="minorHAnsi"/>
@@ -2330,8 +1966,6 @@
           <w:shd w:val="clear" w:color="auto" w:fill="FFFFFF"/>
         </w:rPr>
       </w:pPr>
-      <w:proofErr w:type="spellStart"/>
-      <w:proofErr w:type="gramStart"/>
       <w:r>
         <w:rPr>
           <w:rFonts w:cstheme="minorHAnsi"/>
@@ -2340,28 +1974,43 @@
           <w:szCs w:val="28"/>
           <w:shd w:val="clear" w:color="auto" w:fill="FFFFFF"/>
         </w:rPr>
-        <w:t>fdisk</w:t>
-      </w:r>
-      <w:proofErr w:type="spellEnd"/>
-      <w:proofErr w:type="gramEnd"/>
-      <w:r>
-        <w:rPr>
-          <w:rFonts w:cstheme="minorHAnsi"/>
-          <w:b/>
+        <w:t>fdisk –l</w:t>
+      </w:r>
+      <w:r>
+        <w:rPr>
+          <w:rFonts w:cstheme="minorHAnsi"/>
           <w:bCs/>
           <w:szCs w:val="28"/>
           <w:shd w:val="clear" w:color="auto" w:fill="FFFFFF"/>
         </w:rPr>
-        <w:t xml:space="preserve"> –l</w:t>
-      </w:r>
-      <w:r>
-        <w:rPr>
-          <w:rFonts w:cstheme="minorHAnsi"/>
+        <w:t xml:space="preserve"> will show all the disks added.</w:t>
+      </w:r>
+    </w:p>
+    <w:p>
+      <w:pPr>
+        <w:pStyle w:val="ListParagraph"/>
+        <w:numPr>
+          <w:ilvl w:val="0"/>
+          <w:numId w:val="4"/>
+        </w:numPr>
+        <w:spacing w:after="0" w:line="240" w:lineRule="auto"/>
+        <w:rPr>
+          <w:rFonts w:cstheme="minorHAnsi"/>
+          <w:b/>
           <w:bCs/>
           <w:szCs w:val="28"/>
           <w:shd w:val="clear" w:color="auto" w:fill="FFFFFF"/>
         </w:rPr>
-        <w:t xml:space="preserve"> will show all the disks added.</w:t>
+      </w:pPr>
+      <w:r>
+        <w:rPr>
+          <w:rFonts w:cstheme="minorHAnsi"/>
+          <w:b/>
+          <w:bCs/>
+          <w:szCs w:val="28"/>
+          <w:shd w:val="clear" w:color="auto" w:fill="FFFFFF"/>
+        </w:rPr>
+        <w:t>/dev/sdb,  /dev/sdc,  /dev/sdd</w:t>
       </w:r>
     </w:p>
     <w:p>
@@ -2374,144 +2023,18 @@
         <w:spacing w:after="0" w:line="240" w:lineRule="auto"/>
         <w:rPr>
           <w:rFonts w:cstheme="minorHAnsi"/>
-          <w:b/>
-          <w:bCs/>
-          <w:szCs w:val="28"/>
-          <w:shd w:val="clear" w:color="auto" w:fill="FFFFFF"/>
-        </w:rPr>
-      </w:pPr>
-      <w:r>
-        <w:rPr>
-          <w:rFonts w:cstheme="minorHAnsi"/>
-          <w:b/>
-          <w:bCs/>
-          <w:szCs w:val="28"/>
-          <w:shd w:val="clear" w:color="auto" w:fill="FFFFFF"/>
-        </w:rPr>
-        <w:t>/</w:t>
-      </w:r>
-      <w:proofErr w:type="spellStart"/>
-      <w:r>
-        <w:rPr>
-          <w:rFonts w:cstheme="minorHAnsi"/>
-          <w:b/>
-          <w:bCs/>
-          <w:szCs w:val="28"/>
-          <w:shd w:val="clear" w:color="auto" w:fill="FFFFFF"/>
-        </w:rPr>
-        <w:t>dev</w:t>
-      </w:r>
-      <w:proofErr w:type="spellEnd"/>
-      <w:r>
-        <w:rPr>
-          <w:rFonts w:cstheme="minorHAnsi"/>
-          <w:b/>
-          <w:bCs/>
-          <w:szCs w:val="28"/>
-          <w:shd w:val="clear" w:color="auto" w:fill="FFFFFF"/>
-        </w:rPr>
-        <w:t>/</w:t>
-      </w:r>
-      <w:proofErr w:type="spellStart"/>
-      <w:r>
-        <w:rPr>
-          <w:rFonts w:cstheme="minorHAnsi"/>
-          <w:b/>
-          <w:bCs/>
-          <w:szCs w:val="28"/>
-          <w:shd w:val="clear" w:color="auto" w:fill="FFFFFF"/>
-        </w:rPr>
-        <w:t>sdb</w:t>
-      </w:r>
-      <w:proofErr w:type="spellEnd"/>
-      <w:r>
-        <w:rPr>
-          <w:rFonts w:cstheme="minorHAnsi"/>
-          <w:b/>
-          <w:bCs/>
-          <w:szCs w:val="28"/>
-          <w:shd w:val="clear" w:color="auto" w:fill="FFFFFF"/>
-        </w:rPr>
-        <w:t>,  /</w:t>
-      </w:r>
-      <w:proofErr w:type="spellStart"/>
-      <w:r>
-        <w:rPr>
-          <w:rFonts w:cstheme="minorHAnsi"/>
-          <w:b/>
-          <w:bCs/>
-          <w:szCs w:val="28"/>
-          <w:shd w:val="clear" w:color="auto" w:fill="FFFFFF"/>
-        </w:rPr>
-        <w:t>dev</w:t>
-      </w:r>
-      <w:proofErr w:type="spellEnd"/>
-      <w:r>
-        <w:rPr>
-          <w:rFonts w:cstheme="minorHAnsi"/>
-          <w:b/>
-          <w:bCs/>
-          <w:szCs w:val="28"/>
-          <w:shd w:val="clear" w:color="auto" w:fill="FFFFFF"/>
-        </w:rPr>
-        <w:t>/</w:t>
-      </w:r>
-      <w:proofErr w:type="spellStart"/>
-      <w:r>
-        <w:rPr>
-          <w:rFonts w:cstheme="minorHAnsi"/>
-          <w:b/>
-          <w:bCs/>
-          <w:szCs w:val="28"/>
-          <w:shd w:val="clear" w:color="auto" w:fill="FFFFFF"/>
-        </w:rPr>
-        <w:t>sdc</w:t>
-      </w:r>
-      <w:proofErr w:type="spellEnd"/>
-      <w:r>
-        <w:rPr>
-          <w:rFonts w:cstheme="minorHAnsi"/>
-          <w:b/>
-          <w:bCs/>
-          <w:szCs w:val="28"/>
-          <w:shd w:val="clear" w:color="auto" w:fill="FFFFFF"/>
-        </w:rPr>
-        <w:t>,  /</w:t>
-      </w:r>
-      <w:proofErr w:type="spellStart"/>
-      <w:r>
-        <w:rPr>
-          <w:rFonts w:cstheme="minorHAnsi"/>
-          <w:b/>
-          <w:bCs/>
-          <w:szCs w:val="28"/>
-          <w:shd w:val="clear" w:color="auto" w:fill="FFFFFF"/>
-        </w:rPr>
-        <w:t>dev</w:t>
-      </w:r>
-      <w:proofErr w:type="spellEnd"/>
-      <w:r>
-        <w:rPr>
-          <w:rFonts w:cstheme="minorHAnsi"/>
-          <w:b/>
-          <w:bCs/>
-          <w:szCs w:val="28"/>
-          <w:shd w:val="clear" w:color="auto" w:fill="FFFFFF"/>
-        </w:rPr>
-        <w:t>/</w:t>
-      </w:r>
-      <w:proofErr w:type="spellStart"/>
-      <w:r>
-        <w:rPr>
-          <w:rFonts w:cstheme="minorHAnsi"/>
-          <w:b/>
-          <w:bCs/>
-          <w:szCs w:val="28"/>
-          <w:shd w:val="clear" w:color="auto" w:fill="FFFFFF"/>
-        </w:rPr>
-        <w:t>sdd</w:t>
-      </w:r>
-      <w:proofErr w:type="spellEnd"/>
+          <w:bCs/>
+          <w:shd w:val="clear" w:color="auto" w:fill="FFFFFF"/>
+        </w:rPr>
+      </w:pPr>
+      <w:r>
+        <w:rPr>
+          <w:rFonts w:cstheme="minorHAnsi"/>
+          <w:bCs/>
+          <w:shd w:val="clear" w:color="auto" w:fill="FFFFFF"/>
+        </w:rPr>
+        <w:t xml:space="preserve">In the above output the /dev/sdb,c,d is not yet formatted. </w:t>
+      </w:r>
     </w:p>
     <w:p>
       <w:pPr>
@@ -2533,53 +2056,111 @@
           <w:bCs/>
           <w:shd w:val="clear" w:color="auto" w:fill="FFFFFF"/>
         </w:rPr>
-        <w:t>In the above output the /</w:t>
-      </w:r>
-      <w:proofErr w:type="spellStart"/>
-      <w:r>
-        <w:rPr>
-          <w:rFonts w:cstheme="minorHAnsi"/>
-          <w:bCs/>
-          <w:shd w:val="clear" w:color="auto" w:fill="FFFFFF"/>
-        </w:rPr>
-        <w:t>dev</w:t>
-      </w:r>
-      <w:proofErr w:type="spellEnd"/>
-      <w:r>
-        <w:rPr>
-          <w:rFonts w:cstheme="minorHAnsi"/>
-          <w:bCs/>
-          <w:shd w:val="clear" w:color="auto" w:fill="FFFFFF"/>
-        </w:rPr>
-        <w:t>/</w:t>
-      </w:r>
-      <w:proofErr w:type="spellStart"/>
-      <w:r>
-        <w:rPr>
-          <w:rFonts w:cstheme="minorHAnsi"/>
-          <w:bCs/>
-          <w:shd w:val="clear" w:color="auto" w:fill="FFFFFF"/>
-        </w:rPr>
-        <w:t>sdb</w:t>
-      </w:r>
-      <w:proofErr w:type="gramStart"/>
-      <w:r>
-        <w:rPr>
-          <w:rFonts w:cstheme="minorHAnsi"/>
-          <w:bCs/>
-          <w:shd w:val="clear" w:color="auto" w:fill="FFFFFF"/>
-        </w:rPr>
-        <w:t>,c,d</w:t>
-      </w:r>
-      <w:proofErr w:type="spellEnd"/>
-      <w:proofErr w:type="gramEnd"/>
-      <w:r>
-        <w:rPr>
-          <w:rFonts w:cstheme="minorHAnsi"/>
-          <w:bCs/>
-          <w:shd w:val="clear" w:color="auto" w:fill="FFFFFF"/>
-        </w:rPr>
-        <w:t xml:space="preserve"> is not yet formatted. </w:t>
+        <w:t>If the disk is partitioned it will show the partitions like:</w:t>
+      </w:r>
+    </w:p>
+    <w:p>
+      <w:pPr>
+        <w:pStyle w:val="ListParagraph"/>
+        <w:numPr>
+          <w:ilvl w:val="0"/>
+          <w:numId w:val="8"/>
+        </w:numPr>
+        <w:spacing w:after="0" w:line="240" w:lineRule="auto"/>
+        <w:rPr>
+          <w:rFonts w:cstheme="minorHAnsi"/>
+          <w:b/>
+          <w:bCs/>
+          <w:sz w:val="24"/>
+          <w:shd w:val="clear" w:color="auto" w:fill="FFFFFF"/>
+        </w:rPr>
+      </w:pPr>
+      <w:r>
+        <w:rPr>
+          <w:rFonts w:cstheme="minorHAnsi"/>
+          <w:b/>
+          <w:bCs/>
+          <w:sz w:val="24"/>
+          <w:shd w:val="clear" w:color="auto" w:fill="FFFFFF"/>
+        </w:rPr>
+        <w:t>Device          Boot      Start        End             Blocks            Id    System</w:t>
+      </w:r>
+    </w:p>
+    <w:p>
+      <w:pPr>
+        <w:pStyle w:val="ListParagraph"/>
+        <w:spacing w:after="0" w:line="240" w:lineRule="auto"/>
+        <w:ind w:left="1494"/>
+        <w:rPr>
+          <w:rFonts w:cstheme="minorHAnsi"/>
+          <w:b/>
+          <w:bCs/>
+          <w:sz w:val="24"/>
+          <w:shd w:val="clear" w:color="auto" w:fill="FFFFFF"/>
+        </w:rPr>
+      </w:pPr>
+      <w:r>
+        <w:rPr>
+          <w:rFonts w:cstheme="minorHAnsi"/>
+          <w:b/>
+          <w:bCs/>
+          <w:sz w:val="24"/>
+          <w:shd w:val="clear" w:color="auto" w:fill="FFFFFF"/>
+        </w:rPr>
+        <w:t>/dev/sda1   *          2048       1953791      975872          83    Linux</w:t>
+      </w:r>
+    </w:p>
+    <w:p>
+      <w:pPr>
+        <w:pStyle w:val="ListParagraph"/>
+        <w:spacing w:after="0" w:line="240" w:lineRule="auto"/>
+        <w:ind w:left="1494"/>
+        <w:rPr>
+          <w:rFonts w:cstheme="minorHAnsi"/>
+          <w:b/>
+          <w:bCs/>
+          <w:sz w:val="24"/>
+          <w:shd w:val="clear" w:color="auto" w:fill="FFFFFF"/>
+        </w:rPr>
+      </w:pPr>
+      <w:r>
+        <w:rPr>
+          <w:rFonts w:cstheme="minorHAnsi"/>
+          <w:b/>
+          <w:bCs/>
+          <w:sz w:val="24"/>
+          <w:shd w:val="clear" w:color="auto" w:fill="FFFFFF"/>
+        </w:rPr>
+        <w:t>/dev/sda2              1953792  951171071  474608640   83    Linux</w:t>
+      </w:r>
+    </w:p>
+    <w:p>
+      <w:pPr>
+        <w:spacing w:after="0" w:line="240" w:lineRule="auto"/>
+        <w:rPr>
+          <w:rFonts w:cstheme="minorHAnsi"/>
+          <w:bCs/>
+          <w:sz w:val="24"/>
+          <w:shd w:val="clear" w:color="auto" w:fill="FFFFFF"/>
+        </w:rPr>
+      </w:pPr>
+      <w:r>
+        <w:rPr>
+          <w:rFonts w:cstheme="minorHAnsi"/>
+          <w:b/>
+          <w:bCs/>
+          <w:sz w:val="24"/>
+          <w:shd w:val="clear" w:color="auto" w:fill="FFFFFF"/>
+        </w:rPr>
+        <w:t xml:space="preserve">    </w:t>
+      </w:r>
+      <w:r>
+        <w:rPr>
+          <w:rFonts w:cstheme="minorHAnsi"/>
+          <w:bCs/>
+          <w:shd w:val="clear" w:color="auto" w:fill="FFFFFF"/>
+        </w:rPr>
+        <w:t>Partition the b,c,d disks.</w:t>
       </w:r>
     </w:p>
     <w:p>
@@ -2592,17 +2173,19 @@
         <w:spacing w:after="0" w:line="240" w:lineRule="auto"/>
         <w:rPr>
           <w:rFonts w:cstheme="minorHAnsi"/>
-          <w:bCs/>
-          <w:shd w:val="clear" w:color="auto" w:fill="FFFFFF"/>
-        </w:rPr>
-      </w:pPr>
-      <w:r>
-        <w:rPr>
-          <w:rFonts w:cstheme="minorHAnsi"/>
-          <w:bCs/>
-          <w:shd w:val="clear" w:color="auto" w:fill="FFFFFF"/>
-        </w:rPr>
-        <w:t>If the disk is partitioned it will show the partitions like:</w:t>
+          <w:b/>
+          <w:bCs/>
+          <w:shd w:val="clear" w:color="auto" w:fill="FFFFFF"/>
+        </w:rPr>
+      </w:pPr>
+      <w:r>
+        <w:rPr>
+          <w:rFonts w:cstheme="minorHAnsi"/>
+          <w:b/>
+          <w:bCs/>
+          <w:shd w:val="clear" w:color="auto" w:fill="FFFFFF"/>
+        </w:rPr>
+        <w:t>fdisk /dev/sdb</w:t>
       </w:r>
     </w:p>
     <w:p>
@@ -2617,6 +2200,178 @@
           <w:rFonts w:cstheme="minorHAnsi"/>
           <w:b/>
           <w:bCs/>
+          <w:shd w:val="clear" w:color="auto" w:fill="FFFFFF"/>
+        </w:rPr>
+      </w:pPr>
+      <w:r>
+        <w:rPr>
+          <w:rFonts w:cstheme="minorHAnsi"/>
+          <w:b/>
+          <w:bCs/>
+          <w:shd w:val="clear" w:color="auto" w:fill="FFFFFF"/>
+        </w:rPr>
+        <w:t xml:space="preserve">m &gt; </w:t>
+      </w:r>
+      <w:r>
+        <w:rPr>
+          <w:rFonts w:cstheme="minorHAnsi"/>
+          <w:bCs/>
+          <w:shd w:val="clear" w:color="auto" w:fill="FFFFFF"/>
+        </w:rPr>
+        <w:t>this will show the menu</w:t>
+      </w:r>
+    </w:p>
+    <w:p>
+      <w:pPr>
+        <w:pStyle w:val="ListParagraph"/>
+        <w:numPr>
+          <w:ilvl w:val="0"/>
+          <w:numId w:val="8"/>
+        </w:numPr>
+        <w:spacing w:after="0" w:line="240" w:lineRule="auto"/>
+        <w:rPr>
+          <w:rFonts w:cstheme="minorHAnsi"/>
+          <w:b/>
+          <w:bCs/>
+          <w:shd w:val="clear" w:color="auto" w:fill="FFFFFF"/>
+        </w:rPr>
+      </w:pPr>
+      <w:r>
+        <w:rPr>
+          <w:rFonts w:cstheme="minorHAnsi"/>
+          <w:b/>
+          <w:bCs/>
+          <w:shd w:val="clear" w:color="auto" w:fill="FFFFFF"/>
+        </w:rPr>
+        <w:t xml:space="preserve">n </w:t>
+      </w:r>
+    </w:p>
+    <w:p>
+      <w:pPr>
+        <w:pStyle w:val="ListParagraph"/>
+        <w:numPr>
+          <w:ilvl w:val="0"/>
+          <w:numId w:val="8"/>
+        </w:numPr>
+        <w:spacing w:after="0" w:line="240" w:lineRule="auto"/>
+        <w:rPr>
+          <w:rFonts w:cstheme="minorHAnsi"/>
+          <w:b/>
+          <w:bCs/>
+          <w:shd w:val="clear" w:color="auto" w:fill="FFFFFF"/>
+        </w:rPr>
+      </w:pPr>
+      <w:r>
+        <w:rPr>
+          <w:rFonts w:cstheme="minorHAnsi"/>
+          <w:b/>
+          <w:bCs/>
+          <w:shd w:val="clear" w:color="auto" w:fill="FFFFFF"/>
+        </w:rPr>
+        <w:t>p</w:t>
+      </w:r>
+    </w:p>
+    <w:p>
+      <w:pPr>
+        <w:pStyle w:val="ListParagraph"/>
+        <w:numPr>
+          <w:ilvl w:val="0"/>
+          <w:numId w:val="8"/>
+        </w:numPr>
+        <w:spacing w:after="0" w:line="240" w:lineRule="auto"/>
+        <w:rPr>
+          <w:rFonts w:cstheme="minorHAnsi"/>
+          <w:b/>
+          <w:bCs/>
+          <w:shd w:val="clear" w:color="auto" w:fill="FFFFFF"/>
+        </w:rPr>
+      </w:pPr>
+      <w:r>
+        <w:rPr>
+          <w:rFonts w:cstheme="minorHAnsi"/>
+          <w:b/>
+          <w:bCs/>
+          <w:shd w:val="clear" w:color="auto" w:fill="FFFFFF"/>
+        </w:rPr>
+        <w:t xml:space="preserve">partition number like 1,2,3 </w:t>
+      </w:r>
+      <w:r>
+        <w:rPr>
+          <w:rFonts w:cstheme="minorHAnsi"/>
+          <w:b/>
+          <w:bCs/>
+          <w:shd w:val="clear" w:color="auto" w:fill="FFFFFF"/>
+        </w:rPr>
+        <w:t xml:space="preserve"> </w:t>
+      </w:r>
+    </w:p>
+    <w:p>
+      <w:pPr>
+        <w:pStyle w:val="ListParagraph"/>
+        <w:numPr>
+          <w:ilvl w:val="0"/>
+          <w:numId w:val="8"/>
+        </w:numPr>
+        <w:spacing w:after="0" w:line="240" w:lineRule="auto"/>
+        <w:rPr>
+          <w:rFonts w:cstheme="minorHAnsi"/>
+          <w:b/>
+          <w:bCs/>
+          <w:shd w:val="clear" w:color="auto" w:fill="FFFFFF"/>
+        </w:rPr>
+      </w:pPr>
+      <w:r>
+        <w:rPr>
+          <w:rFonts w:cstheme="minorHAnsi"/>
+          <w:b/>
+          <w:bCs/>
+          <w:shd w:val="clear" w:color="auto" w:fill="FFFFFF"/>
+        </w:rPr>
+        <w:t>w</w:t>
+      </w:r>
+    </w:p>
+    <w:p>
+      <w:pPr>
+        <w:pStyle w:val="ListParagraph"/>
+        <w:numPr>
+          <w:ilvl w:val="0"/>
+          <w:numId w:val="4"/>
+        </w:numPr>
+        <w:spacing w:after="0" w:line="240" w:lineRule="auto"/>
+        <w:rPr>
+          <w:rFonts w:cstheme="minorHAnsi"/>
+          <w:b/>
+          <w:bCs/>
+          <w:shd w:val="clear" w:color="auto" w:fill="FFFFFF"/>
+        </w:rPr>
+      </w:pPr>
+      <w:r>
+        <w:rPr>
+          <w:rFonts w:cstheme="minorHAnsi"/>
+          <w:b/>
+          <w:bCs/>
+          <w:shd w:val="clear" w:color="auto" w:fill="FFFFFF"/>
+        </w:rPr>
+        <w:lastRenderedPageBreak/>
+        <w:t xml:space="preserve">Do the partition on all the required disks and check </w:t>
+      </w:r>
+      <w:r>
+        <w:rPr>
+          <w:rFonts w:cstheme="minorHAnsi"/>
+          <w:b/>
+          <w:bCs/>
+          <w:color w:val="70AD47" w:themeColor="accent6"/>
+          <w:shd w:val="clear" w:color="auto" w:fill="FFFFFF"/>
+        </w:rPr>
+        <w:t>fdisk -l</w:t>
+      </w:r>
+    </w:p>
+    <w:p>
+      <w:pPr>
+        <w:spacing w:after="0" w:line="240" w:lineRule="auto"/>
+        <w:rPr>
+          <w:rFonts w:cstheme="minorHAnsi"/>
+          <w:bCs/>
           <w:sz w:val="24"/>
           <w:shd w:val="clear" w:color="auto" w:fill="FFFFFF"/>
         </w:rPr>
@@ -2624,183 +2379,506 @@
       <w:r>
         <w:rPr>
           <w:rFonts w:cstheme="minorHAnsi"/>
-          <w:b/>
+          <w:bCs/>
+          <w:shd w:val="clear" w:color="auto" w:fill="FFFFFF"/>
+        </w:rPr>
+        <w:t xml:space="preserve">     </w:t>
+      </w:r>
+      <w:r>
+        <w:rPr>
+          <w:rFonts w:cstheme="minorHAnsi"/>
+          <w:bCs/>
+          <w:shd w:val="clear" w:color="auto" w:fill="FFFFFF"/>
+        </w:rPr>
+        <w:t>Create separate ASM Disk from partitioned disks.</w:t>
+      </w:r>
+    </w:p>
+    <w:p>
+      <w:pPr>
+        <w:pStyle w:val="ListParagraph"/>
+        <w:numPr>
+          <w:ilvl w:val="0"/>
+          <w:numId w:val="4"/>
+        </w:numPr>
+        <w:spacing w:after="0" w:line="240" w:lineRule="auto"/>
+        <w:rPr>
+          <w:rFonts w:cstheme="minorHAnsi"/>
+          <w:bCs/>
+          <w:shd w:val="clear" w:color="auto" w:fill="FFFFFF"/>
+        </w:rPr>
+      </w:pPr>
+      <w:r>
+        <w:rPr>
+          <w:rFonts w:cstheme="minorHAnsi"/>
+          <w:bCs/>
+          <w:shd w:val="clear" w:color="auto" w:fill="FFFFFF"/>
+        </w:rPr>
+        <w:t xml:space="preserve">oracleasm createdisk </w:t>
+      </w:r>
+      <w:r>
+        <w:rPr>
+          <w:rFonts w:cstheme="minorHAnsi"/>
+          <w:b/>
+          <w:bCs/>
+          <w:shd w:val="clear" w:color="auto" w:fill="FFFFFF"/>
+        </w:rPr>
+        <w:t xml:space="preserve">CRS1 </w:t>
+      </w:r>
+      <w:r>
+        <w:rPr>
+          <w:rFonts w:cstheme="minorHAnsi"/>
+          <w:bCs/>
+          <w:shd w:val="clear" w:color="auto" w:fill="FFFFFF"/>
+        </w:rPr>
+        <w:t>/dev/sdb1</w:t>
+      </w:r>
+    </w:p>
+    <w:p>
+      <w:pPr>
+        <w:pStyle w:val="ListParagraph"/>
+        <w:numPr>
+          <w:ilvl w:val="0"/>
+          <w:numId w:val="4"/>
+        </w:numPr>
+        <w:spacing w:after="0" w:line="240" w:lineRule="auto"/>
+        <w:rPr>
+          <w:rFonts w:cstheme="minorHAnsi"/>
+          <w:bCs/>
+          <w:shd w:val="clear" w:color="auto" w:fill="FFFFFF"/>
+        </w:rPr>
+      </w:pPr>
+      <w:r>
+        <w:rPr>
+          <w:rFonts w:cstheme="minorHAnsi"/>
+          <w:bCs/>
+          <w:shd w:val="clear" w:color="auto" w:fill="FFFFFF"/>
+        </w:rPr>
+        <w:t xml:space="preserve">oracleasm createdisk </w:t>
+      </w:r>
+      <w:r>
+        <w:rPr>
+          <w:rFonts w:cstheme="minorHAnsi"/>
+          <w:b/>
+          <w:bCs/>
+          <w:shd w:val="clear" w:color="auto" w:fill="FFFFFF"/>
+        </w:rPr>
+        <w:t>DATA1</w:t>
+      </w:r>
+      <w:r>
+        <w:rPr>
+          <w:rFonts w:cstheme="minorHAnsi"/>
+          <w:bCs/>
+          <w:shd w:val="clear" w:color="auto" w:fill="FFFFFF"/>
+        </w:rPr>
+        <w:t xml:space="preserve"> /dev/sdc1</w:t>
+      </w:r>
+    </w:p>
+    <w:p>
+      <w:pPr>
+        <w:pStyle w:val="ListParagraph"/>
+        <w:numPr>
+          <w:ilvl w:val="0"/>
+          <w:numId w:val="4"/>
+        </w:numPr>
+        <w:spacing w:after="0" w:line="240" w:lineRule="auto"/>
+        <w:rPr>
+          <w:rFonts w:cstheme="minorHAnsi"/>
+          <w:bCs/>
+          <w:shd w:val="clear" w:color="auto" w:fill="FFFFFF"/>
+        </w:rPr>
+      </w:pPr>
+      <w:r>
+        <w:rPr>
+          <w:rFonts w:cstheme="minorHAnsi"/>
+          <w:bCs/>
+          <w:shd w:val="clear" w:color="auto" w:fill="FFFFFF"/>
+        </w:rPr>
+        <w:t xml:space="preserve">oracleasm createdisk </w:t>
+      </w:r>
+      <w:r>
+        <w:rPr>
+          <w:rFonts w:cstheme="minorHAnsi"/>
+          <w:b/>
+          <w:bCs/>
+          <w:shd w:val="clear" w:color="auto" w:fill="FFFFFF"/>
+        </w:rPr>
+        <w:t xml:space="preserve">FRA1 </w:t>
+      </w:r>
+      <w:r>
+        <w:rPr>
+          <w:rFonts w:cstheme="minorHAnsi"/>
+          <w:bCs/>
+          <w:shd w:val="clear" w:color="auto" w:fill="FFFFFF"/>
+        </w:rPr>
+        <w:t>/dev/sdd1</w:t>
+      </w:r>
+    </w:p>
+    <w:p>
+      <w:pPr>
+        <w:spacing w:after="0" w:line="240" w:lineRule="auto"/>
+        <w:rPr>
+          <w:rFonts w:cstheme="minorHAnsi"/>
+          <w:bCs/>
+          <w:shd w:val="clear" w:color="auto" w:fill="FFFFFF"/>
+        </w:rPr>
+      </w:pPr>
+    </w:p>
+    <w:p>
+      <w:pPr>
+        <w:spacing w:after="0" w:line="240" w:lineRule="auto"/>
+        <w:rPr>
+          <w:rFonts w:cstheme="minorHAnsi"/>
+          <w:bCs/>
+          <w:shd w:val="clear" w:color="auto" w:fill="FFFFFF"/>
+        </w:rPr>
+      </w:pPr>
+      <w:r>
+        <w:rPr>
+          <w:rFonts w:cstheme="minorHAnsi"/>
+          <w:bCs/>
+          <w:shd w:val="clear" w:color="auto" w:fill="FFFFFF"/>
+        </w:rPr>
+        <w:t xml:space="preserve">     </w:t>
+      </w:r>
+      <w:r>
+        <w:rPr>
+          <w:rFonts w:cstheme="minorHAnsi"/>
+          <w:bCs/>
+          <w:shd w:val="clear" w:color="auto" w:fill="FFFFFF"/>
+        </w:rPr>
+        <w:t>Che</w:t>
+      </w:r>
+      <w:r>
+        <w:rPr>
+          <w:rFonts w:cstheme="minorHAnsi"/>
+          <w:bCs/>
+          <w:shd w:val="clear" w:color="auto" w:fill="FFFFFF"/>
+        </w:rPr>
+        <w:t>ck ASM Disks are Created or Not and SCAN from another node.</w:t>
+      </w:r>
+    </w:p>
+    <w:p>
+      <w:pPr>
+        <w:pStyle w:val="ListParagraph"/>
+        <w:numPr>
+          <w:ilvl w:val="0"/>
+          <w:numId w:val="4"/>
+        </w:numPr>
+        <w:spacing w:after="0" w:line="240" w:lineRule="auto"/>
+        <w:rPr>
+          <w:rFonts w:cstheme="minorHAnsi"/>
+          <w:bCs/>
+          <w:shd w:val="clear" w:color="auto" w:fill="FFFFFF"/>
+        </w:rPr>
+      </w:pPr>
+      <w:r>
+        <w:rPr>
+          <w:rFonts w:cstheme="minorHAnsi"/>
+          <w:bCs/>
+          <w:shd w:val="clear" w:color="auto" w:fill="FFFFFF"/>
+        </w:rPr>
+        <w:t>o</w:t>
+      </w:r>
+      <w:r>
+        <w:rPr>
+          <w:rFonts w:cstheme="minorHAnsi"/>
+          <w:bCs/>
+          <w:shd w:val="clear" w:color="auto" w:fill="FFFFFF"/>
+        </w:rPr>
+        <w:t>racleasm listdisks</w:t>
+      </w:r>
+    </w:p>
+    <w:p>
+      <w:pPr>
+        <w:pStyle w:val="ListParagraph"/>
+        <w:numPr>
+          <w:ilvl w:val="0"/>
+          <w:numId w:val="4"/>
+        </w:numPr>
+        <w:spacing w:after="0" w:line="240" w:lineRule="auto"/>
+        <w:rPr>
+          <w:rFonts w:cstheme="minorHAnsi"/>
+          <w:bCs/>
+          <w:shd w:val="clear" w:color="auto" w:fill="FFFFFF"/>
+        </w:rPr>
+      </w:pPr>
+      <w:r>
+        <w:rPr>
+          <w:rFonts w:cstheme="minorHAnsi"/>
+          <w:bCs/>
+          <w:shd w:val="clear" w:color="auto" w:fill="FFFFFF"/>
+        </w:rPr>
+        <w:t>ls –lrth /dev/oracleasm/disks</w:t>
+      </w:r>
+    </w:p>
+    <w:p>
+      <w:pPr>
+        <w:pStyle w:val="ListParagraph"/>
+        <w:numPr>
+          <w:ilvl w:val="0"/>
+          <w:numId w:val="4"/>
+        </w:numPr>
+        <w:spacing w:after="0" w:line="240" w:lineRule="auto"/>
+        <w:rPr>
+          <w:rFonts w:cstheme="minorHAnsi"/>
+          <w:bCs/>
+          <w:shd w:val="clear" w:color="auto" w:fill="FFFFFF"/>
+        </w:rPr>
+      </w:pPr>
+      <w:r>
+        <w:rPr>
+          <w:rFonts w:cstheme="minorHAnsi"/>
+          <w:bCs/>
+          <w:shd w:val="clear" w:color="auto" w:fill="FFFFFF"/>
+        </w:rPr>
+        <w:t>oracleasm scandisks</w:t>
+      </w:r>
+    </w:p>
+    <w:p>
+      <w:pPr>
+        <w:spacing w:after="0" w:line="240" w:lineRule="auto"/>
+        <w:rPr>
+          <w:rFonts w:cstheme="minorHAnsi"/>
+          <w:bCs/>
+          <w:shd w:val="clear" w:color="auto" w:fill="FFFFFF"/>
+        </w:rPr>
+      </w:pPr>
+    </w:p>
+    <w:p>
+      <w:pPr>
+        <w:spacing w:after="0" w:line="240" w:lineRule="auto"/>
+        <w:rPr>
+          <w:rFonts w:eastAsia="Times New Roman" w:cstheme="minorHAnsi"/>
+          <w:b/>
+          <w:lang w:eastAsia="en-IN"/>
+        </w:rPr>
+      </w:pPr>
+      <w:r>
+        <w:rPr>
+          <w:rFonts w:eastAsia="Times New Roman" w:cstheme="minorHAnsi"/>
+          <w:b/>
+          <w:lang w:eastAsia="en-IN"/>
+        </w:rPr>
+        <w:t xml:space="preserve">STEP 11: </w:t>
+      </w:r>
+      <w:r>
+        <w:rPr>
+          <w:rFonts w:eastAsia="Times New Roman" w:cstheme="minorHAnsi"/>
+          <w:b/>
+          <w:lang w:eastAsia="en-IN"/>
+        </w:rPr>
+        <w:t>GRID software installation.</w:t>
+      </w:r>
+      <w:r>
+        <w:rPr>
+          <w:rFonts w:eastAsia="Times New Roman" w:cstheme="minorHAnsi"/>
+          <w:b/>
+          <w:lang w:eastAsia="en-IN"/>
+        </w:rPr>
+        <w:t xml:space="preserve"> </w:t>
+      </w:r>
+      <w:r>
+        <w:rPr>
+          <w:rFonts w:eastAsia="Times New Roman" w:cstheme="minorHAnsi"/>
+          <w:b/>
+          <w:color w:val="EE0000"/>
+          <w:lang w:eastAsia="en-IN"/>
+        </w:rPr>
+        <w:t>Initiate installation only on one server</w:t>
+      </w:r>
+      <w:r>
+        <w:rPr>
+          <w:rFonts w:eastAsia="Times New Roman" w:cstheme="minorHAnsi"/>
+          <w:b/>
+          <w:color w:val="EE0000"/>
+          <w:lang w:eastAsia="en-IN"/>
+        </w:rPr>
+        <w:t>.</w:t>
+      </w:r>
+    </w:p>
+    <w:p>
+      <w:pPr>
+        <w:pStyle w:val="ListParagraph"/>
+        <w:numPr>
+          <w:ilvl w:val="0"/>
+          <w:numId w:val="4"/>
+        </w:numPr>
+        <w:spacing w:after="0" w:line="240" w:lineRule="auto"/>
+        <w:rPr>
+          <w:rFonts w:eastAsia="Times New Roman" w:cstheme="minorHAnsi"/>
+          <w:b/>
+          <w:lang w:eastAsia="en-IN"/>
+        </w:rPr>
+      </w:pPr>
+      <w:r>
+        <w:rPr>
+          <w:rFonts w:eastAsia="Times New Roman" w:cstheme="minorHAnsi"/>
+          <w:b/>
+          <w:lang w:eastAsia="en-IN"/>
+        </w:rPr>
+        <w:t>Check the permissions before installation.</w:t>
+      </w:r>
+    </w:p>
+    <w:p>
+      <w:pPr>
+        <w:pStyle w:val="ListParagraph"/>
+        <w:numPr>
+          <w:ilvl w:val="0"/>
+          <w:numId w:val="4"/>
+        </w:numPr>
+        <w:spacing w:after="0" w:line="240" w:lineRule="auto"/>
+        <w:rPr>
+          <w:rFonts w:eastAsia="Times New Roman" w:cstheme="minorHAnsi"/>
+          <w:b/>
+          <w:lang w:eastAsia="en-IN"/>
+        </w:rPr>
+      </w:pPr>
+      <w:r>
+        <w:rPr>
+          <w:rFonts w:eastAsia="Times New Roman" w:cstheme="minorHAnsi"/>
+          <w:b/>
+          <w:lang w:eastAsia="en-IN"/>
+        </w:rPr>
+        <w:t xml:space="preserve">Chown -R oracle:oinstall /DATA /PROD </w:t>
+      </w:r>
+      <w:r>
+        <w:rPr>
+          <w:rFonts w:eastAsia="Times New Roman" w:cstheme="minorHAnsi"/>
+          <w:b/>
+          <w:lang w:eastAsia="en-IN"/>
+        </w:rPr>
+        <w:t>(DATABASE)</w:t>
+      </w:r>
+    </w:p>
+    <w:p>
+      <w:pPr>
+        <w:pStyle w:val="ListParagraph"/>
+        <w:numPr>
+          <w:ilvl w:val="0"/>
+          <w:numId w:val="4"/>
+        </w:numPr>
+        <w:spacing w:after="0" w:line="240" w:lineRule="auto"/>
+        <w:rPr>
+          <w:rFonts w:eastAsia="Times New Roman" w:cstheme="minorHAnsi"/>
+          <w:b/>
+          <w:lang w:eastAsia="en-IN"/>
+        </w:rPr>
+      </w:pPr>
+      <w:r>
+        <w:rPr>
+          <w:rFonts w:eastAsia="Times New Roman" w:cstheme="minorHAnsi"/>
+          <w:b/>
+          <w:lang w:eastAsia="en-IN"/>
+        </w:rPr>
+        <w:t>Chown -R root:oinstall /CRS (grid)</w:t>
+      </w:r>
+    </w:p>
+    <w:p>
+      <w:pPr>
+        <w:pStyle w:val="ListParagraph"/>
+        <w:numPr>
+          <w:ilvl w:val="0"/>
+          <w:numId w:val="4"/>
+        </w:numPr>
+        <w:spacing w:after="0" w:line="240" w:lineRule="auto"/>
+        <w:rPr>
+          <w:rFonts w:eastAsia="Times New Roman" w:cstheme="minorHAnsi"/>
+          <w:b/>
+          <w:lang w:eastAsia="en-IN"/>
+        </w:rPr>
+      </w:pPr>
+      <w:r>
+        <w:rPr>
+          <w:rFonts w:eastAsia="Times New Roman" w:cstheme="minorHAnsi"/>
+          <w:b/>
+          <w:lang w:eastAsia="en-IN"/>
+        </w:rPr>
+        <w:t>Chmod -R 775 /DATA /CRS</w:t>
+      </w:r>
+    </w:p>
+    <w:p>
+      <w:pPr>
+        <w:pStyle w:val="ListParagraph"/>
+        <w:numPr>
+          <w:ilvl w:val="0"/>
+          <w:numId w:val="4"/>
+        </w:numPr>
+        <w:spacing w:after="0" w:line="240" w:lineRule="auto"/>
+        <w:rPr>
+          <w:rFonts w:cstheme="minorHAnsi"/>
+          <w:bCs/>
+          <w:szCs w:val="24"/>
+          <w:shd w:val="clear" w:color="auto" w:fill="FFFFFF"/>
+        </w:rPr>
+      </w:pPr>
+      <w:r>
+        <w:rPr>
+          <w:rFonts w:cstheme="minorHAnsi"/>
+          <w:bCs/>
+          <w:szCs w:val="24"/>
+          <w:shd w:val="clear" w:color="auto" w:fill="FFFFFF"/>
+        </w:rPr>
+        <w:t>Copy the 19c grid software to grid_</w:t>
+      </w:r>
+      <w:r>
+        <w:rPr>
+          <w:rFonts w:cstheme="minorHAnsi"/>
+          <w:bCs/>
+          <w:szCs w:val="24"/>
+          <w:shd w:val="clear" w:color="auto" w:fill="FFFFFF"/>
+        </w:rPr>
+        <w:t xml:space="preserve">  </w:t>
+      </w:r>
+      <w:r>
+        <w:rPr>
+          <w:rFonts w:cstheme="minorHAnsi"/>
+          <w:bCs/>
+          <w:szCs w:val="24"/>
+          <w:shd w:val="clear" w:color="auto" w:fill="FFFFFF"/>
+        </w:rPr>
+        <w:t>home and unzip it.</w:t>
+      </w:r>
+    </w:p>
+    <w:p>
+      <w:pPr>
+        <w:pStyle w:val="ListParagraph"/>
+        <w:numPr>
+          <w:ilvl w:val="0"/>
+          <w:numId w:val="4"/>
+        </w:numPr>
+        <w:spacing w:after="0" w:line="240" w:lineRule="auto"/>
+        <w:rPr>
+          <w:rFonts w:cstheme="minorHAnsi"/>
           <w:bCs/>
           <w:sz w:val="24"/>
-          <w:shd w:val="clear" w:color="auto" w:fill="FFFFFF"/>
-        </w:rPr>
-        <w:t>Device          Boot      Start        End             Blocks            Id    System</w:t>
-      </w:r>
-    </w:p>
-    <w:p>
-      <w:pPr>
-        <w:pStyle w:val="ListParagraph"/>
-        <w:spacing w:after="0" w:line="240" w:lineRule="auto"/>
-        <w:ind w:left="1494"/>
-        <w:rPr>
-          <w:rFonts w:cstheme="minorHAnsi"/>
-          <w:b/>
-          <w:bCs/>
-          <w:sz w:val="24"/>
-          <w:shd w:val="clear" w:color="auto" w:fill="FFFFFF"/>
-        </w:rPr>
-      </w:pPr>
-      <w:r>
-        <w:rPr>
-          <w:rFonts w:cstheme="minorHAnsi"/>
-          <w:b/>
-          <w:bCs/>
-          <w:sz w:val="24"/>
-          <w:shd w:val="clear" w:color="auto" w:fill="FFFFFF"/>
-        </w:rPr>
-        <w:t>/</w:t>
-      </w:r>
-      <w:proofErr w:type="spellStart"/>
-      <w:r>
-        <w:rPr>
-          <w:rFonts w:cstheme="minorHAnsi"/>
-          <w:b/>
-          <w:bCs/>
-          <w:sz w:val="24"/>
-          <w:shd w:val="clear" w:color="auto" w:fill="FFFFFF"/>
-        </w:rPr>
-        <w:t>dev</w:t>
-      </w:r>
-      <w:proofErr w:type="spellEnd"/>
-      <w:r>
-        <w:rPr>
-          <w:rFonts w:cstheme="minorHAnsi"/>
-          <w:b/>
-          <w:bCs/>
-          <w:sz w:val="24"/>
-          <w:shd w:val="clear" w:color="auto" w:fill="FFFFFF"/>
-        </w:rPr>
-        <w:t>/sda1   *          2048       1953791      975872          83    Linux</w:t>
-      </w:r>
-    </w:p>
-    <w:p>
-      <w:pPr>
-        <w:pStyle w:val="ListParagraph"/>
-        <w:spacing w:after="0" w:line="240" w:lineRule="auto"/>
-        <w:ind w:left="1494"/>
-        <w:rPr>
-          <w:rFonts w:cstheme="minorHAnsi"/>
-          <w:b/>
-          <w:bCs/>
-          <w:sz w:val="24"/>
-          <w:shd w:val="clear" w:color="auto" w:fill="FFFFFF"/>
-        </w:rPr>
-      </w:pPr>
-      <w:r>
-        <w:rPr>
-          <w:rFonts w:cstheme="minorHAnsi"/>
-          <w:b/>
-          <w:bCs/>
-          <w:sz w:val="24"/>
-          <w:shd w:val="clear" w:color="auto" w:fill="FFFFFF"/>
-        </w:rPr>
-        <w:t>/</w:t>
-      </w:r>
-      <w:proofErr w:type="spellStart"/>
-      <w:r>
-        <w:rPr>
-          <w:rFonts w:cstheme="minorHAnsi"/>
-          <w:b/>
-          <w:bCs/>
-          <w:sz w:val="24"/>
-          <w:shd w:val="clear" w:color="auto" w:fill="FFFFFF"/>
-        </w:rPr>
-        <w:t>dev</w:t>
-      </w:r>
-      <w:proofErr w:type="spellEnd"/>
-      <w:r>
-        <w:rPr>
-          <w:rFonts w:cstheme="minorHAnsi"/>
-          <w:b/>
-          <w:bCs/>
-          <w:sz w:val="24"/>
-          <w:shd w:val="clear" w:color="auto" w:fill="FFFFFF"/>
-        </w:rPr>
-        <w:t xml:space="preserve">/sda2              </w:t>
-      </w:r>
-      <w:proofErr w:type="gramStart"/>
-      <w:r>
-        <w:rPr>
-          <w:rFonts w:cstheme="minorHAnsi"/>
-          <w:b/>
-          <w:bCs/>
-          <w:sz w:val="24"/>
-          <w:shd w:val="clear" w:color="auto" w:fill="FFFFFF"/>
-        </w:rPr>
-        <w:t>1953792  951171071</w:t>
-      </w:r>
-      <w:proofErr w:type="gramEnd"/>
-      <w:r>
-        <w:rPr>
-          <w:rFonts w:cstheme="minorHAnsi"/>
-          <w:b/>
-          <w:bCs/>
-          <w:sz w:val="24"/>
-          <w:shd w:val="clear" w:color="auto" w:fill="FFFFFF"/>
-        </w:rPr>
-        <w:t xml:space="preserve">  474608640   83    Linux</w:t>
-      </w:r>
-    </w:p>
-    <w:p>
-      <w:pPr>
-        <w:spacing w:after="0" w:line="240" w:lineRule="auto"/>
-        <w:rPr>
-          <w:rFonts w:cstheme="minorHAnsi"/>
-          <w:bCs/>
-          <w:sz w:val="24"/>
-          <w:shd w:val="clear" w:color="auto" w:fill="FFFFFF"/>
-        </w:rPr>
-      </w:pPr>
-      <w:r>
-        <w:rPr>
-          <w:rFonts w:cstheme="minorHAnsi"/>
-          <w:b/>
-          <w:bCs/>
-          <w:sz w:val="24"/>
-          <w:shd w:val="clear" w:color="auto" w:fill="FFFFFF"/>
-        </w:rPr>
-        <w:t xml:space="preserve">    </w:t>
-      </w:r>
-      <w:r>
-        <w:rPr>
-          <w:rFonts w:cstheme="minorHAnsi"/>
-          <w:bCs/>
-          <w:shd w:val="clear" w:color="auto" w:fill="FFFFFF"/>
-        </w:rPr>
-        <w:t xml:space="preserve">Partition the </w:t>
-      </w:r>
-      <w:proofErr w:type="spellStart"/>
-      <w:r>
-        <w:rPr>
-          <w:rFonts w:cstheme="minorHAnsi"/>
-          <w:bCs/>
-          <w:shd w:val="clear" w:color="auto" w:fill="FFFFFF"/>
-        </w:rPr>
-        <w:t>b</w:t>
-      </w:r>
-      <w:proofErr w:type="gramStart"/>
-      <w:r>
-        <w:rPr>
-          <w:rFonts w:cstheme="minorHAnsi"/>
-          <w:bCs/>
-          <w:shd w:val="clear" w:color="auto" w:fill="FFFFFF"/>
-        </w:rPr>
-        <w:t>,c,d</w:t>
-      </w:r>
-      <w:proofErr w:type="spellEnd"/>
-      <w:proofErr w:type="gramEnd"/>
-      <w:r>
-        <w:rPr>
-          <w:rFonts w:cstheme="minorHAnsi"/>
-          <w:bCs/>
-          <w:shd w:val="clear" w:color="auto" w:fill="FFFFFF"/>
-        </w:rPr>
-        <w:t xml:space="preserve"> disks.</w:t>
+          <w:szCs w:val="24"/>
+          <w:shd w:val="clear" w:color="auto" w:fill="FFFFFF"/>
+        </w:rPr>
+      </w:pPr>
+      <w:r>
+        <w:rPr>
+          <w:rFonts w:cstheme="minorHAnsi"/>
+          <w:bCs/>
+          <w:shd w:val="clear" w:color="auto" w:fill="FFFFFF"/>
+        </w:rPr>
+        <w:t xml:space="preserve">Start the </w:t>
+      </w:r>
+      <w:r>
+        <w:rPr>
+          <w:rFonts w:cstheme="minorHAnsi"/>
+          <w:bCs/>
+          <w:color w:val="70AD47" w:themeColor="accent6"/>
+          <w:shd w:val="clear" w:color="auto" w:fill="FFFFFF"/>
+        </w:rPr>
+        <w:t xml:space="preserve">gridSetup.sh </w:t>
+      </w:r>
+      <w:r>
+        <w:rPr>
+          <w:rFonts w:cstheme="minorHAnsi"/>
+          <w:bCs/>
+          <w:shd w:val="clear" w:color="auto" w:fill="FFFFFF"/>
+        </w:rPr>
+        <w:t>as a grid user which will install grid software</w:t>
       </w:r>
     </w:p>
     <w:p>
@@ -2813,62 +2891,22 @@
         <w:spacing w:after="0" w:line="240" w:lineRule="auto"/>
         <w:rPr>
           <w:rFonts w:cstheme="minorHAnsi"/>
-          <w:b/>
-          <w:bCs/>
-          <w:shd w:val="clear" w:color="auto" w:fill="FFFFFF"/>
-        </w:rPr>
-      </w:pPr>
-      <w:proofErr w:type="spellStart"/>
-      <w:r>
-        <w:rPr>
-          <w:rFonts w:cstheme="minorHAnsi"/>
-          <w:b/>
-          <w:bCs/>
-          <w:shd w:val="clear" w:color="auto" w:fill="FFFFFF"/>
-        </w:rPr>
-        <w:t>fdisk</w:t>
-      </w:r>
-      <w:proofErr w:type="spellEnd"/>
-      <w:r>
-        <w:rPr>
-          <w:rFonts w:cstheme="minorHAnsi"/>
-          <w:b/>
-          <w:bCs/>
-          <w:shd w:val="clear" w:color="auto" w:fill="FFFFFF"/>
-        </w:rPr>
-        <w:t xml:space="preserve"> /</w:t>
-      </w:r>
-      <w:proofErr w:type="spellStart"/>
-      <w:r>
-        <w:rPr>
-          <w:rFonts w:cstheme="minorHAnsi"/>
-          <w:b/>
-          <w:bCs/>
-          <w:shd w:val="clear" w:color="auto" w:fill="FFFFFF"/>
-        </w:rPr>
-        <w:t>dev</w:t>
-      </w:r>
-      <w:proofErr w:type="spellEnd"/>
-      <w:r>
-        <w:rPr>
-          <w:rFonts w:cstheme="minorHAnsi"/>
-          <w:b/>
-          <w:bCs/>
-          <w:shd w:val="clear" w:color="auto" w:fill="FFFFFF"/>
-        </w:rPr>
-        <w:t>/</w:t>
-      </w:r>
-      <w:proofErr w:type="spellStart"/>
-      <w:r>
-        <w:rPr>
-          <w:rFonts w:cstheme="minorHAnsi"/>
-          <w:b/>
-          <w:bCs/>
-          <w:shd w:val="clear" w:color="auto" w:fill="FFFFFF"/>
-        </w:rPr>
-        <w:t>sdb</w:t>
-      </w:r>
-      <w:proofErr w:type="spellEnd"/>
+          <w:bCs/>
+          <w:color w:val="70AD47" w:themeColor="accent6"/>
+          <w:szCs w:val="24"/>
+          <w:shd w:val="clear" w:color="auto" w:fill="FFFFFF"/>
+        </w:rPr>
+      </w:pPr>
+      <w:r>
+        <w:rPr>
+          <w:rFonts w:cstheme="minorHAnsi"/>
+          <w:bCs/>
+          <w:color w:val="70AD47" w:themeColor="accent6"/>
+          <w:szCs w:val="24"/>
+          <w:shd w:val="clear" w:color="auto" w:fill="FFFFFF"/>
+        </w:rPr>
+        <w:t>./gridSetup.sh</w:t>
+      </w:r>
     </w:p>
     <w:p>
       <w:pPr>
@@ -2882,25 +2920,19 @@
           <w:rFonts w:cstheme="minorHAnsi"/>
           <w:b/>
           <w:bCs/>
-          <w:shd w:val="clear" w:color="auto" w:fill="FFFFFF"/>
-        </w:rPr>
-      </w:pPr>
-      <w:r>
-        <w:rPr>
-          <w:rFonts w:cstheme="minorHAnsi"/>
-          <w:b/>
-          <w:bCs/>
-          <w:shd w:val="clear" w:color="auto" w:fill="FFFFFF"/>
-        </w:rPr>
-        <w:t xml:space="preserve">m &gt; </w:t>
-      </w:r>
-      <w:r>
-        <w:rPr>
-          <w:rFonts w:cstheme="minorHAnsi"/>
-          <w:bCs/>
-          <w:shd w:val="clear" w:color="auto" w:fill="FFFFFF"/>
-        </w:rPr>
-        <w:t>this will show the menu</w:t>
+          <w:szCs w:val="24"/>
+          <w:shd w:val="clear" w:color="auto" w:fill="FFFFFF"/>
+        </w:rPr>
+      </w:pPr>
+      <w:r>
+        <w:rPr>
+          <w:rFonts w:cstheme="minorHAnsi"/>
+          <w:b/>
+          <w:bCs/>
+          <w:szCs w:val="24"/>
+          <w:shd w:val="clear" w:color="auto" w:fill="FFFFFF"/>
+        </w:rPr>
+        <w:t>Configure oracle grid infrastructure for a new cluster</w:t>
       </w:r>
     </w:p>
     <w:p>
@@ -2915,17 +2947,19 @@
           <w:rFonts w:cstheme="minorHAnsi"/>
           <w:b/>
           <w:bCs/>
-          <w:shd w:val="clear" w:color="auto" w:fill="FFFFFF"/>
-        </w:rPr>
-      </w:pPr>
-      <w:r>
-        <w:rPr>
-          <w:rFonts w:cstheme="minorHAnsi"/>
-          <w:b/>
-          <w:bCs/>
-          <w:shd w:val="clear" w:color="auto" w:fill="FFFFFF"/>
-        </w:rPr>
-        <w:t xml:space="preserve">n </w:t>
+          <w:szCs w:val="24"/>
+          <w:shd w:val="clear" w:color="auto" w:fill="FFFFFF"/>
+        </w:rPr>
+      </w:pPr>
+      <w:r>
+        <w:rPr>
+          <w:rFonts w:cstheme="minorHAnsi"/>
+          <w:b/>
+          <w:bCs/>
+          <w:szCs w:val="24"/>
+          <w:shd w:val="clear" w:color="auto" w:fill="FFFFFF"/>
+        </w:rPr>
+        <w:t>Configure an oracle standlone cluster</w:t>
       </w:r>
     </w:p>
     <w:p>
@@ -2940,17 +2974,142 @@
           <w:rFonts w:cstheme="minorHAnsi"/>
           <w:b/>
           <w:bCs/>
-          <w:shd w:val="clear" w:color="auto" w:fill="FFFFFF"/>
-        </w:rPr>
-      </w:pPr>
-      <w:r>
-        <w:rPr>
-          <w:rFonts w:cstheme="minorHAnsi"/>
-          <w:b/>
-          <w:bCs/>
-          <w:shd w:val="clear" w:color="auto" w:fill="FFFFFF"/>
-        </w:rPr>
-        <w:t>p</w:t>
+          <w:szCs w:val="24"/>
+          <w:shd w:val="clear" w:color="auto" w:fill="FFFFFF"/>
+        </w:rPr>
+      </w:pPr>
+      <w:r>
+        <w:rPr>
+          <w:rFonts w:cstheme="minorHAnsi"/>
+          <w:b/>
+          <w:bCs/>
+          <w:szCs w:val="24"/>
+          <w:shd w:val="clear" w:color="auto" w:fill="FFFFFF"/>
+        </w:rPr>
+        <w:t>Create local scan</w:t>
+      </w:r>
+    </w:p>
+    <w:p>
+      <w:pPr>
+        <w:pStyle w:val="ListParagraph"/>
+        <w:numPr>
+          <w:ilvl w:val="0"/>
+          <w:numId w:val="11"/>
+        </w:numPr>
+        <w:spacing w:after="0" w:line="240" w:lineRule="auto"/>
+        <w:rPr>
+          <w:rFonts w:cstheme="minorHAnsi"/>
+          <w:b/>
+          <w:bCs/>
+          <w:szCs w:val="24"/>
+          <w:shd w:val="clear" w:color="auto" w:fill="FFFFFF"/>
+        </w:rPr>
+      </w:pPr>
+      <w:r>
+        <w:rPr>
+          <w:rFonts w:cstheme="minorHAnsi"/>
+          <w:b/>
+          <w:bCs/>
+          <w:szCs w:val="24"/>
+          <w:shd w:val="clear" w:color="auto" w:fill="FFFFFF"/>
+        </w:rPr>
+        <w:t xml:space="preserve">Cluster name : rac-cluster ( </w:t>
+      </w:r>
+      <w:r>
+        <w:rPr>
+          <w:rFonts w:cstheme="minorHAnsi"/>
+          <w:b/>
+          <w:bCs/>
+          <w:color w:val="FF0000"/>
+          <w:szCs w:val="24"/>
+          <w:shd w:val="clear" w:color="auto" w:fill="FFFFFF"/>
+        </w:rPr>
+        <w:t>chose any name</w:t>
+      </w:r>
+      <w:r>
+        <w:rPr>
+          <w:rFonts w:cstheme="minorHAnsi"/>
+          <w:b/>
+          <w:bCs/>
+          <w:szCs w:val="24"/>
+          <w:shd w:val="clear" w:color="auto" w:fill="FFFFFF"/>
+        </w:rPr>
+        <w:t>)</w:t>
+      </w:r>
+    </w:p>
+    <w:p>
+      <w:pPr>
+        <w:pStyle w:val="ListParagraph"/>
+        <w:numPr>
+          <w:ilvl w:val="0"/>
+          <w:numId w:val="11"/>
+        </w:numPr>
+        <w:spacing w:after="0" w:line="240" w:lineRule="auto"/>
+        <w:rPr>
+          <w:rFonts w:cstheme="minorHAnsi"/>
+          <w:b/>
+          <w:bCs/>
+          <w:szCs w:val="24"/>
+          <w:shd w:val="clear" w:color="auto" w:fill="FFFFFF"/>
+        </w:rPr>
+      </w:pPr>
+      <w:r>
+        <w:rPr>
+          <w:rFonts w:cstheme="minorHAnsi"/>
+          <w:b/>
+          <w:bCs/>
+          <w:szCs w:val="24"/>
+          <w:shd w:val="clear" w:color="auto" w:fill="FFFFFF"/>
+        </w:rPr>
+        <w:t>Scan name     : rac-scan (</w:t>
+      </w:r>
+      <w:r>
+        <w:rPr>
+          <w:rFonts w:cstheme="minorHAnsi"/>
+          <w:b/>
+          <w:bCs/>
+          <w:color w:val="FF0000"/>
+          <w:szCs w:val="24"/>
+          <w:shd w:val="clear" w:color="auto" w:fill="FFFFFF"/>
+        </w:rPr>
+        <w:t>give the same as scan name</w:t>
+      </w:r>
+      <w:r>
+        <w:rPr>
+          <w:rFonts w:cstheme="minorHAnsi"/>
+          <w:b/>
+          <w:bCs/>
+          <w:szCs w:val="24"/>
+          <w:shd w:val="clear" w:color="auto" w:fill="FFFFFF"/>
+        </w:rPr>
+        <w:t>)</w:t>
+      </w:r>
+    </w:p>
+    <w:p>
+      <w:pPr>
+        <w:pStyle w:val="ListParagraph"/>
+        <w:numPr>
+          <w:ilvl w:val="0"/>
+          <w:numId w:val="11"/>
+        </w:numPr>
+        <w:spacing w:after="0" w:line="240" w:lineRule="auto"/>
+        <w:rPr>
+          <w:rFonts w:cstheme="minorHAnsi"/>
+          <w:b/>
+          <w:bCs/>
+          <w:szCs w:val="24"/>
+          <w:shd w:val="clear" w:color="auto" w:fill="FFFFFF"/>
+        </w:rPr>
+      </w:pPr>
+      <w:r>
+        <w:rPr>
+          <w:rFonts w:cstheme="minorHAnsi"/>
+          <w:b/>
+          <w:bCs/>
+          <w:szCs w:val="24"/>
+          <w:shd w:val="clear" w:color="auto" w:fill="FFFFFF"/>
+        </w:rPr>
+        <w:t>Scan port        : 1521</w:t>
       </w:r>
     </w:p>
     <w:p>
@@ -2965,51 +3124,114 @@
           <w:rFonts w:cstheme="minorHAnsi"/>
           <w:b/>
           <w:bCs/>
-          <w:shd w:val="clear" w:color="auto" w:fill="FFFFFF"/>
-        </w:rPr>
-      </w:pPr>
-      <w:r>
-        <w:rPr>
-          <w:rFonts w:cstheme="minorHAnsi"/>
-          <w:b/>
-          <w:bCs/>
-          <w:shd w:val="clear" w:color="auto" w:fill="FFFFFF"/>
-        </w:rPr>
-        <w:t xml:space="preserve">partition number like 1,2,3 </w:t>
-      </w:r>
-      <w:r>
-        <w:rPr>
-          <w:rFonts w:cstheme="minorHAnsi"/>
-          <w:b/>
-          <w:bCs/>
+          <w:szCs w:val="24"/>
+          <w:shd w:val="clear" w:color="auto" w:fill="FFFFFF"/>
+        </w:rPr>
+      </w:pPr>
+      <w:r>
+        <w:rPr>
+          <w:rFonts w:cstheme="minorHAnsi"/>
+          <w:b/>
+          <w:bCs/>
+          <w:szCs w:val="24"/>
+          <w:shd w:val="clear" w:color="auto" w:fill="FFFFFF"/>
+        </w:rPr>
+        <w:t xml:space="preserve">Cluster node information : </w:t>
+      </w:r>
+      <w:r>
+        <w:rPr>
+          <w:rFonts w:cstheme="minorHAnsi"/>
+          <w:b/>
+          <w:bCs/>
+          <w:color w:val="FF0000"/>
+          <w:szCs w:val="24"/>
+          <w:shd w:val="clear" w:color="auto" w:fill="FFFFFF"/>
+        </w:rPr>
+        <w:t>ADD</w:t>
+      </w:r>
+      <w:r>
+        <w:rPr>
+          <w:rFonts w:cstheme="minorHAnsi"/>
+          <w:b/>
+          <w:bCs/>
+          <w:szCs w:val="24"/>
           <w:shd w:val="clear" w:color="auto" w:fill="FFFFFF"/>
         </w:rPr>
         <w:t xml:space="preserve"> </w:t>
       </w:r>
-    </w:p>
-    <w:p>
-      <w:pPr>
-        <w:pStyle w:val="ListParagraph"/>
-        <w:numPr>
-          <w:ilvl w:val="0"/>
-          <w:numId w:val="8"/>
-        </w:numPr>
-        <w:spacing w:after="0" w:line="240" w:lineRule="auto"/>
-        <w:rPr>
-          <w:rFonts w:cstheme="minorHAnsi"/>
-          <w:b/>
-          <w:bCs/>
-          <w:shd w:val="clear" w:color="auto" w:fill="FFFFFF"/>
-        </w:rPr>
-      </w:pPr>
-      <w:r>
-        <w:rPr>
-          <w:rFonts w:cstheme="minorHAnsi"/>
-          <w:b/>
-          <w:bCs/>
-          <w:shd w:val="clear" w:color="auto" w:fill="FFFFFF"/>
-        </w:rPr>
-        <w:t>w</w:t>
+      <w:r>
+        <w:rPr>
+          <w:rFonts w:cstheme="minorHAnsi"/>
+          <w:b/>
+          <w:bCs/>
+          <w:szCs w:val="24"/>
+          <w:shd w:val="clear" w:color="auto" w:fill="FFFFFF"/>
+        </w:rPr>
+        <w:t>the nodes</w:t>
+      </w:r>
+    </w:p>
+    <w:p>
+      <w:pPr>
+        <w:pStyle w:val="ListParagraph"/>
+        <w:numPr>
+          <w:ilvl w:val="0"/>
+          <w:numId w:val="12"/>
+        </w:numPr>
+        <w:spacing w:after="0" w:line="240" w:lineRule="auto"/>
+        <w:rPr>
+          <w:rFonts w:cstheme="minorHAnsi"/>
+          <w:b/>
+          <w:bCs/>
+          <w:szCs w:val="24"/>
+          <w:shd w:val="clear" w:color="auto" w:fill="FFFFFF"/>
+        </w:rPr>
+      </w:pPr>
+      <w:r>
+        <w:rPr>
+          <w:rFonts w:cstheme="minorHAnsi"/>
+          <w:b/>
+          <w:bCs/>
+          <w:szCs w:val="24"/>
+          <w:shd w:val="clear" w:color="auto" w:fill="FFFFFF"/>
+        </w:rPr>
+        <w:t>Public hostname  : rac5</w:t>
+      </w:r>
+    </w:p>
+    <w:p>
+      <w:pPr>
+        <w:pStyle w:val="ListParagraph"/>
+        <w:numPr>
+          <w:ilvl w:val="0"/>
+          <w:numId w:val="12"/>
+        </w:numPr>
+        <w:spacing w:after="0" w:line="240" w:lineRule="auto"/>
+        <w:rPr>
+          <w:rFonts w:cstheme="minorHAnsi"/>
+          <w:b/>
+          <w:bCs/>
+          <w:szCs w:val="24"/>
+          <w:shd w:val="clear" w:color="auto" w:fill="FFFFFF"/>
+        </w:rPr>
+      </w:pPr>
+      <w:r>
+        <w:rPr>
+          <w:rFonts w:cstheme="minorHAnsi"/>
+          <w:b/>
+          <w:bCs/>
+          <w:szCs w:val="24"/>
+          <w:shd w:val="clear" w:color="auto" w:fill="FFFFFF"/>
+        </w:rPr>
+        <w:t xml:space="preserve">Virtual hostname : </w:t>
+      </w:r>
+      <w:r>
+        <w:rPr>
+          <w:rFonts w:cstheme="minorHAnsi"/>
+          <w:b/>
+          <w:bCs/>
+          <w:szCs w:val="24"/>
+          <w:shd w:val="clear" w:color="auto" w:fill="FFFFFF"/>
+        </w:rPr>
+        <w:t>rac5-vip</w:t>
       </w:r>
     </w:p>
     <w:p>
@@ -3022,1133 +3244,41 @@
         <w:spacing w:after="0" w:line="240" w:lineRule="auto"/>
         <w:rPr>
           <w:rFonts w:cstheme="minorHAnsi"/>
-          <w:b/>
-          <w:bCs/>
-          <w:shd w:val="clear" w:color="auto" w:fill="FFFFFF"/>
-        </w:rPr>
-      </w:pPr>
-      <w:r>
-        <w:rPr>
-          <w:rFonts w:cstheme="minorHAnsi"/>
-          <w:b/>
-          <w:bCs/>
-          <w:shd w:val="clear" w:color="auto" w:fill="FFFFFF"/>
-        </w:rPr>
-        <w:t xml:space="preserve">Do the partition on all the required disks and check </w:t>
-      </w:r>
-      <w:proofErr w:type="spellStart"/>
-      <w:r>
-        <w:rPr>
-          <w:rFonts w:cstheme="minorHAnsi"/>
-          <w:b/>
           <w:bCs/>
           <w:color w:val="70AD47" w:themeColor="accent6"/>
-          <w:shd w:val="clear" w:color="auto" w:fill="FFFFFF"/>
-        </w:rPr>
-        <w:t>fdisk</w:t>
-      </w:r>
-      <w:proofErr w:type="spellEnd"/>
-      <w:r>
-        <w:rPr>
-          <w:rFonts w:cstheme="minorHAnsi"/>
-          <w:b/>
+          <w:szCs w:val="24"/>
+          <w:shd w:val="clear" w:color="auto" w:fill="FFFFFF"/>
+        </w:rPr>
+      </w:pPr>
+      <w:r>
+        <w:rPr>
+          <w:rFonts w:cstheme="minorHAnsi"/>
           <w:bCs/>
           <w:color w:val="70AD47" w:themeColor="accent6"/>
-          <w:shd w:val="clear" w:color="auto" w:fill="FFFFFF"/>
-        </w:rPr>
-        <w:t xml:space="preserve"> -l</w:t>
-      </w:r>
-    </w:p>
-    <w:p>
-      <w:pPr>
-        <w:spacing w:after="0" w:line="240" w:lineRule="auto"/>
-        <w:rPr>
-          <w:rFonts w:cstheme="minorHAnsi"/>
-          <w:bCs/>
-          <w:sz w:val="24"/>
-          <w:shd w:val="clear" w:color="auto" w:fill="FFFFFF"/>
-        </w:rPr>
-      </w:pPr>
-      <w:r>
-        <w:rPr>
-          <w:rFonts w:cstheme="minorHAnsi"/>
-          <w:bCs/>
-          <w:shd w:val="clear" w:color="auto" w:fill="FFFFFF"/>
-        </w:rPr>
-        <w:lastRenderedPageBreak/>
-        <w:t xml:space="preserve">     </w:t>
-      </w:r>
-      <w:r>
-        <w:rPr>
-          <w:rFonts w:cstheme="minorHAnsi"/>
-          <w:bCs/>
-          <w:shd w:val="clear" w:color="auto" w:fill="FFFFFF"/>
-        </w:rPr>
-        <w:t>Create separate ASM Disk from partitioned disks.</w:t>
-      </w:r>
-    </w:p>
-    <w:p>
-      <w:pPr>
-        <w:pStyle w:val="ListParagraph"/>
-        <w:numPr>
-          <w:ilvl w:val="0"/>
-          <w:numId w:val="4"/>
-        </w:numPr>
-        <w:spacing w:after="0" w:line="240" w:lineRule="auto"/>
-        <w:rPr>
-          <w:rFonts w:cstheme="minorHAnsi"/>
-          <w:bCs/>
-          <w:shd w:val="clear" w:color="auto" w:fill="FFFFFF"/>
-        </w:rPr>
-      </w:pPr>
-      <w:proofErr w:type="spellStart"/>
-      <w:r>
-        <w:rPr>
-          <w:rFonts w:cstheme="minorHAnsi"/>
-          <w:bCs/>
-          <w:shd w:val="clear" w:color="auto" w:fill="FFFFFF"/>
-        </w:rPr>
-        <w:t>oracleasm</w:t>
-      </w:r>
-      <w:proofErr w:type="spellEnd"/>
-      <w:r>
-        <w:rPr>
-          <w:rFonts w:cstheme="minorHAnsi"/>
-          <w:bCs/>
+          <w:szCs w:val="24"/>
+          <w:shd w:val="clear" w:color="auto" w:fill="FFFFFF"/>
+        </w:rPr>
+        <w:t>After adding the nodes configure password less files transfer between the</w:t>
+      </w:r>
+      <w:r>
+        <w:rPr>
+          <w:rFonts w:cstheme="minorHAnsi"/>
+          <w:bCs/>
+          <w:color w:val="70AD47" w:themeColor="accent6"/>
+          <w:szCs w:val="24"/>
           <w:shd w:val="clear" w:color="auto" w:fill="FFFFFF"/>
         </w:rPr>
         <w:t xml:space="preserve"> </w:t>
       </w:r>
-      <w:proofErr w:type="spellStart"/>
-      <w:r>
-        <w:rPr>
-          <w:rFonts w:cstheme="minorHAnsi"/>
-          <w:bCs/>
-          <w:shd w:val="clear" w:color="auto" w:fill="FFFFFF"/>
-        </w:rPr>
-        <w:t>createdisk</w:t>
-      </w:r>
-      <w:proofErr w:type="spellEnd"/>
-      <w:r>
-        <w:rPr>
-          <w:rFonts w:cstheme="minorHAnsi"/>
-          <w:bCs/>
-          <w:shd w:val="clear" w:color="auto" w:fill="FFFFFF"/>
-        </w:rPr>
-        <w:t xml:space="preserve"> </w:t>
-      </w:r>
-      <w:r>
-        <w:rPr>
-          <w:rFonts w:cstheme="minorHAnsi"/>
-          <w:b/>
-          <w:bCs/>
-          <w:shd w:val="clear" w:color="auto" w:fill="FFFFFF"/>
-        </w:rPr>
-        <w:t xml:space="preserve">CRS1 </w:t>
-      </w:r>
-      <w:r>
-        <w:rPr>
-          <w:rFonts w:cstheme="minorHAnsi"/>
-          <w:bCs/>
-          <w:shd w:val="clear" w:color="auto" w:fill="FFFFFF"/>
-        </w:rPr>
-        <w:t>/</w:t>
-      </w:r>
-      <w:proofErr w:type="spellStart"/>
-      <w:r>
-        <w:rPr>
-          <w:rFonts w:cstheme="minorHAnsi"/>
-          <w:bCs/>
-          <w:shd w:val="clear" w:color="auto" w:fill="FFFFFF"/>
-        </w:rPr>
-        <w:t>dev</w:t>
-      </w:r>
-      <w:proofErr w:type="spellEnd"/>
-      <w:r>
-        <w:rPr>
-          <w:rFonts w:cstheme="minorHAnsi"/>
-          <w:bCs/>
-          <w:shd w:val="clear" w:color="auto" w:fill="FFFFFF"/>
-        </w:rPr>
-        <w:t>/sdb1</w:t>
-      </w:r>
-    </w:p>
-    <w:p>
-      <w:pPr>
-        <w:pStyle w:val="ListParagraph"/>
-        <w:numPr>
-          <w:ilvl w:val="0"/>
-          <w:numId w:val="4"/>
-        </w:numPr>
-        <w:spacing w:after="0" w:line="240" w:lineRule="auto"/>
-        <w:rPr>
-          <w:rFonts w:cstheme="minorHAnsi"/>
-          <w:bCs/>
-          <w:shd w:val="clear" w:color="auto" w:fill="FFFFFF"/>
-        </w:rPr>
-      </w:pPr>
-      <w:proofErr w:type="spellStart"/>
-      <w:r>
-        <w:rPr>
-          <w:rFonts w:cstheme="minorHAnsi"/>
-          <w:bCs/>
-          <w:shd w:val="clear" w:color="auto" w:fill="FFFFFF"/>
-        </w:rPr>
-        <w:t>oracleasm</w:t>
-      </w:r>
-      <w:proofErr w:type="spellEnd"/>
-      <w:r>
-        <w:rPr>
-          <w:rFonts w:cstheme="minorHAnsi"/>
-          <w:bCs/>
-          <w:shd w:val="clear" w:color="auto" w:fill="FFFFFF"/>
-        </w:rPr>
-        <w:t xml:space="preserve"> </w:t>
-      </w:r>
-      <w:proofErr w:type="spellStart"/>
-      <w:r>
-        <w:rPr>
-          <w:rFonts w:cstheme="minorHAnsi"/>
-          <w:bCs/>
-          <w:shd w:val="clear" w:color="auto" w:fill="FFFFFF"/>
-        </w:rPr>
-        <w:t>createdisk</w:t>
-      </w:r>
-      <w:proofErr w:type="spellEnd"/>
-      <w:r>
-        <w:rPr>
-          <w:rFonts w:cstheme="minorHAnsi"/>
-          <w:bCs/>
-          <w:shd w:val="clear" w:color="auto" w:fill="FFFFFF"/>
-        </w:rPr>
-        <w:t xml:space="preserve"> </w:t>
-      </w:r>
-      <w:r>
-        <w:rPr>
-          <w:rFonts w:cstheme="minorHAnsi"/>
-          <w:b/>
-          <w:bCs/>
-          <w:shd w:val="clear" w:color="auto" w:fill="FFFFFF"/>
-        </w:rPr>
-        <w:t>DATA1</w:t>
-      </w:r>
-      <w:r>
-        <w:rPr>
-          <w:rFonts w:cstheme="minorHAnsi"/>
-          <w:bCs/>
-          <w:shd w:val="clear" w:color="auto" w:fill="FFFFFF"/>
-        </w:rPr>
-        <w:t xml:space="preserve"> /</w:t>
-      </w:r>
-      <w:proofErr w:type="spellStart"/>
-      <w:r>
-        <w:rPr>
-          <w:rFonts w:cstheme="minorHAnsi"/>
-          <w:bCs/>
-          <w:shd w:val="clear" w:color="auto" w:fill="FFFFFF"/>
-        </w:rPr>
-        <w:t>dev</w:t>
-      </w:r>
-      <w:proofErr w:type="spellEnd"/>
-      <w:r>
-        <w:rPr>
-          <w:rFonts w:cstheme="minorHAnsi"/>
-          <w:bCs/>
-          <w:shd w:val="clear" w:color="auto" w:fill="FFFFFF"/>
-        </w:rPr>
-        <w:t>/sdc1</w:t>
-      </w:r>
-    </w:p>
-    <w:p>
-      <w:pPr>
-        <w:pStyle w:val="ListParagraph"/>
-        <w:numPr>
-          <w:ilvl w:val="0"/>
-          <w:numId w:val="4"/>
-        </w:numPr>
-        <w:spacing w:after="0" w:line="240" w:lineRule="auto"/>
-        <w:rPr>
-          <w:rFonts w:cstheme="minorHAnsi"/>
-          <w:bCs/>
-          <w:shd w:val="clear" w:color="auto" w:fill="FFFFFF"/>
-        </w:rPr>
-      </w:pPr>
-      <w:proofErr w:type="spellStart"/>
-      <w:r>
-        <w:rPr>
-          <w:rFonts w:cstheme="minorHAnsi"/>
-          <w:bCs/>
-          <w:shd w:val="clear" w:color="auto" w:fill="FFFFFF"/>
-        </w:rPr>
-        <w:t>oracleasm</w:t>
-      </w:r>
-      <w:proofErr w:type="spellEnd"/>
-      <w:r>
-        <w:rPr>
-          <w:rFonts w:cstheme="minorHAnsi"/>
-          <w:bCs/>
-          <w:shd w:val="clear" w:color="auto" w:fill="FFFFFF"/>
-        </w:rPr>
-        <w:t xml:space="preserve"> </w:t>
-      </w:r>
-      <w:proofErr w:type="spellStart"/>
-      <w:r>
-        <w:rPr>
-          <w:rFonts w:cstheme="minorHAnsi"/>
-          <w:bCs/>
-          <w:shd w:val="clear" w:color="auto" w:fill="FFFFFF"/>
-        </w:rPr>
-        <w:t>createdisk</w:t>
-      </w:r>
-      <w:proofErr w:type="spellEnd"/>
-      <w:r>
-        <w:rPr>
-          <w:rFonts w:cstheme="minorHAnsi"/>
-          <w:bCs/>
-          <w:shd w:val="clear" w:color="auto" w:fill="FFFFFF"/>
-        </w:rPr>
-        <w:t xml:space="preserve"> </w:t>
-      </w:r>
-      <w:r>
-        <w:rPr>
-          <w:rFonts w:cstheme="minorHAnsi"/>
-          <w:b/>
-          <w:bCs/>
-          <w:shd w:val="clear" w:color="auto" w:fill="FFFFFF"/>
-        </w:rPr>
-        <w:t xml:space="preserve">FRA1 </w:t>
-      </w:r>
-      <w:r>
-        <w:rPr>
-          <w:rFonts w:cstheme="minorHAnsi"/>
-          <w:bCs/>
-          <w:shd w:val="clear" w:color="auto" w:fill="FFFFFF"/>
-        </w:rPr>
-        <w:t>/</w:t>
-      </w:r>
-      <w:proofErr w:type="spellStart"/>
-      <w:r>
-        <w:rPr>
-          <w:rFonts w:cstheme="minorHAnsi"/>
-          <w:bCs/>
-          <w:shd w:val="clear" w:color="auto" w:fill="FFFFFF"/>
-        </w:rPr>
-        <w:t>dev</w:t>
-      </w:r>
-      <w:proofErr w:type="spellEnd"/>
-      <w:r>
-        <w:rPr>
-          <w:rFonts w:cstheme="minorHAnsi"/>
-          <w:bCs/>
-          <w:shd w:val="clear" w:color="auto" w:fill="FFFFFF"/>
-        </w:rPr>
-        <w:t>/sdd1</w:t>
-      </w:r>
-    </w:p>
-    <w:p>
-      <w:pPr>
-        <w:spacing w:after="0" w:line="240" w:lineRule="auto"/>
-        <w:rPr>
-          <w:rFonts w:cstheme="minorHAnsi"/>
-          <w:bCs/>
-          <w:shd w:val="clear" w:color="auto" w:fill="FFFFFF"/>
-        </w:rPr>
-      </w:pPr>
-    </w:p>
-    <w:p>
-      <w:pPr>
-        <w:spacing w:after="0" w:line="240" w:lineRule="auto"/>
-        <w:rPr>
-          <w:rFonts w:cstheme="minorHAnsi"/>
-          <w:bCs/>
-          <w:shd w:val="clear" w:color="auto" w:fill="FFFFFF"/>
-        </w:rPr>
-      </w:pPr>
-      <w:r>
-        <w:rPr>
-          <w:rFonts w:cstheme="minorHAnsi"/>
-          <w:bCs/>
-          <w:shd w:val="clear" w:color="auto" w:fill="FFFFFF"/>
-        </w:rPr>
-        <w:t xml:space="preserve">     </w:t>
-      </w:r>
-      <w:r>
-        <w:rPr>
-          <w:rFonts w:cstheme="minorHAnsi"/>
-          <w:bCs/>
-          <w:shd w:val="clear" w:color="auto" w:fill="FFFFFF"/>
-        </w:rPr>
-        <w:t>Che</w:t>
-      </w:r>
-      <w:r>
-        <w:rPr>
-          <w:rFonts w:cstheme="minorHAnsi"/>
-          <w:bCs/>
-          <w:shd w:val="clear" w:color="auto" w:fill="FFFFFF"/>
-        </w:rPr>
-        <w:t>ck ASM Disks are Created or Not and SCAN from another node.</w:t>
-      </w:r>
-    </w:p>
-    <w:p>
-      <w:pPr>
-        <w:pStyle w:val="ListParagraph"/>
-        <w:numPr>
-          <w:ilvl w:val="0"/>
-          <w:numId w:val="4"/>
-        </w:numPr>
-        <w:spacing w:after="0" w:line="240" w:lineRule="auto"/>
-        <w:rPr>
-          <w:rFonts w:cstheme="minorHAnsi"/>
-          <w:bCs/>
-          <w:shd w:val="clear" w:color="auto" w:fill="FFFFFF"/>
-        </w:rPr>
-      </w:pPr>
-      <w:proofErr w:type="spellStart"/>
-      <w:r>
-        <w:rPr>
-          <w:rFonts w:cstheme="minorHAnsi"/>
-          <w:bCs/>
-          <w:shd w:val="clear" w:color="auto" w:fill="FFFFFF"/>
-        </w:rPr>
-        <w:t>o</w:t>
-      </w:r>
-      <w:r>
-        <w:rPr>
-          <w:rFonts w:cstheme="minorHAnsi"/>
-          <w:bCs/>
-          <w:shd w:val="clear" w:color="auto" w:fill="FFFFFF"/>
-        </w:rPr>
-        <w:t>racleasm</w:t>
-      </w:r>
-      <w:proofErr w:type="spellEnd"/>
-      <w:r>
-        <w:rPr>
-          <w:rFonts w:cstheme="minorHAnsi"/>
-          <w:bCs/>
-          <w:shd w:val="clear" w:color="auto" w:fill="FFFFFF"/>
-        </w:rPr>
-        <w:t xml:space="preserve"> </w:t>
-      </w:r>
-      <w:proofErr w:type="spellStart"/>
-      <w:r>
-        <w:rPr>
-          <w:rFonts w:cstheme="minorHAnsi"/>
-          <w:bCs/>
-          <w:shd w:val="clear" w:color="auto" w:fill="FFFFFF"/>
-        </w:rPr>
-        <w:t>listdisks</w:t>
-      </w:r>
-      <w:proofErr w:type="spellEnd"/>
-    </w:p>
-    <w:p>
-      <w:pPr>
-        <w:pStyle w:val="ListParagraph"/>
-        <w:numPr>
-          <w:ilvl w:val="0"/>
-          <w:numId w:val="4"/>
-        </w:numPr>
-        <w:spacing w:after="0" w:line="240" w:lineRule="auto"/>
-        <w:rPr>
-          <w:rFonts w:cstheme="minorHAnsi"/>
-          <w:bCs/>
-          <w:shd w:val="clear" w:color="auto" w:fill="FFFFFF"/>
-        </w:rPr>
-      </w:pPr>
-      <w:proofErr w:type="spellStart"/>
-      <w:r>
-        <w:rPr>
-          <w:rFonts w:cstheme="minorHAnsi"/>
-          <w:bCs/>
-          <w:shd w:val="clear" w:color="auto" w:fill="FFFFFF"/>
-        </w:rPr>
-        <w:t>ls</w:t>
-      </w:r>
-      <w:proofErr w:type="spellEnd"/>
-      <w:r>
-        <w:rPr>
-          <w:rFonts w:cstheme="minorHAnsi"/>
-          <w:bCs/>
-          <w:shd w:val="clear" w:color="auto" w:fill="FFFFFF"/>
-        </w:rPr>
-        <w:t xml:space="preserve"> –</w:t>
-      </w:r>
-      <w:proofErr w:type="spellStart"/>
-      <w:r>
-        <w:rPr>
-          <w:rFonts w:cstheme="minorHAnsi"/>
-          <w:bCs/>
-          <w:shd w:val="clear" w:color="auto" w:fill="FFFFFF"/>
-        </w:rPr>
-        <w:t>lrth</w:t>
-      </w:r>
-      <w:proofErr w:type="spellEnd"/>
-      <w:r>
-        <w:rPr>
-          <w:rFonts w:cstheme="minorHAnsi"/>
-          <w:bCs/>
-          <w:shd w:val="clear" w:color="auto" w:fill="FFFFFF"/>
-        </w:rPr>
-        <w:t xml:space="preserve"> /</w:t>
-      </w:r>
-      <w:proofErr w:type="spellStart"/>
-      <w:r>
-        <w:rPr>
-          <w:rFonts w:cstheme="minorHAnsi"/>
-          <w:bCs/>
-          <w:shd w:val="clear" w:color="auto" w:fill="FFFFFF"/>
-        </w:rPr>
-        <w:t>dev</w:t>
-      </w:r>
-      <w:proofErr w:type="spellEnd"/>
-      <w:r>
-        <w:rPr>
-          <w:rFonts w:cstheme="minorHAnsi"/>
-          <w:bCs/>
-          <w:shd w:val="clear" w:color="auto" w:fill="FFFFFF"/>
-        </w:rPr>
-        <w:t>/</w:t>
-      </w:r>
-      <w:proofErr w:type="spellStart"/>
-      <w:r>
-        <w:rPr>
-          <w:rFonts w:cstheme="minorHAnsi"/>
-          <w:bCs/>
-          <w:shd w:val="clear" w:color="auto" w:fill="FFFFFF"/>
-        </w:rPr>
-        <w:t>oracleasm</w:t>
-      </w:r>
-      <w:proofErr w:type="spellEnd"/>
-      <w:r>
-        <w:rPr>
-          <w:rFonts w:cstheme="minorHAnsi"/>
-          <w:bCs/>
-          <w:shd w:val="clear" w:color="auto" w:fill="FFFFFF"/>
-        </w:rPr>
-        <w:t>/disks</w:t>
-      </w:r>
-    </w:p>
-    <w:p>
-      <w:pPr>
-        <w:pStyle w:val="ListParagraph"/>
-        <w:numPr>
-          <w:ilvl w:val="0"/>
-          <w:numId w:val="4"/>
-        </w:numPr>
-        <w:spacing w:after="0" w:line="240" w:lineRule="auto"/>
-        <w:rPr>
-          <w:rFonts w:cstheme="minorHAnsi"/>
-          <w:bCs/>
-          <w:shd w:val="clear" w:color="auto" w:fill="FFFFFF"/>
-        </w:rPr>
-      </w:pPr>
-      <w:proofErr w:type="spellStart"/>
-      <w:r>
-        <w:rPr>
-          <w:rFonts w:cstheme="minorHAnsi"/>
-          <w:bCs/>
-          <w:shd w:val="clear" w:color="auto" w:fill="FFFFFF"/>
-        </w:rPr>
-        <w:t>oracleasm</w:t>
-      </w:r>
-      <w:proofErr w:type="spellEnd"/>
-      <w:r>
-        <w:rPr>
-          <w:rFonts w:cstheme="minorHAnsi"/>
-          <w:bCs/>
-          <w:shd w:val="clear" w:color="auto" w:fill="FFFFFF"/>
-        </w:rPr>
-        <w:t xml:space="preserve"> scandisks</w:t>
-      </w:r>
-    </w:p>
-    <w:p>
-      <w:pPr>
-        <w:spacing w:after="0" w:line="240" w:lineRule="auto"/>
-        <w:rPr>
-          <w:rFonts w:cstheme="minorHAnsi"/>
-          <w:bCs/>
-          <w:shd w:val="clear" w:color="auto" w:fill="FFFFFF"/>
-        </w:rPr>
-      </w:pPr>
-    </w:p>
-    <w:p>
-      <w:pPr>
-        <w:spacing w:after="0" w:line="240" w:lineRule="auto"/>
-        <w:rPr>
-          <w:rFonts w:eastAsia="Times New Roman" w:cstheme="minorHAnsi"/>
-          <w:b/>
-          <w:lang w:eastAsia="en-IN"/>
-        </w:rPr>
-      </w:pPr>
-      <w:r>
-        <w:rPr>
-          <w:rFonts w:eastAsia="Times New Roman" w:cstheme="minorHAnsi"/>
-          <w:b/>
-          <w:lang w:eastAsia="en-IN"/>
-        </w:rPr>
-        <w:t xml:space="preserve">STEP 11: </w:t>
-      </w:r>
-      <w:r>
-        <w:rPr>
-          <w:rFonts w:eastAsia="Times New Roman" w:cstheme="minorHAnsi"/>
-          <w:b/>
-          <w:lang w:eastAsia="en-IN"/>
-        </w:rPr>
-        <w:t>GRID software installation.</w:t>
-      </w:r>
-    </w:p>
-    <w:p>
-      <w:pPr>
-        <w:pStyle w:val="ListParagraph"/>
-        <w:numPr>
-          <w:ilvl w:val="0"/>
-          <w:numId w:val="4"/>
-        </w:numPr>
-        <w:spacing w:after="0" w:line="240" w:lineRule="auto"/>
-        <w:rPr>
-          <w:rFonts w:cstheme="minorHAnsi"/>
-          <w:bCs/>
-          <w:szCs w:val="24"/>
-          <w:shd w:val="clear" w:color="auto" w:fill="FFFFFF"/>
-        </w:rPr>
-      </w:pPr>
-      <w:r>
-        <w:rPr>
-          <w:rFonts w:cstheme="minorHAnsi"/>
-          <w:bCs/>
-          <w:szCs w:val="24"/>
-          <w:shd w:val="clear" w:color="auto" w:fill="FFFFFF"/>
-        </w:rPr>
-        <w:t xml:space="preserve">Copy the 19c grid software to </w:t>
-      </w:r>
-      <w:proofErr w:type="spellStart"/>
-      <w:r>
-        <w:rPr>
-          <w:rFonts w:cstheme="minorHAnsi"/>
-          <w:bCs/>
-          <w:szCs w:val="24"/>
-          <w:shd w:val="clear" w:color="auto" w:fill="FFFFFF"/>
-        </w:rPr>
-        <w:t>grid_home</w:t>
-      </w:r>
-      <w:proofErr w:type="spellEnd"/>
-      <w:r>
-        <w:rPr>
-          <w:rFonts w:cstheme="minorHAnsi"/>
-          <w:bCs/>
-          <w:szCs w:val="24"/>
-          <w:shd w:val="clear" w:color="auto" w:fill="FFFFFF"/>
-        </w:rPr>
-        <w:t xml:space="preserve"> and unzip it.</w:t>
-      </w:r>
-    </w:p>
-    <w:p>
-      <w:pPr>
-        <w:pStyle w:val="ListParagraph"/>
-        <w:numPr>
-          <w:ilvl w:val="0"/>
-          <w:numId w:val="4"/>
-        </w:numPr>
-        <w:spacing w:after="0" w:line="240" w:lineRule="auto"/>
-        <w:rPr>
-          <w:rFonts w:cstheme="minorHAnsi"/>
-          <w:bCs/>
-          <w:sz w:val="24"/>
-          <w:szCs w:val="24"/>
-          <w:shd w:val="clear" w:color="auto" w:fill="FFFFFF"/>
-        </w:rPr>
-      </w:pPr>
-      <w:r>
-        <w:rPr>
-          <w:rFonts w:cstheme="minorHAnsi"/>
-          <w:bCs/>
-          <w:shd w:val="clear" w:color="auto" w:fill="FFFFFF"/>
-        </w:rPr>
-        <w:t xml:space="preserve">Start the </w:t>
-      </w:r>
       <w:r>
         <w:rPr>
           <w:rFonts w:cstheme="minorHAnsi"/>
           <w:bCs/>
           <w:color w:val="70AD47" w:themeColor="accent6"/>
-          <w:shd w:val="clear" w:color="auto" w:fill="FFFFFF"/>
-        </w:rPr>
-        <w:t xml:space="preserve">gridSetup.sh </w:t>
-      </w:r>
-      <w:r>
-        <w:rPr>
-          <w:rFonts w:cstheme="minorHAnsi"/>
-          <w:bCs/>
-          <w:shd w:val="clear" w:color="auto" w:fill="FFFFFF"/>
-        </w:rPr>
-        <w:t>as a grid user which will install grid software</w:t>
-      </w:r>
-    </w:p>
-    <w:p>
-      <w:pPr>
-        <w:pStyle w:val="ListParagraph"/>
-        <w:numPr>
-          <w:ilvl w:val="0"/>
-          <w:numId w:val="4"/>
-        </w:numPr>
-        <w:spacing w:after="0" w:line="240" w:lineRule="auto"/>
-        <w:rPr>
-          <w:rFonts w:cstheme="minorHAnsi"/>
-          <w:bCs/>
-          <w:color w:val="70AD47" w:themeColor="accent6"/>
-          <w:szCs w:val="24"/>
-          <w:shd w:val="clear" w:color="auto" w:fill="FFFFFF"/>
-        </w:rPr>
-      </w:pPr>
-      <w:r>
-        <w:rPr>
-          <w:rFonts w:cstheme="minorHAnsi"/>
-          <w:bCs/>
-          <w:color w:val="70AD47" w:themeColor="accent6"/>
-          <w:szCs w:val="24"/>
-          <w:shd w:val="clear" w:color="auto" w:fill="FFFFFF"/>
-        </w:rPr>
-        <w:t>./gridSetup.sh</w:t>
-      </w:r>
-    </w:p>
-    <w:p>
-      <w:pPr>
-        <w:pStyle w:val="ListParagraph"/>
-        <w:numPr>
-          <w:ilvl w:val="0"/>
-          <w:numId w:val="8"/>
-        </w:numPr>
-        <w:spacing w:after="0" w:line="240" w:lineRule="auto"/>
-        <w:rPr>
-          <w:rFonts w:cstheme="minorHAnsi"/>
-          <w:b/>
-          <w:bCs/>
-          <w:szCs w:val="24"/>
-          <w:shd w:val="clear" w:color="auto" w:fill="FFFFFF"/>
-        </w:rPr>
-      </w:pPr>
-      <w:r>
-        <w:rPr>
-          <w:rFonts w:cstheme="minorHAnsi"/>
-          <w:b/>
-          <w:bCs/>
-          <w:szCs w:val="24"/>
-          <w:shd w:val="clear" w:color="auto" w:fill="FFFFFF"/>
-        </w:rPr>
-        <w:t>Configure oracle grid infrastructure for a new cluster</w:t>
-      </w:r>
-    </w:p>
-    <w:p>
-      <w:pPr>
-        <w:pStyle w:val="ListParagraph"/>
-        <w:numPr>
-          <w:ilvl w:val="0"/>
-          <w:numId w:val="8"/>
-        </w:numPr>
-        <w:spacing w:after="0" w:line="240" w:lineRule="auto"/>
-        <w:rPr>
-          <w:rFonts w:cstheme="minorHAnsi"/>
-          <w:b/>
-          <w:bCs/>
-          <w:szCs w:val="24"/>
-          <w:shd w:val="clear" w:color="auto" w:fill="FFFFFF"/>
-        </w:rPr>
-      </w:pPr>
-      <w:r>
-        <w:rPr>
-          <w:rFonts w:cstheme="minorHAnsi"/>
-          <w:b/>
-          <w:bCs/>
-          <w:szCs w:val="24"/>
-          <w:shd w:val="clear" w:color="auto" w:fill="FFFFFF"/>
-        </w:rPr>
-        <w:t xml:space="preserve">Configure an oracle </w:t>
-      </w:r>
-      <w:proofErr w:type="spellStart"/>
-      <w:r>
-        <w:rPr>
-          <w:rFonts w:cstheme="minorHAnsi"/>
-          <w:b/>
-          <w:bCs/>
-          <w:szCs w:val="24"/>
-          <w:shd w:val="clear" w:color="auto" w:fill="FFFFFF"/>
-        </w:rPr>
-        <w:t>standlone</w:t>
-      </w:r>
-      <w:proofErr w:type="spellEnd"/>
-      <w:r>
-        <w:rPr>
-          <w:rFonts w:cstheme="minorHAnsi"/>
-          <w:b/>
-          <w:bCs/>
-          <w:szCs w:val="24"/>
-          <w:shd w:val="clear" w:color="auto" w:fill="FFFFFF"/>
-        </w:rPr>
-        <w:t xml:space="preserve"> cluster</w:t>
-      </w:r>
-    </w:p>
-    <w:p>
-      <w:pPr>
-        <w:pStyle w:val="ListParagraph"/>
-        <w:numPr>
-          <w:ilvl w:val="0"/>
-          <w:numId w:val="8"/>
-        </w:numPr>
-        <w:spacing w:after="0" w:line="240" w:lineRule="auto"/>
-        <w:rPr>
-          <w:rFonts w:cstheme="minorHAnsi"/>
-          <w:b/>
-          <w:bCs/>
-          <w:szCs w:val="24"/>
-          <w:shd w:val="clear" w:color="auto" w:fill="FFFFFF"/>
-        </w:rPr>
-      </w:pPr>
-      <w:r>
-        <w:rPr>
-          <w:rFonts w:cstheme="minorHAnsi"/>
-          <w:b/>
-          <w:bCs/>
-          <w:szCs w:val="24"/>
-          <w:shd w:val="clear" w:color="auto" w:fill="FFFFFF"/>
-        </w:rPr>
-        <w:t>Create local scan</w:t>
-      </w:r>
-    </w:p>
-    <w:p>
-      <w:pPr>
-        <w:pStyle w:val="ListParagraph"/>
-        <w:numPr>
-          <w:ilvl w:val="0"/>
-          <w:numId w:val="11"/>
-        </w:numPr>
-        <w:spacing w:after="0" w:line="240" w:lineRule="auto"/>
-        <w:rPr>
-          <w:rFonts w:cstheme="minorHAnsi"/>
-          <w:b/>
-          <w:bCs/>
-          <w:szCs w:val="24"/>
-          <w:shd w:val="clear" w:color="auto" w:fill="FFFFFF"/>
-        </w:rPr>
-      </w:pPr>
-      <w:r>
-        <w:rPr>
-          <w:rFonts w:cstheme="minorHAnsi"/>
-          <w:b/>
-          <w:bCs/>
-          <w:szCs w:val="24"/>
-          <w:shd w:val="clear" w:color="auto" w:fill="FFFFFF"/>
-        </w:rPr>
-        <w:t xml:space="preserve">Cluster name : </w:t>
-      </w:r>
-      <w:proofErr w:type="spellStart"/>
-      <w:r>
-        <w:rPr>
-          <w:rFonts w:cstheme="minorHAnsi"/>
-          <w:b/>
-          <w:bCs/>
-          <w:szCs w:val="24"/>
-          <w:shd w:val="clear" w:color="auto" w:fill="FFFFFF"/>
-        </w:rPr>
-        <w:t>rac</w:t>
-      </w:r>
-      <w:proofErr w:type="spellEnd"/>
-      <w:r>
-        <w:rPr>
-          <w:rFonts w:cstheme="minorHAnsi"/>
-          <w:b/>
-          <w:bCs/>
-          <w:szCs w:val="24"/>
-          <w:shd w:val="clear" w:color="auto" w:fill="FFFFFF"/>
-        </w:rPr>
-        <w:t xml:space="preserve">-cluster ( </w:t>
-      </w:r>
-      <w:r>
-        <w:rPr>
-          <w:rFonts w:cstheme="minorHAnsi"/>
-          <w:b/>
-          <w:bCs/>
-          <w:color w:val="FF0000"/>
-          <w:szCs w:val="24"/>
-          <w:shd w:val="clear" w:color="auto" w:fill="FFFFFF"/>
-        </w:rPr>
-        <w:t>chose any name</w:t>
-      </w:r>
-      <w:r>
-        <w:rPr>
-          <w:rFonts w:cstheme="minorHAnsi"/>
-          <w:b/>
-          <w:bCs/>
-          <w:szCs w:val="24"/>
-          <w:shd w:val="clear" w:color="auto" w:fill="FFFFFF"/>
-        </w:rPr>
-        <w:t>)</w:t>
-      </w:r>
-    </w:p>
-    <w:p>
-      <w:pPr>
-        <w:pStyle w:val="ListParagraph"/>
-        <w:numPr>
-          <w:ilvl w:val="0"/>
-          <w:numId w:val="11"/>
-        </w:numPr>
-        <w:spacing w:after="0" w:line="240" w:lineRule="auto"/>
-        <w:rPr>
-          <w:rFonts w:cstheme="minorHAnsi"/>
-          <w:b/>
-          <w:bCs/>
-          <w:szCs w:val="24"/>
-          <w:shd w:val="clear" w:color="auto" w:fill="FFFFFF"/>
-        </w:rPr>
-      </w:pPr>
-      <w:r>
-        <w:rPr>
-          <w:rFonts w:cstheme="minorHAnsi"/>
-          <w:b/>
-          <w:bCs/>
-          <w:szCs w:val="24"/>
-          <w:shd w:val="clear" w:color="auto" w:fill="FFFFFF"/>
-        </w:rPr>
-        <w:t xml:space="preserve">Scan name     : </w:t>
-      </w:r>
-      <w:proofErr w:type="spellStart"/>
-      <w:r>
-        <w:rPr>
-          <w:rFonts w:cstheme="minorHAnsi"/>
-          <w:b/>
-          <w:bCs/>
-          <w:szCs w:val="24"/>
-          <w:shd w:val="clear" w:color="auto" w:fill="FFFFFF"/>
-        </w:rPr>
-        <w:t>rac</w:t>
-      </w:r>
-      <w:proofErr w:type="spellEnd"/>
-      <w:r>
-        <w:rPr>
-          <w:rFonts w:cstheme="minorHAnsi"/>
-          <w:b/>
-          <w:bCs/>
-          <w:szCs w:val="24"/>
-          <w:shd w:val="clear" w:color="auto" w:fill="FFFFFF"/>
-        </w:rPr>
-        <w:t>-scan (</w:t>
-      </w:r>
-      <w:r>
-        <w:rPr>
-          <w:rFonts w:cstheme="minorHAnsi"/>
-          <w:b/>
-          <w:bCs/>
-          <w:color w:val="FF0000"/>
-          <w:szCs w:val="24"/>
-          <w:shd w:val="clear" w:color="auto" w:fill="FFFFFF"/>
-        </w:rPr>
-        <w:t>give the same as scan name</w:t>
-      </w:r>
-      <w:r>
-        <w:rPr>
-          <w:rFonts w:cstheme="minorHAnsi"/>
-          <w:b/>
-          <w:bCs/>
-          <w:szCs w:val="24"/>
-          <w:shd w:val="clear" w:color="auto" w:fill="FFFFFF"/>
-        </w:rPr>
-        <w:t>)</w:t>
-      </w:r>
-    </w:p>
-    <w:p>
-      <w:pPr>
-        <w:pStyle w:val="ListParagraph"/>
-        <w:numPr>
-          <w:ilvl w:val="0"/>
-          <w:numId w:val="11"/>
-        </w:numPr>
-        <w:spacing w:after="0" w:line="240" w:lineRule="auto"/>
-        <w:rPr>
-          <w:rFonts w:cstheme="minorHAnsi"/>
-          <w:b/>
-          <w:bCs/>
-          <w:szCs w:val="24"/>
-          <w:shd w:val="clear" w:color="auto" w:fill="FFFFFF"/>
-        </w:rPr>
-      </w:pPr>
-      <w:r>
-        <w:rPr>
-          <w:rFonts w:cstheme="minorHAnsi"/>
-          <w:b/>
-          <w:bCs/>
-          <w:szCs w:val="24"/>
-          <w:shd w:val="clear" w:color="auto" w:fill="FFFFFF"/>
-        </w:rPr>
-        <w:t>Scan port        : 1521</w:t>
-      </w:r>
-    </w:p>
-    <w:p>
-      <w:pPr>
-        <w:pStyle w:val="ListParagraph"/>
-        <w:numPr>
-          <w:ilvl w:val="0"/>
-          <w:numId w:val="8"/>
-        </w:numPr>
-        <w:spacing w:after="0" w:line="240" w:lineRule="auto"/>
-        <w:rPr>
-          <w:rFonts w:cstheme="minorHAnsi"/>
-          <w:b/>
-          <w:bCs/>
-          <w:szCs w:val="24"/>
-          <w:shd w:val="clear" w:color="auto" w:fill="FFFFFF"/>
-        </w:rPr>
-      </w:pPr>
-      <w:r>
-        <w:rPr>
-          <w:rFonts w:cstheme="minorHAnsi"/>
-          <w:b/>
-          <w:bCs/>
-          <w:szCs w:val="24"/>
-          <w:shd w:val="clear" w:color="auto" w:fill="FFFFFF"/>
-        </w:rPr>
-        <w:t xml:space="preserve">Cluster node information : </w:t>
-      </w:r>
-      <w:r>
-        <w:rPr>
-          <w:rFonts w:cstheme="minorHAnsi"/>
-          <w:b/>
-          <w:bCs/>
-          <w:color w:val="FF0000"/>
-          <w:szCs w:val="24"/>
-          <w:shd w:val="clear" w:color="auto" w:fill="FFFFFF"/>
-        </w:rPr>
-        <w:t>ADD</w:t>
-      </w:r>
-      <w:r>
-        <w:rPr>
-          <w:rFonts w:cstheme="minorHAnsi"/>
-          <w:b/>
-          <w:bCs/>
-          <w:szCs w:val="24"/>
-          <w:shd w:val="clear" w:color="auto" w:fill="FFFFFF"/>
-        </w:rPr>
-        <w:t xml:space="preserve"> </w:t>
-      </w:r>
-      <w:r>
-        <w:rPr>
-          <w:rFonts w:cstheme="minorHAnsi"/>
-          <w:b/>
-          <w:bCs/>
-          <w:szCs w:val="24"/>
-          <w:shd w:val="clear" w:color="auto" w:fill="FFFFFF"/>
-        </w:rPr>
-        <w:t>the nodes</w:t>
-      </w:r>
-    </w:p>
-    <w:p>
-      <w:pPr>
-        <w:pStyle w:val="ListParagraph"/>
-        <w:numPr>
-          <w:ilvl w:val="0"/>
-          <w:numId w:val="12"/>
-        </w:numPr>
-        <w:spacing w:after="0" w:line="240" w:lineRule="auto"/>
-        <w:rPr>
-          <w:rFonts w:cstheme="minorHAnsi"/>
-          <w:b/>
-          <w:bCs/>
-          <w:szCs w:val="24"/>
-          <w:shd w:val="clear" w:color="auto" w:fill="FFFFFF"/>
-        </w:rPr>
-      </w:pPr>
-      <w:r>
-        <w:rPr>
-          <w:rFonts w:cstheme="minorHAnsi"/>
-          <w:b/>
-          <w:bCs/>
-          <w:szCs w:val="24"/>
-          <w:shd w:val="clear" w:color="auto" w:fill="FFFFFF"/>
-        </w:rPr>
-        <w:t>Public hostname  : rac5</w:t>
-      </w:r>
-    </w:p>
-    <w:p>
-      <w:pPr>
-        <w:pStyle w:val="ListParagraph"/>
-        <w:numPr>
-          <w:ilvl w:val="0"/>
-          <w:numId w:val="12"/>
-        </w:numPr>
-        <w:spacing w:after="0" w:line="240" w:lineRule="auto"/>
-        <w:rPr>
-          <w:rFonts w:cstheme="minorHAnsi"/>
-          <w:b/>
-          <w:bCs/>
-          <w:szCs w:val="24"/>
-          <w:shd w:val="clear" w:color="auto" w:fill="FFFFFF"/>
-        </w:rPr>
-      </w:pPr>
-      <w:r>
-        <w:rPr>
-          <w:rFonts w:cstheme="minorHAnsi"/>
-          <w:b/>
-          <w:bCs/>
-          <w:szCs w:val="24"/>
-          <w:shd w:val="clear" w:color="auto" w:fill="FFFFFF"/>
-        </w:rPr>
-        <w:t xml:space="preserve">Virtual hostname : </w:t>
-      </w:r>
-      <w:r>
-        <w:rPr>
-          <w:rFonts w:cstheme="minorHAnsi"/>
-          <w:b/>
-          <w:bCs/>
-          <w:szCs w:val="24"/>
-          <w:shd w:val="clear" w:color="auto" w:fill="FFFFFF"/>
-        </w:rPr>
-        <w:t>rac5-vip</w:t>
-      </w:r>
-    </w:p>
-    <w:p>
-      <w:pPr>
-        <w:pStyle w:val="ListParagraph"/>
-        <w:numPr>
-          <w:ilvl w:val="0"/>
-          <w:numId w:val="4"/>
-        </w:numPr>
-        <w:spacing w:after="0" w:line="240" w:lineRule="auto"/>
-        <w:rPr>
-          <w:rFonts w:cstheme="minorHAnsi"/>
-          <w:bCs/>
-          <w:color w:val="70AD47" w:themeColor="accent6"/>
-          <w:szCs w:val="24"/>
-          <w:shd w:val="clear" w:color="auto" w:fill="FFFFFF"/>
-        </w:rPr>
-      </w:pPr>
-      <w:r>
-        <w:rPr>
-          <w:rFonts w:cstheme="minorHAnsi"/>
-          <w:bCs/>
-          <w:color w:val="70AD47" w:themeColor="accent6"/>
-          <w:szCs w:val="24"/>
-          <w:shd w:val="clear" w:color="auto" w:fill="FFFFFF"/>
-        </w:rPr>
-        <w:t xml:space="preserve">After adding the nodes configure password less files transfer between </w:t>
-      </w:r>
-      <w:proofErr w:type="spellStart"/>
-      <w:r>
-        <w:rPr>
-          <w:rFonts w:cstheme="minorHAnsi"/>
-          <w:bCs/>
-          <w:color w:val="70AD47" w:themeColor="accent6"/>
-          <w:szCs w:val="24"/>
-          <w:shd w:val="clear" w:color="auto" w:fill="FFFFFF"/>
-        </w:rPr>
-        <w:t>thenodes</w:t>
-      </w:r>
-      <w:proofErr w:type="spellEnd"/>
-      <w:r>
-        <w:rPr>
-          <w:rFonts w:cstheme="minorHAnsi"/>
-          <w:bCs/>
-          <w:color w:val="70AD47" w:themeColor="accent6"/>
-          <w:szCs w:val="24"/>
-          <w:shd w:val="clear" w:color="auto" w:fill="FFFFFF"/>
-        </w:rPr>
-        <w:t>.</w:t>
+          <w:szCs w:val="24"/>
+          <w:shd w:val="clear" w:color="auto" w:fill="FFFFFF"/>
+        </w:rPr>
+        <w:t>nodes.</w:t>
       </w:r>
     </w:p>
     <w:p>
@@ -4840,7 +3970,27 @@
           <w:szCs w:val="24"/>
           <w:shd w:val="clear" w:color="auto" w:fill="FFFFFF"/>
         </w:rPr>
-        <w:t xml:space="preserve">Use oracle flex ASM for storage </w:t>
+        <w:t xml:space="preserve">Use </w:t>
+      </w:r>
+      <w:r>
+        <w:rPr>
+          <w:rFonts w:cstheme="minorHAnsi"/>
+          <w:b/>
+          <w:bCs/>
+          <w:szCs w:val="24"/>
+          <w:shd w:val="clear" w:color="auto" w:fill="FFFFFF"/>
+        </w:rPr>
+        <w:t xml:space="preserve">standard ASM </w:t>
+      </w:r>
+      <w:r>
+        <w:rPr>
+          <w:rFonts w:cstheme="minorHAnsi"/>
+          <w:b/>
+          <w:bCs/>
+          <w:szCs w:val="24"/>
+          <w:shd w:val="clear" w:color="auto" w:fill="FFFFFF"/>
+        </w:rPr>
+        <w:t xml:space="preserve">for storage </w:t>
       </w:r>
     </w:p>
     <w:p>
@@ -4889,7 +4039,27 @@
           <w:szCs w:val="24"/>
           <w:shd w:val="clear" w:color="auto" w:fill="FFFFFF"/>
         </w:rPr>
-        <w:t>Use standard ASM for storage</w:t>
+        <w:t xml:space="preserve">Use </w:t>
+      </w:r>
+      <w:r>
+        <w:rPr>
+          <w:rFonts w:cstheme="minorHAnsi"/>
+          <w:b/>
+          <w:bCs/>
+          <w:szCs w:val="24"/>
+          <w:shd w:val="clear" w:color="auto" w:fill="FFFFFF"/>
+        </w:rPr>
+        <w:t xml:space="preserve">oracle flex ASM </w:t>
+      </w:r>
+      <w:r>
+        <w:rPr>
+          <w:rFonts w:cstheme="minorHAnsi"/>
+          <w:b/>
+          <w:bCs/>
+          <w:szCs w:val="24"/>
+          <w:shd w:val="clear" w:color="auto" w:fill="FFFFFF"/>
+        </w:rPr>
+        <w:t>for storage</w:t>
       </w:r>
     </w:p>
     <w:p>
@@ -4997,47 +4167,7 @@
           <w:szCs w:val="27"/>
           <w:shd w:val="clear" w:color="auto" w:fill="FFFFFF"/>
         </w:rPr>
-        <w:t>Browse the path /</w:t>
-      </w:r>
-      <w:proofErr w:type="spellStart"/>
-      <w:r>
-        <w:rPr>
-          <w:rFonts w:ascii="Helvetica" w:hAnsi="Helvetica" w:cs="Helvetica"/>
-          <w:color w:val="70AD47" w:themeColor="accent6"/>
-          <w:szCs w:val="27"/>
-          <w:shd w:val="clear" w:color="auto" w:fill="FFFFFF"/>
-        </w:rPr>
-        <w:t>dev</w:t>
-      </w:r>
-      <w:proofErr w:type="spellEnd"/>
-      <w:r>
-        <w:rPr>
-          <w:rFonts w:ascii="Helvetica" w:hAnsi="Helvetica" w:cs="Helvetica"/>
-          <w:color w:val="70AD47" w:themeColor="accent6"/>
-          <w:szCs w:val="27"/>
-          <w:shd w:val="clear" w:color="auto" w:fill="FFFFFF"/>
-        </w:rPr>
-        <w:t>/</w:t>
-      </w:r>
-      <w:proofErr w:type="spellStart"/>
-      <w:r>
-        <w:rPr>
-          <w:rFonts w:ascii="Helvetica" w:hAnsi="Helvetica" w:cs="Helvetica"/>
-          <w:color w:val="70AD47" w:themeColor="accent6"/>
-          <w:szCs w:val="27"/>
-          <w:shd w:val="clear" w:color="auto" w:fill="FFFFFF"/>
-        </w:rPr>
-        <w:t>oracleasm</w:t>
-      </w:r>
-      <w:proofErr w:type="spellEnd"/>
-      <w:r>
-        <w:rPr>
-          <w:rFonts w:ascii="Helvetica" w:hAnsi="Helvetica" w:cs="Helvetica"/>
-          <w:color w:val="70AD47" w:themeColor="accent6"/>
-          <w:szCs w:val="27"/>
-          <w:shd w:val="clear" w:color="auto" w:fill="FFFFFF"/>
-        </w:rPr>
-        <w:t>/disks* using change discovery path</w:t>
+        <w:t>Browse the path /dev/oracleasm/disks* using change discovery path</w:t>
       </w:r>
     </w:p>
     <w:p>
@@ -5112,27 +4242,8 @@
           <w:szCs w:val="24"/>
           <w:shd w:val="clear" w:color="auto" w:fill="FFFFFF"/>
         </w:rPr>
-        <w:t xml:space="preserve">Add </w:t>
-      </w:r>
-      <w:proofErr w:type="gramStart"/>
-      <w:r>
-        <w:rPr>
-          <w:rFonts w:cstheme="minorHAnsi"/>
-          <w:bCs/>
-          <w:szCs w:val="24"/>
-          <w:shd w:val="clear" w:color="auto" w:fill="FFFFFF"/>
-        </w:rPr>
-        <w:t>Disks :</w:t>
-      </w:r>
-      <w:proofErr w:type="gramEnd"/>
-      <w:r>
-        <w:rPr>
-          <w:rFonts w:cstheme="minorHAnsi"/>
-          <w:bCs/>
-          <w:szCs w:val="24"/>
-          <w:shd w:val="clear" w:color="auto" w:fill="FFFFFF"/>
-        </w:rPr>
-        <w:t xml:space="preserve"> select the disks for </w:t>
+        <w:lastRenderedPageBreak/>
+        <w:t xml:space="preserve">Add Disks : select the disks for </w:t>
       </w:r>
       <w:r>
         <w:rPr>
@@ -5205,29 +4316,27 @@
           <w:szCs w:val="24"/>
           <w:shd w:val="clear" w:color="auto" w:fill="FFFFFF"/>
         </w:rPr>
-        <w:t xml:space="preserve">Use same password for </w:t>
-      </w:r>
-      <w:proofErr w:type="spellStart"/>
-      <w:r>
-        <w:rPr>
-          <w:rFonts w:cstheme="minorHAnsi"/>
-          <w:b/>
-          <w:bCs/>
-          <w:szCs w:val="24"/>
-          <w:shd w:val="clear" w:color="auto" w:fill="FFFFFF"/>
-        </w:rPr>
-        <w:t>tese</w:t>
-      </w:r>
-      <w:proofErr w:type="spellEnd"/>
-      <w:r>
-        <w:rPr>
-          <w:rFonts w:cstheme="minorHAnsi"/>
-          <w:b/>
-          <w:bCs/>
-          <w:szCs w:val="24"/>
-          <w:shd w:val="clear" w:color="auto" w:fill="FFFFFF"/>
-        </w:rPr>
-        <w:t xml:space="preserve"> accounts</w:t>
+        <w:t>Use same password for t</w:t>
+      </w:r>
+      <w:r>
+        <w:rPr>
+          <w:rFonts w:cstheme="minorHAnsi"/>
+          <w:b/>
+          <w:bCs/>
+          <w:szCs w:val="24"/>
+          <w:shd w:val="clear" w:color="auto" w:fill="FFFFFF"/>
+        </w:rPr>
+        <w:t>h</w:t>
+      </w:r>
+      <w:r>
+        <w:rPr>
+          <w:rFonts w:cstheme="minorHAnsi"/>
+          <w:b/>
+          <w:bCs/>
+          <w:szCs w:val="24"/>
+          <w:shd w:val="clear" w:color="auto" w:fill="FFFFFF"/>
+        </w:rPr>
+        <w:t>ese accounts</w:t>
       </w:r>
     </w:p>
     <w:p>
@@ -5308,57 +4417,1593 @@
           <w:szCs w:val="24"/>
           <w:shd w:val="clear" w:color="auto" w:fill="FFFFFF"/>
         </w:rPr>
+        <w:t>Operating system groups</w:t>
+      </w:r>
+    </w:p>
+    <w:p>
+      <w:pPr>
+        <w:pStyle w:val="ListParagraph"/>
+        <w:numPr>
+          <w:ilvl w:val="0"/>
+          <w:numId w:val="15"/>
+        </w:numPr>
+        <w:spacing w:after="0" w:line="240" w:lineRule="auto"/>
+        <w:rPr>
+          <w:rFonts w:cstheme="minorHAnsi"/>
+          <w:b/>
+          <w:bCs/>
+          <w:szCs w:val="24"/>
+          <w:shd w:val="clear" w:color="auto" w:fill="FFFFFF"/>
+        </w:rPr>
+      </w:pPr>
+      <w:r>
+        <w:rPr>
+          <w:rFonts w:cstheme="minorHAnsi"/>
+          <w:b/>
+          <w:bCs/>
+          <w:szCs w:val="24"/>
+          <w:shd w:val="clear" w:color="auto" w:fill="FFFFFF"/>
+        </w:rPr>
+        <w:t>Choose oinstall for all groups.</w:t>
+      </w:r>
+    </w:p>
+    <w:p>
+      <w:pPr>
+        <w:pStyle w:val="ListParagraph"/>
+        <w:numPr>
+          <w:ilvl w:val="0"/>
+          <w:numId w:val="8"/>
+        </w:numPr>
+        <w:spacing w:after="0" w:line="240" w:lineRule="auto"/>
+        <w:rPr>
+          <w:rFonts w:cstheme="minorHAnsi"/>
+          <w:b/>
+          <w:bCs/>
+          <w:szCs w:val="24"/>
+          <w:shd w:val="clear" w:color="auto" w:fill="FFFFFF"/>
+        </w:rPr>
+      </w:pPr>
+      <w:r>
+        <w:rPr>
+          <w:rFonts w:cstheme="minorHAnsi"/>
+          <w:b/>
+          <w:bCs/>
+          <w:szCs w:val="24"/>
+          <w:shd w:val="clear" w:color="auto" w:fill="FFFFFF"/>
+        </w:rPr>
+        <w:t>Installation location</w:t>
+      </w:r>
+    </w:p>
+    <w:p>
+      <w:pPr>
+        <w:pStyle w:val="ListParagraph"/>
+        <w:numPr>
+          <w:ilvl w:val="0"/>
+          <w:numId w:val="15"/>
+        </w:numPr>
+        <w:spacing w:after="0" w:line="240" w:lineRule="auto"/>
+        <w:rPr>
+          <w:rFonts w:cstheme="minorHAnsi"/>
+          <w:b/>
+          <w:bCs/>
+          <w:szCs w:val="24"/>
+          <w:shd w:val="clear" w:color="auto" w:fill="FFFFFF"/>
+        </w:rPr>
+      </w:pPr>
+      <w:r>
+        <w:rPr>
+          <w:rFonts w:cstheme="minorHAnsi"/>
+          <w:b/>
+          <w:bCs/>
+          <w:szCs w:val="24"/>
+          <w:shd w:val="clear" w:color="auto" w:fill="FFFFFF"/>
+        </w:rPr>
+        <w:t>Oracle base : /u01/app/oracle</w:t>
+      </w:r>
+    </w:p>
+    <w:p>
+      <w:pPr>
+        <w:pStyle w:val="ListParagraph"/>
+        <w:numPr>
+          <w:ilvl w:val="0"/>
+          <w:numId w:val="15"/>
+        </w:numPr>
+        <w:spacing w:after="0" w:line="240" w:lineRule="auto"/>
+        <w:rPr>
+          <w:rFonts w:cstheme="minorHAnsi"/>
+          <w:b/>
+          <w:bCs/>
+          <w:szCs w:val="24"/>
+          <w:shd w:val="clear" w:color="auto" w:fill="FFFFFF"/>
+        </w:rPr>
+      </w:pPr>
+      <w:r>
+        <w:rPr>
+          <w:rFonts w:cstheme="minorHAnsi"/>
+          <w:b/>
+          <w:bCs/>
+          <w:szCs w:val="24"/>
+          <w:shd w:val="clear" w:color="auto" w:fill="FFFFFF"/>
+        </w:rPr>
+        <w:t>Software location : /u01/app/19c/grid</w:t>
+      </w:r>
+    </w:p>
+    <w:p>
+      <w:pPr>
+        <w:pStyle w:val="ListParagraph"/>
+        <w:numPr>
+          <w:ilvl w:val="0"/>
+          <w:numId w:val="8"/>
+        </w:numPr>
+        <w:spacing w:after="0" w:line="240" w:lineRule="auto"/>
+        <w:rPr>
+          <w:rFonts w:cstheme="minorHAnsi"/>
+          <w:b/>
+          <w:bCs/>
+          <w:szCs w:val="24"/>
+          <w:shd w:val="clear" w:color="auto" w:fill="FFFFFF"/>
+        </w:rPr>
+      </w:pPr>
+      <w:r>
+        <w:rPr>
+          <w:rFonts w:cstheme="minorHAnsi"/>
+          <w:b/>
+          <w:bCs/>
+          <w:szCs w:val="24"/>
+          <w:shd w:val="clear" w:color="auto" w:fill="FFFFFF"/>
+        </w:rPr>
+        <w:t>Create inventory</w:t>
+      </w:r>
+    </w:p>
+    <w:p>
+      <w:pPr>
+        <w:pStyle w:val="ListParagraph"/>
+        <w:numPr>
+          <w:ilvl w:val="0"/>
+          <w:numId w:val="16"/>
+        </w:numPr>
+        <w:spacing w:after="0" w:line="240" w:lineRule="auto"/>
+        <w:rPr>
+          <w:rFonts w:cstheme="minorHAnsi"/>
+          <w:b/>
+          <w:bCs/>
+          <w:szCs w:val="24"/>
+          <w:shd w:val="clear" w:color="auto" w:fill="FFFFFF"/>
+        </w:rPr>
+      </w:pPr>
+      <w:r>
+        <w:rPr>
+          <w:rFonts w:cstheme="minorHAnsi"/>
+          <w:b/>
+          <w:bCs/>
+          <w:szCs w:val="24"/>
+          <w:shd w:val="clear" w:color="auto" w:fill="FFFFFF"/>
+        </w:rPr>
+        <w:t>Inventory directory : /u01/app/oraInventory</w:t>
+      </w:r>
+    </w:p>
+    <w:p>
+      <w:pPr>
+        <w:pStyle w:val="ListParagraph"/>
+        <w:numPr>
+          <w:ilvl w:val="0"/>
+          <w:numId w:val="8"/>
+        </w:numPr>
+        <w:spacing w:after="0" w:line="240" w:lineRule="auto"/>
+        <w:rPr>
+          <w:rFonts w:cstheme="minorHAnsi"/>
+          <w:b/>
+          <w:bCs/>
+          <w:szCs w:val="24"/>
+          <w:shd w:val="clear" w:color="auto" w:fill="FFFFFF"/>
+        </w:rPr>
+      </w:pPr>
+      <w:r>
+        <w:rPr>
+          <w:rFonts w:cstheme="minorHAnsi"/>
+          <w:b/>
+          <w:bCs/>
+          <w:szCs w:val="24"/>
+          <w:shd w:val="clear" w:color="auto" w:fill="FFFFFF"/>
+        </w:rPr>
+        <w:t>Prerequisite checks</w:t>
+      </w:r>
+    </w:p>
+    <w:p>
+      <w:pPr>
+        <w:pStyle w:val="ListParagraph"/>
+        <w:numPr>
+          <w:ilvl w:val="0"/>
+          <w:numId w:val="16"/>
+        </w:numPr>
+        <w:spacing w:after="0" w:line="240" w:lineRule="auto"/>
+        <w:rPr>
+          <w:rFonts w:cstheme="minorHAnsi"/>
+          <w:b/>
+          <w:bCs/>
+          <w:szCs w:val="24"/>
+          <w:shd w:val="clear" w:color="auto" w:fill="FFFFFF"/>
+        </w:rPr>
+      </w:pPr>
+      <w:r>
+        <w:rPr>
+          <w:rFonts w:cstheme="minorHAnsi"/>
+          <w:b/>
+          <w:bCs/>
+          <w:szCs w:val="24"/>
+          <w:shd w:val="clear" w:color="auto" w:fill="FFFFFF"/>
+        </w:rPr>
+        <w:t xml:space="preserve">If any errors run </w:t>
+      </w:r>
+      <w:r>
+        <w:rPr>
+          <w:rFonts w:cstheme="minorHAnsi"/>
+          <w:b/>
+          <w:bCs/>
+          <w:color w:val="FF0000"/>
+          <w:szCs w:val="24"/>
+          <w:shd w:val="clear" w:color="auto" w:fill="FFFFFF"/>
+        </w:rPr>
+        <w:t xml:space="preserve">FIX &amp; check </w:t>
+      </w:r>
+      <w:r>
+        <w:rPr>
+          <w:rFonts w:cstheme="minorHAnsi"/>
+          <w:b/>
+          <w:bCs/>
+          <w:szCs w:val="24"/>
+          <w:shd w:val="clear" w:color="auto" w:fill="FFFFFF"/>
+        </w:rPr>
+        <w:t>this will give some scripts to execute in nodes</w:t>
+      </w:r>
+    </w:p>
+    <w:p>
+      <w:pPr>
+        <w:pStyle w:val="ListParagraph"/>
+        <w:numPr>
+          <w:ilvl w:val="0"/>
+          <w:numId w:val="16"/>
+        </w:numPr>
+        <w:spacing w:after="0" w:line="240" w:lineRule="auto"/>
+        <w:rPr>
+          <w:rFonts w:cstheme="minorHAnsi"/>
+          <w:b/>
+          <w:bCs/>
+          <w:szCs w:val="24"/>
+          <w:shd w:val="clear" w:color="auto" w:fill="FFFFFF"/>
+        </w:rPr>
+      </w:pPr>
+      <w:r>
+        <w:rPr>
+          <w:rFonts w:cstheme="minorHAnsi"/>
+          <w:b/>
+          <w:bCs/>
+          <w:color w:val="FF0000"/>
+          <w:szCs w:val="24"/>
+          <w:shd w:val="clear" w:color="auto" w:fill="FFFFFF"/>
+        </w:rPr>
+        <w:t>ignore</w:t>
+      </w:r>
+      <w:r>
+        <w:rPr>
+          <w:rFonts w:cstheme="minorHAnsi"/>
+          <w:b/>
+          <w:bCs/>
+          <w:szCs w:val="24"/>
+          <w:shd w:val="clear" w:color="auto" w:fill="FFFFFF"/>
+        </w:rPr>
+        <w:t>.</w:t>
+      </w:r>
+    </w:p>
+    <w:p>
+      <w:pPr>
+        <w:pStyle w:val="ListParagraph"/>
+        <w:numPr>
+          <w:ilvl w:val="0"/>
+          <w:numId w:val="16"/>
+        </w:numPr>
+        <w:spacing w:after="0" w:line="240" w:lineRule="auto"/>
+        <w:rPr>
+          <w:rFonts w:cstheme="minorHAnsi"/>
+          <w:b/>
+          <w:bCs/>
+          <w:szCs w:val="24"/>
+          <w:shd w:val="clear" w:color="auto" w:fill="FFFFFF"/>
+        </w:rPr>
+      </w:pPr>
+      <w:r>
+        <w:rPr>
+          <w:rFonts w:cstheme="minorHAnsi"/>
+          <w:b/>
+          <w:bCs/>
+          <w:color w:val="FF0000"/>
+          <w:szCs w:val="24"/>
+          <w:shd w:val="clear" w:color="auto" w:fill="FFFFFF"/>
+        </w:rPr>
+        <w:t>Install</w:t>
+      </w:r>
+      <w:r>
+        <w:rPr>
+          <w:rFonts w:cstheme="minorHAnsi"/>
+          <w:szCs w:val="24"/>
+        </w:rPr>
+        <w:t>.</w:t>
+      </w:r>
+    </w:p>
+    <w:p>
+      <w:pPr>
+        <w:pStyle w:val="ListParagraph"/>
+        <w:numPr>
+          <w:ilvl w:val="0"/>
+          <w:numId w:val="8"/>
+        </w:numPr>
+        <w:spacing w:after="0" w:line="240" w:lineRule="auto"/>
+        <w:rPr>
+          <w:rFonts w:cstheme="minorHAnsi"/>
+          <w:b/>
+          <w:bCs/>
+          <w:szCs w:val="24"/>
+          <w:shd w:val="clear" w:color="auto" w:fill="FFFFFF"/>
+        </w:rPr>
+      </w:pPr>
+      <w:r>
+        <w:rPr>
+          <w:rFonts w:cstheme="minorHAnsi"/>
+          <w:b/>
+          <w:bCs/>
+          <w:color w:val="FF0000"/>
+          <w:szCs w:val="24"/>
+          <w:shd w:val="clear" w:color="auto" w:fill="FFFFFF"/>
+        </w:rPr>
+        <w:t>Execut root configuration scripts</w:t>
+      </w:r>
+    </w:p>
+    <w:p>
+      <w:pPr>
+        <w:pStyle w:val="ListParagraph"/>
+        <w:numPr>
+          <w:ilvl w:val="0"/>
+          <w:numId w:val="8"/>
+        </w:numPr>
+        <w:spacing w:after="0" w:line="240" w:lineRule="auto"/>
+        <w:rPr>
+          <w:rFonts w:cstheme="minorHAnsi"/>
+          <w:b/>
+          <w:bCs/>
+          <w:szCs w:val="24"/>
+          <w:shd w:val="clear" w:color="auto" w:fill="FFFFFF"/>
+        </w:rPr>
+      </w:pPr>
+      <w:r>
+        <w:rPr>
+          <w:rFonts w:cstheme="minorHAnsi"/>
+          <w:color w:val="000000" w:themeColor="text1"/>
+          <w:szCs w:val="24"/>
+          <w:shd w:val="clear" w:color="auto" w:fill="FFFFFF"/>
+        </w:rPr>
+        <w:t>If any error</w:t>
+      </w:r>
+      <w:r>
+        <w:rPr>
+          <w:rFonts w:cstheme="minorHAnsi"/>
+          <w:b/>
+          <w:bCs/>
+          <w:color w:val="000000" w:themeColor="text1"/>
+          <w:szCs w:val="24"/>
+          <w:shd w:val="clear" w:color="auto" w:fill="FFFFFF"/>
+        </w:rPr>
+        <w:t xml:space="preserve"> </w:t>
+      </w:r>
+      <w:r>
+        <w:rPr>
+          <w:rFonts w:cstheme="minorHAnsi"/>
+          <w:b/>
+          <w:bCs/>
+          <w:color w:val="FF0000"/>
+          <w:szCs w:val="24"/>
+          <w:shd w:val="clear" w:color="auto" w:fill="FFFFFF"/>
+        </w:rPr>
+        <w:t xml:space="preserve">SKIP </w:t>
+      </w:r>
+      <w:r>
+        <w:rPr>
+          <w:rFonts w:cstheme="minorHAnsi"/>
+          <w:color w:val="000000" w:themeColor="text1"/>
+          <w:szCs w:val="24"/>
+          <w:shd w:val="clear" w:color="auto" w:fill="FFFFFF"/>
+        </w:rPr>
+        <w:t>or</w:t>
+      </w:r>
+      <w:r>
+        <w:rPr>
+          <w:rFonts w:cstheme="minorHAnsi"/>
+          <w:b/>
+          <w:bCs/>
+          <w:color w:val="FF0000"/>
+          <w:szCs w:val="24"/>
+          <w:shd w:val="clear" w:color="auto" w:fill="FFFFFF"/>
+        </w:rPr>
+        <w:t xml:space="preserve"> CLOSE </w:t>
+      </w:r>
+      <w:r>
+        <w:rPr>
+          <w:rFonts w:cstheme="minorHAnsi"/>
+          <w:color w:val="000000" w:themeColor="text1"/>
+          <w:szCs w:val="24"/>
+          <w:shd w:val="clear" w:color="auto" w:fill="FFFFFF"/>
+        </w:rPr>
+        <w:t>it.</w:t>
+      </w:r>
+    </w:p>
+    <w:p>
+      <w:pPr>
+        <w:pStyle w:val="ListParagraph"/>
+        <w:numPr>
+          <w:ilvl w:val="0"/>
+          <w:numId w:val="8"/>
+        </w:numPr>
+        <w:spacing w:after="0" w:line="240" w:lineRule="auto"/>
+        <w:rPr>
+          <w:rFonts w:cstheme="minorHAnsi"/>
+          <w:b/>
+          <w:bCs/>
+          <w:szCs w:val="24"/>
+          <w:shd w:val="clear" w:color="auto" w:fill="FFFFFF"/>
+        </w:rPr>
+      </w:pPr>
+      <w:r>
+        <w:rPr>
+          <w:rFonts w:cstheme="minorHAnsi"/>
+          <w:color w:val="000000" w:themeColor="text1"/>
+          <w:szCs w:val="24"/>
+          <w:shd w:val="clear" w:color="auto" w:fill="FFFFFF"/>
+        </w:rPr>
+        <w:t>Check the</w:t>
+      </w:r>
+      <w:r>
+        <w:rPr>
+          <w:rFonts w:cstheme="minorHAnsi"/>
+          <w:b/>
+          <w:bCs/>
+          <w:color w:val="000000" w:themeColor="text1"/>
+          <w:szCs w:val="24"/>
+          <w:shd w:val="clear" w:color="auto" w:fill="FFFFFF"/>
+        </w:rPr>
+        <w:t xml:space="preserve"> </w:t>
+      </w:r>
+      <w:r>
+        <w:rPr>
+          <w:rFonts w:cstheme="minorHAnsi"/>
+          <w:b/>
+          <w:bCs/>
+          <w:color w:val="FF0000"/>
+          <w:szCs w:val="24"/>
+          <w:shd w:val="clear" w:color="auto" w:fill="FFFFFF"/>
+        </w:rPr>
+        <w:t xml:space="preserve">oratab </w:t>
+      </w:r>
+      <w:r>
+        <w:rPr>
+          <w:rFonts w:cstheme="minorHAnsi"/>
+          <w:color w:val="000000" w:themeColor="text1"/>
+          <w:szCs w:val="24"/>
+          <w:shd w:val="clear" w:color="auto" w:fill="FFFFFF"/>
+        </w:rPr>
+        <w:t>and</w:t>
+      </w:r>
+      <w:r>
+        <w:rPr>
+          <w:rFonts w:cstheme="minorHAnsi"/>
+          <w:b/>
+          <w:bCs/>
+          <w:color w:val="FF0000"/>
+          <w:szCs w:val="24"/>
+          <w:shd w:val="clear" w:color="auto" w:fill="FFFFFF"/>
+        </w:rPr>
+        <w:t xml:space="preserve"> CRS </w:t>
+      </w:r>
+      <w:r>
+        <w:rPr>
+          <w:rFonts w:cstheme="minorHAnsi"/>
+          <w:color w:val="000000" w:themeColor="text1"/>
+          <w:szCs w:val="24"/>
+          <w:shd w:val="clear" w:color="auto" w:fill="FFFFFF"/>
+        </w:rPr>
+        <w:t>status</w:t>
+      </w:r>
+      <w:r>
+        <w:rPr>
+          <w:rFonts w:cstheme="minorHAnsi"/>
+          <w:b/>
+          <w:bCs/>
+          <w:color w:val="000000" w:themeColor="text1"/>
+          <w:szCs w:val="24"/>
+          <w:shd w:val="clear" w:color="auto" w:fill="FFFFFF"/>
+        </w:rPr>
+        <w:t xml:space="preserve"> </w:t>
+      </w:r>
+      <w:r>
+        <w:rPr>
+          <w:rFonts w:cstheme="minorHAnsi"/>
+          <w:b/>
+          <w:bCs/>
+          <w:color w:val="000000" w:themeColor="text1"/>
+          <w:szCs w:val="24"/>
+          <w:shd w:val="clear" w:color="auto" w:fill="FFFFFF"/>
+        </w:rPr>
+        <w:t>(crsctl check crs)</w:t>
+      </w:r>
+    </w:p>
+    <w:p>
+      <w:pPr>
+        <w:pStyle w:val="ListParagraph"/>
+        <w:numPr>
+          <w:ilvl w:val="0"/>
+          <w:numId w:val="8"/>
+        </w:numPr>
+        <w:spacing w:after="0" w:line="240" w:lineRule="auto"/>
+        <w:rPr>
+          <w:rFonts w:cstheme="minorHAnsi"/>
+          <w:b/>
+          <w:bCs/>
+          <w:szCs w:val="24"/>
+          <w:shd w:val="clear" w:color="auto" w:fill="FFFFFF"/>
+        </w:rPr>
+      </w:pPr>
+      <w:r>
+        <w:rPr>
+          <w:rFonts w:cstheme="minorHAnsi"/>
+          <w:color w:val="000000" w:themeColor="text1"/>
+          <w:szCs w:val="24"/>
+          <w:shd w:val="clear" w:color="auto" w:fill="FFFFFF"/>
+        </w:rPr>
+        <w:t>To check cluster service of all nodes in one node</w:t>
+      </w:r>
+      <w:r>
+        <w:rPr>
+          <w:rFonts w:cstheme="minorHAnsi"/>
+          <w:b/>
+          <w:bCs/>
+          <w:color w:val="000000" w:themeColor="text1"/>
+          <w:szCs w:val="24"/>
+          <w:shd w:val="clear" w:color="auto" w:fill="FFFFFF"/>
+        </w:rPr>
+        <w:t xml:space="preserve"> (crsctl check cluster -all)</w:t>
+      </w:r>
+    </w:p>
+    <w:p>
+      <w:pPr>
+        <w:spacing w:after="0" w:line="240" w:lineRule="auto"/>
+        <w:rPr>
+          <w:rFonts w:cstheme="minorHAnsi"/>
+          <w:b/>
+          <w:bCs/>
+          <w:szCs w:val="24"/>
+          <w:shd w:val="clear" w:color="auto" w:fill="FFFFFF"/>
+        </w:rPr>
+      </w:pPr>
+    </w:p>
+    <w:p>
+      <w:pPr>
+        <w:spacing w:after="0" w:line="240" w:lineRule="auto"/>
+        <w:rPr>
+          <w:rFonts w:cstheme="minorHAnsi"/>
+          <w:b/>
+          <w:bCs/>
+          <w:sz w:val="24"/>
+          <w:szCs w:val="28"/>
+          <w:shd w:val="clear" w:color="auto" w:fill="FFFFFF"/>
+        </w:rPr>
+      </w:pPr>
+      <w:r>
+        <w:rPr>
+          <w:rFonts w:cstheme="minorHAnsi"/>
+          <w:b/>
+          <w:bCs/>
+          <w:sz w:val="24"/>
+          <w:szCs w:val="28"/>
+          <w:shd w:val="clear" w:color="auto" w:fill="FFFFFF"/>
+        </w:rPr>
+        <w:t xml:space="preserve">To check how many nodes are part of cluster </w:t>
+      </w:r>
+    </w:p>
+    <w:p>
+      <w:pPr>
+        <w:pStyle w:val="ListParagraph"/>
+        <w:numPr>
+          <w:ilvl w:val="0"/>
+          <w:numId w:val="4"/>
+        </w:numPr>
+        <w:spacing w:after="0" w:line="240" w:lineRule="auto"/>
+        <w:rPr>
+          <w:rFonts w:cstheme="minorHAnsi"/>
+          <w:szCs w:val="24"/>
+          <w:shd w:val="clear" w:color="auto" w:fill="FFFFFF"/>
+        </w:rPr>
+      </w:pPr>
+      <w:r>
+        <w:rPr>
+          <w:rFonts w:cstheme="minorHAnsi"/>
+          <w:szCs w:val="24"/>
+          <w:shd w:val="clear" w:color="auto" w:fill="FFFFFF"/>
+        </w:rPr>
+        <w:t>O</w:t>
+      </w:r>
+      <w:r>
+        <w:rPr>
+          <w:rFonts w:cstheme="minorHAnsi"/>
+          <w:szCs w:val="24"/>
+          <w:shd w:val="clear" w:color="auto" w:fill="FFFFFF"/>
+        </w:rPr>
+        <w:t>lsnodes</w:t>
+      </w:r>
+    </w:p>
+    <w:p>
+      <w:pPr>
+        <w:spacing w:after="0" w:line="240" w:lineRule="auto"/>
+        <w:rPr>
+          <w:rFonts w:cstheme="minorHAnsi"/>
+          <w:b/>
+          <w:bCs/>
+          <w:szCs w:val="24"/>
+          <w:shd w:val="clear" w:color="auto" w:fill="FFFFFF"/>
+        </w:rPr>
+      </w:pPr>
+    </w:p>
+    <w:p>
+      <w:pPr>
+        <w:spacing w:after="0" w:line="240" w:lineRule="auto"/>
+        <w:rPr>
+          <w:rFonts w:cstheme="minorHAnsi"/>
+          <w:b/>
+          <w:bCs/>
+          <w:color w:val="4472C4" w:themeColor="accent5"/>
+          <w:sz w:val="24"/>
+          <w:szCs w:val="28"/>
+          <w:shd w:val="clear" w:color="auto" w:fill="FFFFFF"/>
+        </w:rPr>
+      </w:pPr>
+      <w:r>
+        <w:rPr>
+          <w:rFonts w:cstheme="minorHAnsi"/>
+          <w:b/>
+          <w:bCs/>
+          <w:color w:val="4472C4" w:themeColor="accent5"/>
+          <w:sz w:val="24"/>
+          <w:szCs w:val="28"/>
+          <w:shd w:val="clear" w:color="auto" w:fill="FFFFFF"/>
+        </w:rPr>
+        <w:t xml:space="preserve">Rac 12c db </w:t>
+      </w:r>
+      <w:r>
+        <w:rPr>
+          <w:rFonts w:cstheme="minorHAnsi"/>
+          <w:b/>
+          <w:bCs/>
+          <w:color w:val="4472C4" w:themeColor="accent5"/>
+          <w:sz w:val="24"/>
+          <w:szCs w:val="28"/>
+          <w:shd w:val="clear" w:color="auto" w:fill="FFFFFF"/>
+        </w:rPr>
+        <w:t>manual creation.</w:t>
+      </w:r>
+      <w:r>
+        <w:rPr>
+          <w:rFonts w:cstheme="minorHAnsi"/>
+          <w:b/>
+          <w:bCs/>
+          <w:color w:val="4472C4" w:themeColor="accent5"/>
+          <w:sz w:val="24"/>
+          <w:szCs w:val="28"/>
+          <w:shd w:val="clear" w:color="auto" w:fill="FFFFFF"/>
+        </w:rPr>
+        <w:t>(alt +n)</w:t>
+      </w:r>
+    </w:p>
+    <w:p>
+      <w:pPr>
+        <w:pStyle w:val="ListParagraph"/>
+        <w:numPr>
+          <w:ilvl w:val="0"/>
+          <w:numId w:val="4"/>
+        </w:numPr>
+        <w:spacing w:after="0" w:line="240" w:lineRule="auto"/>
+        <w:rPr>
+          <w:rFonts w:cstheme="minorHAnsi"/>
+          <w:shd w:val="clear" w:color="auto" w:fill="FFFFFF"/>
+        </w:rPr>
+      </w:pPr>
+      <w:r>
+        <w:rPr>
+          <w:rFonts w:cstheme="minorHAnsi"/>
+          <w:shd w:val="clear" w:color="auto" w:fill="FFFFFF"/>
+        </w:rPr>
+        <w:t>Copy software to the server and unzip it.</w:t>
+      </w:r>
+    </w:p>
+    <w:p>
+      <w:pPr>
+        <w:pStyle w:val="ListParagraph"/>
+        <w:numPr>
+          <w:ilvl w:val="0"/>
+          <w:numId w:val="4"/>
+        </w:numPr>
+        <w:spacing w:after="0" w:line="240" w:lineRule="auto"/>
+        <w:rPr>
+          <w:rFonts w:cstheme="minorHAnsi"/>
+          <w:shd w:val="clear" w:color="auto" w:fill="FFFFFF"/>
+        </w:rPr>
+      </w:pPr>
+      <w:r>
+        <w:rPr>
+          <w:rFonts w:cstheme="minorHAnsi"/>
+          <w:shd w:val="clear" w:color="auto" w:fill="FFFFFF"/>
+        </w:rPr>
+        <w:t xml:space="preserve">Go to database directory and </w:t>
+      </w:r>
+      <w:r>
+        <w:rPr>
+          <w:rFonts w:cstheme="minorHAnsi"/>
+          <w:shd w:val="clear" w:color="auto" w:fill="FFFFFF"/>
+        </w:rPr>
+        <w:t xml:space="preserve">Run </w:t>
+      </w:r>
+      <w:r>
+        <w:rPr>
+          <w:rFonts w:cstheme="minorHAnsi"/>
+          <w:color w:val="EE0000"/>
+          <w:shd w:val="clear" w:color="auto" w:fill="FFFFFF"/>
+        </w:rPr>
+        <w:t>./</w:t>
+      </w:r>
+      <w:r>
+        <w:rPr>
+          <w:rFonts w:cstheme="minorHAnsi"/>
+          <w:color w:val="EE0000"/>
+          <w:shd w:val="clear" w:color="auto" w:fill="FFFFFF"/>
+        </w:rPr>
+        <w:t>runInstaller</w:t>
+      </w:r>
+    </w:p>
+    <w:p>
+      <w:pPr>
+        <w:pStyle w:val="ListParagraph"/>
+        <w:numPr>
+          <w:ilvl w:val="0"/>
+          <w:numId w:val="4"/>
+        </w:numPr>
+        <w:spacing w:after="0" w:line="240" w:lineRule="auto"/>
+        <w:rPr>
+          <w:rFonts w:cstheme="minorHAnsi"/>
+          <w:shd w:val="clear" w:color="auto" w:fill="FFFFFF"/>
+        </w:rPr>
+      </w:pPr>
+      <w:r>
+        <w:rPr>
+          <w:rFonts w:cstheme="minorHAnsi"/>
+          <w:shd w:val="clear" w:color="auto" w:fill="FFFFFF"/>
+        </w:rPr>
+        <w:t>Install database software only</w:t>
+      </w:r>
+    </w:p>
+    <w:p>
+      <w:pPr>
+        <w:pStyle w:val="ListParagraph"/>
+        <w:numPr>
+          <w:ilvl w:val="0"/>
+          <w:numId w:val="8"/>
+        </w:numPr>
+        <w:spacing w:after="0" w:line="240" w:lineRule="auto"/>
+        <w:rPr>
+          <w:rFonts w:cstheme="minorHAnsi"/>
+          <w:shd w:val="clear" w:color="auto" w:fill="FFFFFF"/>
+        </w:rPr>
+      </w:pPr>
+      <w:r>
+        <w:rPr>
+          <w:rFonts w:cstheme="minorHAnsi"/>
+          <w:shd w:val="clear" w:color="auto" w:fill="FFFFFF"/>
+        </w:rPr>
+        <w:t>Install database software</w:t>
+      </w:r>
+    </w:p>
+    <w:p>
+      <w:pPr>
+        <w:pStyle w:val="ListParagraph"/>
+        <w:numPr>
+          <w:ilvl w:val="0"/>
+          <w:numId w:val="8"/>
+        </w:numPr>
+        <w:spacing w:after="0" w:line="240" w:lineRule="auto"/>
+        <w:rPr>
+          <w:rFonts w:cstheme="minorHAnsi"/>
+          <w:shd w:val="clear" w:color="auto" w:fill="FFFFFF"/>
+        </w:rPr>
+      </w:pPr>
+      <w:r>
+        <w:rPr>
+          <w:rFonts w:cstheme="minorHAnsi"/>
+          <w:shd w:val="clear" w:color="auto" w:fill="FFFFFF"/>
+        </w:rPr>
+        <w:t>Oracle real application clusters database installation</w:t>
+      </w:r>
+    </w:p>
+    <w:p>
+      <w:pPr>
+        <w:pStyle w:val="ListParagraph"/>
+        <w:numPr>
+          <w:ilvl w:val="0"/>
+          <w:numId w:val="8"/>
+        </w:numPr>
+        <w:spacing w:after="0" w:line="240" w:lineRule="auto"/>
+        <w:rPr>
+          <w:rFonts w:cstheme="minorHAnsi"/>
+          <w:shd w:val="clear" w:color="auto" w:fill="FFFFFF"/>
+        </w:rPr>
+      </w:pPr>
+      <w:r>
+        <w:rPr>
+          <w:rFonts w:cstheme="minorHAnsi"/>
+          <w:shd w:val="clear" w:color="auto" w:fill="FFFFFF"/>
+        </w:rPr>
+        <w:t>Select nodes</w:t>
+      </w:r>
+    </w:p>
+    <w:p>
+      <w:pPr>
+        <w:pStyle w:val="ListParagraph"/>
+        <w:numPr>
+          <w:ilvl w:val="0"/>
+          <w:numId w:val="8"/>
+        </w:numPr>
+        <w:spacing w:after="0" w:line="240" w:lineRule="auto"/>
+        <w:rPr>
+          <w:rFonts w:cstheme="minorHAnsi"/>
+          <w:shd w:val="clear" w:color="auto" w:fill="FFFFFF"/>
+        </w:rPr>
+      </w:pPr>
+      <w:r>
+        <w:rPr>
+          <w:rFonts w:cstheme="minorHAnsi"/>
+          <w:shd w:val="clear" w:color="auto" w:fill="FFFFFF"/>
+        </w:rPr>
+        <w:t>SSH connectivity</w:t>
+      </w:r>
+      <w:r>
+        <w:rPr>
+          <w:rFonts w:cstheme="minorHAnsi"/>
+          <w:shd w:val="clear" w:color="auto" w:fill="FFFFFF"/>
+        </w:rPr>
+        <w:t xml:space="preserve"> and test it</w:t>
+      </w:r>
+    </w:p>
+    <w:p>
+      <w:pPr>
+        <w:pStyle w:val="ListParagraph"/>
+        <w:numPr>
+          <w:ilvl w:val="0"/>
+          <w:numId w:val="8"/>
+        </w:numPr>
+        <w:spacing w:after="0" w:line="240" w:lineRule="auto"/>
+        <w:rPr>
+          <w:rFonts w:cstheme="minorHAnsi"/>
+          <w:shd w:val="clear" w:color="auto" w:fill="FFFFFF"/>
+        </w:rPr>
+      </w:pPr>
+      <w:r>
+        <w:rPr>
+          <w:rFonts w:cstheme="minorHAnsi"/>
+          <w:shd w:val="clear" w:color="auto" w:fill="FFFFFF"/>
+        </w:rPr>
+        <w:t>Oracle Base / Software location</w:t>
+      </w:r>
+      <w:r>
+        <w:rPr>
+          <w:rFonts w:cstheme="minorHAnsi"/>
+          <w:shd w:val="clear" w:color="auto" w:fill="FFFFFF"/>
+        </w:rPr>
+        <w:t xml:space="preserve"> (before going next step it will check in other nodes also weather having proper permissions or not) </w:t>
+      </w:r>
+    </w:p>
+    <w:p>
+      <w:pPr>
+        <w:pStyle w:val="ListParagraph"/>
+        <w:numPr>
+          <w:ilvl w:val="0"/>
+          <w:numId w:val="8"/>
+        </w:numPr>
+        <w:spacing w:after="0" w:line="240" w:lineRule="auto"/>
+        <w:rPr>
+          <w:rFonts w:cstheme="minorHAnsi"/>
+          <w:shd w:val="clear" w:color="auto" w:fill="FFFFFF"/>
+        </w:rPr>
+      </w:pPr>
+      <w:r>
+        <w:rPr>
+          <w:rFonts w:cstheme="minorHAnsi"/>
+          <w:shd w:val="clear" w:color="auto" w:fill="FFFFFF"/>
+        </w:rPr>
+        <w:t>Select group as oinstall</w:t>
+      </w:r>
+    </w:p>
+    <w:p>
+      <w:pPr>
+        <w:pStyle w:val="ListParagraph"/>
+        <w:numPr>
+          <w:ilvl w:val="0"/>
+          <w:numId w:val="8"/>
+        </w:numPr>
+        <w:spacing w:after="0" w:line="240" w:lineRule="auto"/>
+        <w:rPr>
+          <w:rFonts w:cstheme="minorHAnsi"/>
+          <w:shd w:val="clear" w:color="auto" w:fill="FFFFFF"/>
+        </w:rPr>
+      </w:pPr>
+      <w:r>
+        <w:rPr>
+          <w:rFonts w:cstheme="minorHAnsi"/>
+          <w:shd w:val="clear" w:color="auto" w:fill="FFFFFF"/>
+        </w:rPr>
+        <w:t xml:space="preserve">If any errors select </w:t>
+      </w:r>
+      <w:r>
+        <w:rPr>
+          <w:rFonts w:cstheme="minorHAnsi"/>
+          <w:color w:val="EE0000"/>
+          <w:shd w:val="clear" w:color="auto" w:fill="FFFFFF"/>
+        </w:rPr>
+        <w:t>Fix &amp; Check Again</w:t>
+      </w:r>
+    </w:p>
+    <w:p>
+      <w:pPr>
+        <w:pStyle w:val="ListParagraph"/>
+        <w:numPr>
+          <w:ilvl w:val="0"/>
+          <w:numId w:val="8"/>
+        </w:numPr>
+        <w:spacing w:after="0" w:line="240" w:lineRule="auto"/>
+        <w:rPr>
+          <w:rFonts w:cstheme="minorHAnsi"/>
+          <w:color w:val="000000" w:themeColor="text1"/>
+          <w:shd w:val="clear" w:color="auto" w:fill="FFFFFF"/>
+        </w:rPr>
+      </w:pPr>
+      <w:r>
+        <w:rPr>
+          <w:rFonts w:cstheme="minorHAnsi"/>
+          <w:color w:val="000000" w:themeColor="text1"/>
+          <w:shd w:val="clear" w:color="auto" w:fill="FFFFFF"/>
+        </w:rPr>
+        <w:t>Ignore all</w:t>
+      </w:r>
+    </w:p>
+    <w:p>
+      <w:pPr>
+        <w:pStyle w:val="ListParagraph"/>
+        <w:numPr>
+          <w:ilvl w:val="0"/>
+          <w:numId w:val="8"/>
+        </w:numPr>
+        <w:spacing w:after="0" w:line="240" w:lineRule="auto"/>
+        <w:rPr>
+          <w:rFonts w:cstheme="minorHAnsi"/>
+          <w:shd w:val="clear" w:color="auto" w:fill="FFFFFF"/>
+        </w:rPr>
+      </w:pPr>
+      <w:r>
+        <w:rPr>
+          <w:rFonts w:cstheme="minorHAnsi"/>
+          <w:shd w:val="clear" w:color="auto" w:fill="FFFFFF"/>
+        </w:rPr>
+        <w:t>Install</w:t>
+      </w:r>
+      <w:r>
+        <w:rPr>
+          <w:rFonts w:cstheme="minorHAnsi"/>
+          <w:shd w:val="clear" w:color="auto" w:fill="FFFFFF"/>
+        </w:rPr>
+        <w:t xml:space="preserve"> (</w:t>
+      </w:r>
+      <w:r>
+        <w:rPr>
+          <w:rFonts w:cstheme="minorHAnsi"/>
+          <w:color w:val="000000" w:themeColor="text1"/>
+          <w:shd w:val="clear" w:color="auto" w:fill="FFFFFF"/>
+        </w:rPr>
+        <w:t xml:space="preserve">Alt + </w:t>
+      </w:r>
+      <w:r>
+        <w:rPr>
+          <w:rFonts w:cstheme="minorHAnsi"/>
+          <w:color w:val="000000" w:themeColor="text1"/>
+          <w:shd w:val="clear" w:color="auto" w:fill="FFFFFF"/>
+        </w:rPr>
+        <w:t>i)</w:t>
+      </w:r>
+    </w:p>
+    <w:p>
+      <w:pPr>
+        <w:pStyle w:val="ListParagraph"/>
+        <w:numPr>
+          <w:ilvl w:val="0"/>
+          <w:numId w:val="8"/>
+        </w:numPr>
+        <w:spacing w:after="0" w:line="240" w:lineRule="auto"/>
+        <w:rPr>
+          <w:rFonts w:cstheme="minorHAnsi"/>
+          <w:shd w:val="clear" w:color="auto" w:fill="FFFFFF"/>
+        </w:rPr>
+      </w:pPr>
+      <w:r>
+        <w:rPr>
+          <w:rFonts w:cstheme="minorHAnsi"/>
+          <w:color w:val="000000" w:themeColor="text1"/>
+          <w:shd w:val="clear" w:color="auto" w:fill="FFFFFF"/>
+        </w:rPr>
+        <w:t>During installation all the binaries will copied to other nodes also</w:t>
+      </w:r>
+      <w:r>
+        <w:rPr>
+          <w:rFonts w:cstheme="minorHAnsi"/>
+          <w:color w:val="000000" w:themeColor="text1"/>
+          <w:shd w:val="clear" w:color="auto" w:fill="FFFFFF"/>
+        </w:rPr>
+        <w:t xml:space="preserve"> </w:t>
+      </w:r>
+      <w:r>
+        <w:rPr>
+          <w:rFonts w:cstheme="minorHAnsi"/>
+          <w:color w:val="000000" w:themeColor="text1"/>
+          <w:shd w:val="clear" w:color="auto" w:fill="FFFFFF"/>
+        </w:rPr>
+        <w:t>.</w:t>
+      </w:r>
+      <w:r>
+        <w:rPr>
+          <w:rFonts w:cstheme="minorHAnsi"/>
+          <w:color w:val="000000" w:themeColor="text1"/>
+          <w:shd w:val="clear" w:color="auto" w:fill="FFFFFF"/>
+        </w:rPr>
+        <w:t xml:space="preserve"> </w:t>
+      </w:r>
+    </w:p>
+    <w:p>
+      <w:pPr>
+        <w:pStyle w:val="ListParagraph"/>
+        <w:numPr>
+          <w:ilvl w:val="0"/>
+          <w:numId w:val="8"/>
+        </w:numPr>
+        <w:spacing w:after="0" w:line="240" w:lineRule="auto"/>
+        <w:rPr>
+          <w:rFonts w:cstheme="minorHAnsi"/>
+          <w:shd w:val="clear" w:color="auto" w:fill="FFFFFF"/>
+        </w:rPr>
+      </w:pPr>
+      <w:r>
+        <w:rPr>
+          <w:rFonts w:cstheme="minorHAnsi"/>
+          <w:color w:val="000000" w:themeColor="text1"/>
+          <w:shd w:val="clear" w:color="auto" w:fill="FFFFFF"/>
+        </w:rPr>
+        <w:t xml:space="preserve">Execute Root scripts in all the nodes.  </w:t>
+      </w:r>
+    </w:p>
+    <w:p>
+      <w:pPr>
+        <w:spacing w:after="0" w:line="240" w:lineRule="auto"/>
+        <w:rPr>
+          <w:rFonts w:cstheme="minorHAnsi"/>
+          <w:shd w:val="clear" w:color="auto" w:fill="FFFFFF"/>
+        </w:rPr>
+      </w:pPr>
+    </w:p>
+    <w:p>
+      <w:pPr>
+        <w:spacing w:after="0" w:line="240" w:lineRule="auto"/>
+        <w:rPr>
+          <w:rFonts w:cstheme="minorHAnsi"/>
+          <w:b/>
+          <w:bCs/>
+          <w:sz w:val="24"/>
+          <w:szCs w:val="24"/>
+          <w:shd w:val="clear" w:color="auto" w:fill="FFFFFF"/>
+        </w:rPr>
+      </w:pPr>
+      <w:r>
+        <w:rPr>
+          <w:rFonts w:cstheme="minorHAnsi"/>
+          <w:b/>
+          <w:bCs/>
+          <w:sz w:val="24"/>
+          <w:szCs w:val="24"/>
+          <w:shd w:val="clear" w:color="auto" w:fill="FFFFFF"/>
+        </w:rPr>
+        <w:t>Now create the RAC database.</w:t>
+      </w:r>
+    </w:p>
+    <w:p>
+      <w:pPr>
+        <w:spacing w:after="0" w:line="240" w:lineRule="auto"/>
+        <w:rPr>
+          <w:rFonts w:cstheme="minorHAnsi"/>
+          <w:b/>
+          <w:bCs/>
+          <w:sz w:val="24"/>
+          <w:szCs w:val="24"/>
+          <w:shd w:val="clear" w:color="auto" w:fill="FFFFFF"/>
+        </w:rPr>
+      </w:pPr>
+    </w:p>
+    <w:p>
+      <w:pPr>
+        <w:pStyle w:val="ListParagraph"/>
+        <w:numPr>
+          <w:ilvl w:val="0"/>
+          <w:numId w:val="8"/>
+        </w:numPr>
+        <w:spacing w:after="0" w:line="240" w:lineRule="auto"/>
+        <w:rPr>
+          <w:rFonts w:cstheme="minorHAnsi"/>
+          <w:b/>
+          <w:bCs/>
+          <w:sz w:val="24"/>
+          <w:szCs w:val="24"/>
+          <w:shd w:val="clear" w:color="auto" w:fill="FFFFFF"/>
+        </w:rPr>
+      </w:pPr>
+      <w:r>
+        <w:rPr>
+          <w:rFonts w:cstheme="minorHAnsi"/>
+          <w:b/>
+          <w:bCs/>
+          <w:sz w:val="24"/>
+          <w:szCs w:val="24"/>
+          <w:shd w:val="clear" w:color="auto" w:fill="FFFFFF"/>
+        </w:rPr>
+        <w:t>Create required directories.</w:t>
+      </w:r>
+    </w:p>
+    <w:p>
+      <w:pPr>
+        <w:pStyle w:val="ListParagraph"/>
+        <w:numPr>
+          <w:ilvl w:val="0"/>
+          <w:numId w:val="8"/>
+        </w:numPr>
+        <w:spacing w:after="0" w:line="240" w:lineRule="auto"/>
+        <w:rPr>
+          <w:rFonts w:cstheme="minorHAnsi"/>
+          <w:shd w:val="clear" w:color="auto" w:fill="FFFFFF"/>
+        </w:rPr>
+      </w:pPr>
+      <w:r>
+        <w:rPr>
+          <w:rFonts w:cstheme="minorHAnsi"/>
+          <w:shd w:val="clear" w:color="auto" w:fill="FFFFFF"/>
+        </w:rPr>
+        <w:t xml:space="preserve">Create ENV file </w:t>
+      </w:r>
+      <w:r>
+        <w:rPr>
+          <w:rFonts w:cstheme="minorHAnsi"/>
+          <w:b/>
+          <w:bCs/>
+          <w:shd w:val="clear" w:color="auto" w:fill="FFFFFF"/>
+        </w:rPr>
+        <w:t>EISTEST</w:t>
+      </w:r>
+      <w:r>
+        <w:rPr>
+          <w:rFonts w:cstheme="minorHAnsi"/>
+          <w:b/>
+          <w:bCs/>
+          <w:shd w:val="clear" w:color="auto" w:fill="FFFFFF"/>
+        </w:rPr>
+        <w:t>1</w:t>
+      </w:r>
+      <w:r>
+        <w:rPr>
+          <w:rFonts w:cstheme="minorHAnsi"/>
+          <w:b/>
+          <w:bCs/>
+          <w:shd w:val="clear" w:color="auto" w:fill="FFFFFF"/>
+        </w:rPr>
+        <w:t xml:space="preserve">.env </w:t>
+      </w:r>
+      <w:r>
+        <w:rPr>
+          <w:rFonts w:cstheme="minorHAnsi"/>
+          <w:b/>
+          <w:bCs/>
+          <w:shd w:val="clear" w:color="auto" w:fill="FFFFFF"/>
+        </w:rPr>
+        <w:t xml:space="preserve">, </w:t>
+      </w:r>
+      <w:r>
+        <w:rPr>
+          <w:rFonts w:cstheme="minorHAnsi"/>
+          <w:b/>
+          <w:bCs/>
+          <w:shd w:val="clear" w:color="auto" w:fill="FFFFFF"/>
+        </w:rPr>
+        <w:t>EISTEST2.env</w:t>
+      </w:r>
+      <w:r>
+        <w:rPr>
+          <w:rFonts w:cstheme="minorHAnsi"/>
+          <w:b/>
+          <w:bCs/>
+          <w:shd w:val="clear" w:color="auto" w:fill="FFFFFF"/>
+        </w:rPr>
+        <w:t xml:space="preserve"> </w:t>
+      </w:r>
+      <w:r>
+        <w:rPr>
+          <w:rFonts w:cstheme="minorHAnsi"/>
+          <w:b/>
+          <w:bCs/>
+          <w:color w:val="EE0000"/>
+          <w:shd w:val="clear" w:color="auto" w:fill="FFFFFF"/>
+        </w:rPr>
+        <w:t xml:space="preserve">on </w:t>
+      </w:r>
+      <w:r>
+        <w:rPr>
+          <w:b/>
+          <w:color w:val="FF0000"/>
+        </w:rPr>
+        <w:t>both the nodes</w:t>
+      </w:r>
+      <w:r>
+        <w:t>.</w:t>
+      </w:r>
+    </w:p>
+    <w:p>
+      <w:pPr>
+        <w:pStyle w:val="ListParagraph"/>
+        <w:spacing w:after="0" w:line="240" w:lineRule="auto"/>
+        <w:ind w:left="1494"/>
+        <w:rPr>
+          <w:rFonts w:cstheme="minorHAnsi"/>
+          <w:b/>
+          <w:bCs/>
+          <w:shd w:val="clear" w:color="auto" w:fill="FFFFFF"/>
+        </w:rPr>
+      </w:pPr>
+      <w:r>
+        <w:rPr>
+          <w:rFonts w:cstheme="minorHAnsi"/>
+          <w:b/>
+          <w:bCs/>
+          <w:shd w:val="clear" w:color="auto" w:fill="FFFFFF"/>
+        </w:rPr>
+        <w:t>cat EISTEST2.env</w:t>
+      </w:r>
+    </w:p>
+    <w:p>
+      <w:pPr>
+        <w:pStyle w:val="ListParagraph"/>
+        <w:spacing w:after="0" w:line="240" w:lineRule="auto"/>
+        <w:ind w:left="1494"/>
+        <w:rPr>
+          <w:rFonts w:cstheme="minorHAnsi"/>
+          <w:color w:val="ED7D31" w:themeColor="accent2"/>
+          <w:shd w:val="clear" w:color="auto" w:fill="FFFFFF"/>
+        </w:rPr>
+      </w:pPr>
+      <w:r>
+        <w:rPr>
+          <w:rFonts w:cstheme="minorHAnsi"/>
+          <w:color w:val="ED7D31" w:themeColor="accent2"/>
+          <w:shd w:val="clear" w:color="auto" w:fill="FFFFFF"/>
+        </w:rPr>
+        <w:t>export ORACLE_HOME=/DATA/app/product/12.1.0/db_home1</w:t>
+      </w:r>
+    </w:p>
+    <w:p>
+      <w:pPr>
+        <w:pStyle w:val="ListParagraph"/>
+        <w:spacing w:after="0" w:line="240" w:lineRule="auto"/>
+        <w:ind w:left="1494"/>
+        <w:rPr>
+          <w:rFonts w:cstheme="minorHAnsi"/>
+          <w:color w:val="ED7D31" w:themeColor="accent2"/>
+          <w:shd w:val="clear" w:color="auto" w:fill="FFFFFF"/>
+        </w:rPr>
+      </w:pPr>
+      <w:r>
+        <w:rPr>
+          <w:rFonts w:cstheme="minorHAnsi"/>
+          <w:color w:val="ED7D31" w:themeColor="accent2"/>
+          <w:shd w:val="clear" w:color="auto" w:fill="FFFFFF"/>
+        </w:rPr>
+        <w:t>export PATH=$ORACLE_HOME/bin:$PATH</w:t>
+      </w:r>
+    </w:p>
+    <w:p>
+      <w:pPr>
+        <w:pStyle w:val="ListParagraph"/>
+        <w:spacing w:after="0" w:line="240" w:lineRule="auto"/>
+        <w:ind w:left="1494"/>
+        <w:rPr>
+          <w:rFonts w:cstheme="minorHAnsi"/>
+          <w:color w:val="ED7D31" w:themeColor="accent2"/>
+          <w:shd w:val="clear" w:color="auto" w:fill="FFFFFF"/>
+        </w:rPr>
+      </w:pPr>
+      <w:r>
+        <w:rPr>
+          <w:rFonts w:cstheme="minorHAnsi"/>
+          <w:color w:val="ED7D31" w:themeColor="accent2"/>
+          <w:shd w:val="clear" w:color="auto" w:fill="FFFFFF"/>
+        </w:rPr>
+        <w:t>export LD_LIBRARY_PATH=$ORACLE_HOME/lib</w:t>
+      </w:r>
+    </w:p>
+    <w:p>
+      <w:pPr>
+        <w:pStyle w:val="ListParagraph"/>
+        <w:spacing w:after="0" w:line="240" w:lineRule="auto"/>
+        <w:ind w:left="1494"/>
+        <w:rPr>
+          <w:rFonts w:cstheme="minorHAnsi"/>
+          <w:color w:val="ED7D31" w:themeColor="accent2"/>
+          <w:shd w:val="clear" w:color="auto" w:fill="FFFFFF"/>
+        </w:rPr>
+      </w:pPr>
+      <w:r>
+        <w:rPr>
+          <w:rFonts w:cstheme="minorHAnsi"/>
+          <w:color w:val="ED7D31" w:themeColor="accent2"/>
+          <w:shd w:val="clear" w:color="auto" w:fill="FFFFFF"/>
+        </w:rPr>
+        <w:t>export ORACLE_SID=EISTEST2</w:t>
+      </w:r>
+    </w:p>
+    <w:p>
+      <w:pPr>
+        <w:spacing w:after="0" w:line="240" w:lineRule="auto"/>
+        <w:rPr>
+          <w:rFonts w:cstheme="minorHAnsi"/>
+          <w:shd w:val="clear" w:color="auto" w:fill="FFFFFF"/>
+        </w:rPr>
+      </w:pPr>
+    </w:p>
+    <w:p>
+      <w:pPr>
+        <w:pStyle w:val="ListParagraph"/>
+        <w:numPr>
+          <w:ilvl w:val="0"/>
+          <w:numId w:val="8"/>
+        </w:numPr>
+        <w:spacing w:after="0" w:line="240" w:lineRule="auto"/>
+        <w:rPr>
+          <w:rFonts w:cstheme="minorHAnsi"/>
+          <w:b/>
+          <w:bCs/>
+          <w:sz w:val="24"/>
+          <w:szCs w:val="24"/>
+          <w:shd w:val="clear" w:color="auto" w:fill="FFFFFF"/>
+        </w:rPr>
+      </w:pPr>
+      <w:r>
+        <w:rPr>
+          <w:rFonts w:cstheme="minorHAnsi"/>
+          <w:b/>
+          <w:bCs/>
+          <w:sz w:val="24"/>
+          <w:szCs w:val="24"/>
+          <w:shd w:val="clear" w:color="auto" w:fill="FFFFFF"/>
+        </w:rPr>
         <w:lastRenderedPageBreak/>
-        <w:t>Operating system groups</w:t>
-      </w:r>
-    </w:p>
-    <w:p>
-      <w:pPr>
-        <w:pStyle w:val="ListParagraph"/>
-        <w:numPr>
-          <w:ilvl w:val="0"/>
-          <w:numId w:val="15"/>
-        </w:numPr>
-        <w:spacing w:after="0" w:line="240" w:lineRule="auto"/>
-        <w:rPr>
-          <w:rFonts w:cstheme="minorHAnsi"/>
-          <w:b/>
-          <w:bCs/>
-          <w:szCs w:val="24"/>
-          <w:shd w:val="clear" w:color="auto" w:fill="FFFFFF"/>
-        </w:rPr>
-      </w:pPr>
-      <w:r>
-        <w:rPr>
-          <w:rFonts w:cstheme="minorHAnsi"/>
-          <w:b/>
-          <w:bCs/>
-          <w:szCs w:val="24"/>
-          <w:shd w:val="clear" w:color="auto" w:fill="FFFFFF"/>
-        </w:rPr>
-        <w:t xml:space="preserve">Choose </w:t>
-      </w:r>
-      <w:proofErr w:type="spellStart"/>
-      <w:r>
-        <w:rPr>
-          <w:rFonts w:cstheme="minorHAnsi"/>
-          <w:b/>
-          <w:bCs/>
-          <w:szCs w:val="24"/>
-          <w:shd w:val="clear" w:color="auto" w:fill="FFFFFF"/>
-        </w:rPr>
-        <w:t>oinstall</w:t>
-      </w:r>
-      <w:proofErr w:type="spellEnd"/>
-      <w:r>
-        <w:rPr>
-          <w:rFonts w:cstheme="minorHAnsi"/>
-          <w:b/>
-          <w:bCs/>
-          <w:szCs w:val="24"/>
-          <w:shd w:val="clear" w:color="auto" w:fill="FFFFFF"/>
-        </w:rPr>
-        <w:t xml:space="preserve"> for all groups.</w:t>
+        <w:t>Create pfile initEISTEST.ora</w:t>
+      </w:r>
+    </w:p>
+    <w:p>
+      <w:pPr>
+        <w:spacing w:after="0" w:line="240" w:lineRule="auto"/>
+        <w:rPr>
+          <w:rFonts w:cstheme="minorHAnsi"/>
+          <w:color w:val="ED7D31" w:themeColor="accent2"/>
+          <w:shd w:val="clear" w:color="auto" w:fill="FFFFFF"/>
+        </w:rPr>
+      </w:pPr>
+      <w:r>
+        <w:rPr>
+          <w:rFonts w:cstheme="minorHAnsi"/>
+          <w:shd w:val="clear" w:color="auto" w:fill="FFFFFF"/>
+        </w:rPr>
+        <w:t xml:space="preserve">                              </w:t>
+      </w:r>
+      <w:r>
+        <w:rPr>
+          <w:rFonts w:cstheme="minorHAnsi"/>
+          <w:color w:val="ED7D31" w:themeColor="accent2"/>
+          <w:shd w:val="clear" w:color="auto" w:fill="FFFFFF"/>
+        </w:rPr>
+        <w:t>db_name=EISTEST</w:t>
+      </w:r>
+    </w:p>
+    <w:p>
+      <w:pPr>
+        <w:spacing w:after="0" w:line="240" w:lineRule="auto"/>
+        <w:rPr>
+          <w:rFonts w:cstheme="minorHAnsi"/>
+          <w:color w:val="ED7D31" w:themeColor="accent2"/>
+          <w:shd w:val="clear" w:color="auto" w:fill="FFFFFF"/>
+        </w:rPr>
+      </w:pPr>
+      <w:r>
+        <w:rPr>
+          <w:rFonts w:cstheme="minorHAnsi"/>
+          <w:color w:val="ED7D31" w:themeColor="accent2"/>
+          <w:shd w:val="clear" w:color="auto" w:fill="FFFFFF"/>
+        </w:rPr>
+        <w:t xml:space="preserve">                              db_create_file_dest=+DATA</w:t>
+      </w:r>
+    </w:p>
+    <w:p>
+      <w:pPr>
+        <w:spacing w:after="0" w:line="240" w:lineRule="auto"/>
+        <w:rPr>
+          <w:rFonts w:cstheme="minorHAnsi"/>
+          <w:color w:val="ED7D31" w:themeColor="accent2"/>
+          <w:shd w:val="clear" w:color="auto" w:fill="FFFFFF"/>
+        </w:rPr>
+      </w:pPr>
+      <w:r>
+        <w:rPr>
+          <w:rFonts w:cstheme="minorHAnsi"/>
+          <w:color w:val="ED7D31" w:themeColor="accent2"/>
+          <w:shd w:val="clear" w:color="auto" w:fill="FFFFFF"/>
+        </w:rPr>
+        <w:t xml:space="preserve">                              undo_tablespace=undotbs1</w:t>
+      </w:r>
+    </w:p>
+    <w:p>
+      <w:pPr>
+        <w:spacing w:after="0" w:line="240" w:lineRule="auto"/>
+        <w:rPr>
+          <w:rFonts w:cstheme="minorHAnsi"/>
+          <w:color w:val="ED7D31" w:themeColor="accent2"/>
+          <w:shd w:val="clear" w:color="auto" w:fill="FFFFFF"/>
+        </w:rPr>
+      </w:pPr>
+      <w:r>
+        <w:rPr>
+          <w:rFonts w:cstheme="minorHAnsi"/>
+          <w:color w:val="ED7D31" w:themeColor="accent2"/>
+          <w:shd w:val="clear" w:color="auto" w:fill="FFFFFF"/>
+        </w:rPr>
+        <w:t xml:space="preserve">                              undo_management=AUTO</w:t>
+      </w:r>
+    </w:p>
+    <w:p>
+      <w:pPr>
+        <w:spacing w:after="0" w:line="240" w:lineRule="auto"/>
+        <w:rPr>
+          <w:rFonts w:cstheme="minorHAnsi"/>
+          <w:color w:val="ED7D31" w:themeColor="accent2"/>
+          <w:shd w:val="clear" w:color="auto" w:fill="FFFFFF"/>
+        </w:rPr>
+      </w:pPr>
+      <w:r>
+        <w:rPr>
+          <w:rFonts w:cstheme="minorHAnsi"/>
+          <w:color w:val="ED7D31" w:themeColor="accent2"/>
+          <w:shd w:val="clear" w:color="auto" w:fill="FFFFFF"/>
+        </w:rPr>
+        <w:t xml:space="preserve">                              sga_target=100m</w:t>
+      </w:r>
+    </w:p>
+    <w:p>
+      <w:pPr>
+        <w:spacing w:after="0" w:line="240" w:lineRule="auto"/>
+        <w:rPr>
+          <w:rFonts w:cstheme="minorHAnsi"/>
+          <w:color w:val="ED7D31" w:themeColor="accent2"/>
+          <w:shd w:val="clear" w:color="auto" w:fill="FFFFFF"/>
+        </w:rPr>
+      </w:pPr>
+      <w:r>
+        <w:rPr>
+          <w:rFonts w:cstheme="minorHAnsi"/>
+          <w:color w:val="ED7D31" w:themeColor="accent2"/>
+          <w:shd w:val="clear" w:color="auto" w:fill="FFFFFF"/>
+        </w:rPr>
+        <w:t xml:space="preserve">                              pga_aggregate_target=100m</w:t>
+      </w:r>
+    </w:p>
+    <w:p>
+      <w:pPr>
+        <w:spacing w:after="0" w:line="240" w:lineRule="auto"/>
+        <w:rPr>
+          <w:rFonts w:cstheme="minorHAnsi"/>
+          <w:color w:val="ED7D31" w:themeColor="accent2"/>
+          <w:shd w:val="clear" w:color="auto" w:fill="FFFFFF"/>
+        </w:rPr>
+      </w:pPr>
+      <w:r>
+        <w:rPr>
+          <w:rFonts w:cstheme="minorHAnsi"/>
+          <w:color w:val="ED7D31" w:themeColor="accent2"/>
+          <w:shd w:val="clear" w:color="auto" w:fill="FFFFFF"/>
+        </w:rPr>
+        <w:t xml:space="preserve">                              diagnostic_dest=/prod/EISTEST/admin</w:t>
+      </w:r>
+    </w:p>
+    <w:p>
+      <w:pPr>
+        <w:spacing w:after="0" w:line="240" w:lineRule="auto"/>
+        <w:rPr>
+          <w:rFonts w:cstheme="minorHAnsi"/>
+          <w:color w:val="ED7D31" w:themeColor="accent2"/>
+          <w:shd w:val="clear" w:color="auto" w:fill="FFFFFF"/>
+        </w:rPr>
+      </w:pPr>
+      <w:r>
+        <w:rPr>
+          <w:rFonts w:cstheme="minorHAnsi"/>
+          <w:color w:val="ED7D31" w:themeColor="accent2"/>
+          <w:shd w:val="clear" w:color="auto" w:fill="FFFFFF"/>
+        </w:rPr>
+        <w:t xml:space="preserve">                              log_archive_dest=+DATA</w:t>
+      </w:r>
+    </w:p>
+    <w:p>
+      <w:pPr>
+        <w:spacing w:after="0" w:line="240" w:lineRule="auto"/>
+        <w:rPr>
+          <w:rFonts w:cstheme="minorHAnsi"/>
+          <w:color w:val="ED7D31" w:themeColor="accent2"/>
+          <w:shd w:val="clear" w:color="auto" w:fill="FFFFFF"/>
+        </w:rPr>
+      </w:pPr>
+      <w:r>
+        <w:rPr>
+          <w:rFonts w:cstheme="minorHAnsi"/>
+          <w:color w:val="ED7D31" w:themeColor="accent2"/>
+          <w:shd w:val="clear" w:color="auto" w:fill="FFFFFF"/>
+        </w:rPr>
+        <w:t xml:space="preserve">                              log_archive_format=redo_%t_%s_%r.arch</w:t>
+      </w:r>
+    </w:p>
+    <w:p>
+      <w:pPr>
+        <w:spacing w:after="0" w:line="240" w:lineRule="auto"/>
+        <w:rPr>
+          <w:rFonts w:cstheme="minorHAnsi"/>
+          <w:color w:val="ED7D31" w:themeColor="accent2"/>
+          <w:shd w:val="clear" w:color="auto" w:fill="FFFFFF"/>
+        </w:rPr>
+      </w:pPr>
+    </w:p>
+    <w:p>
+      <w:pPr>
+        <w:spacing w:after="0" w:line="240" w:lineRule="auto"/>
+        <w:rPr>
+          <w:rFonts w:cstheme="minorHAnsi"/>
+          <w:b/>
+          <w:bCs/>
+          <w:color w:val="000000" w:themeColor="text1"/>
+          <w:sz w:val="24"/>
+          <w:szCs w:val="24"/>
+          <w:shd w:val="clear" w:color="auto" w:fill="FFFFFF"/>
+        </w:rPr>
+      </w:pPr>
+      <w:r>
+        <w:rPr>
+          <w:rFonts w:cstheme="minorHAnsi"/>
+          <w:b/>
+          <w:bCs/>
+          <w:color w:val="000000" w:themeColor="text1"/>
+          <w:sz w:val="24"/>
+          <w:szCs w:val="24"/>
+          <w:shd w:val="clear" w:color="auto" w:fill="FFFFFF"/>
+        </w:rPr>
+        <w:t>Put the database in nomount with pfile.</w:t>
       </w:r>
     </w:p>
     <w:p>
@@ -5373,73 +6018,298 @@
           <w:rFonts w:cstheme="minorHAnsi"/>
           <w:b/>
           <w:bCs/>
-          <w:szCs w:val="24"/>
-          <w:shd w:val="clear" w:color="auto" w:fill="FFFFFF"/>
-        </w:rPr>
-      </w:pPr>
-      <w:r>
-        <w:rPr>
-          <w:rFonts w:cstheme="minorHAnsi"/>
-          <w:b/>
-          <w:bCs/>
-          <w:szCs w:val="24"/>
-          <w:shd w:val="clear" w:color="auto" w:fill="FFFFFF"/>
-        </w:rPr>
-        <w:t>Installation location</w:t>
-      </w:r>
-    </w:p>
-    <w:p>
-      <w:pPr>
-        <w:pStyle w:val="ListParagraph"/>
-        <w:numPr>
-          <w:ilvl w:val="0"/>
-          <w:numId w:val="15"/>
-        </w:numPr>
-        <w:spacing w:after="0" w:line="240" w:lineRule="auto"/>
-        <w:rPr>
-          <w:rFonts w:cstheme="minorHAnsi"/>
-          <w:b/>
-          <w:bCs/>
-          <w:szCs w:val="24"/>
-          <w:shd w:val="clear" w:color="auto" w:fill="FFFFFF"/>
-        </w:rPr>
-      </w:pPr>
-      <w:r>
-        <w:rPr>
-          <w:rFonts w:cstheme="minorHAnsi"/>
-          <w:b/>
-          <w:bCs/>
-          <w:szCs w:val="24"/>
-          <w:shd w:val="clear" w:color="auto" w:fill="FFFFFF"/>
-        </w:rPr>
-        <w:t>Oracle base : /u01/app/oracle</w:t>
-      </w:r>
-    </w:p>
-    <w:p>
-      <w:pPr>
-        <w:pStyle w:val="ListParagraph"/>
-        <w:numPr>
-          <w:ilvl w:val="0"/>
-          <w:numId w:val="15"/>
-        </w:numPr>
-        <w:spacing w:after="0" w:line="240" w:lineRule="auto"/>
-        <w:rPr>
-          <w:rFonts w:cstheme="minorHAnsi"/>
-          <w:b/>
-          <w:bCs/>
-          <w:szCs w:val="24"/>
-          <w:shd w:val="clear" w:color="auto" w:fill="FFFFFF"/>
-        </w:rPr>
-      </w:pPr>
-      <w:r>
-        <w:rPr>
-          <w:rFonts w:cstheme="minorHAnsi"/>
-          <w:b/>
-          <w:bCs/>
-          <w:szCs w:val="24"/>
-          <w:shd w:val="clear" w:color="auto" w:fill="FFFFFF"/>
-        </w:rPr>
-        <w:t>Software location : /u01/app/19c/grid</w:t>
+          <w:color w:val="000000" w:themeColor="text1"/>
+          <w:shd w:val="clear" w:color="auto" w:fill="FFFFFF"/>
+        </w:rPr>
+      </w:pPr>
+      <w:r>
+        <w:rPr>
+          <w:rFonts w:cstheme="minorHAnsi"/>
+          <w:b/>
+          <w:bCs/>
+          <w:color w:val="000000" w:themeColor="text1"/>
+          <w:shd w:val="clear" w:color="auto" w:fill="FFFFFF"/>
+        </w:rPr>
+        <w:t>Create</w:t>
+      </w:r>
+      <w:r>
+        <w:rPr>
+          <w:rFonts w:cstheme="minorHAnsi"/>
+          <w:b/>
+          <w:bCs/>
+          <w:color w:val="ED7D31" w:themeColor="accent2"/>
+          <w:shd w:val="clear" w:color="auto" w:fill="FFFFFF"/>
+        </w:rPr>
+        <w:t xml:space="preserve">  </w:t>
+      </w:r>
+      <w:r>
+        <w:rPr>
+          <w:rFonts w:cstheme="minorHAnsi"/>
+          <w:b/>
+          <w:bCs/>
+          <w:color w:val="000000" w:themeColor="text1"/>
+          <w:shd w:val="clear" w:color="auto" w:fill="FFFFFF"/>
+        </w:rPr>
+        <w:t>Database creation script.</w:t>
+      </w:r>
+    </w:p>
+    <w:p>
+      <w:pPr>
+        <w:pStyle w:val="ListParagraph"/>
+        <w:spacing w:after="0" w:line="240" w:lineRule="auto"/>
+        <w:ind w:left="1494"/>
+        <w:rPr>
+          <w:rFonts w:cstheme="minorHAnsi"/>
+          <w:color w:val="ED7D31" w:themeColor="accent2"/>
+          <w:shd w:val="clear" w:color="auto" w:fill="FFFFFF"/>
+        </w:rPr>
+      </w:pPr>
+      <w:r>
+        <w:rPr>
+          <w:rFonts w:cstheme="minorHAnsi"/>
+          <w:color w:val="ED7D31" w:themeColor="accent2"/>
+          <w:shd w:val="clear" w:color="auto" w:fill="FFFFFF"/>
+        </w:rPr>
+        <w:t>create database EISTEST archivelog</w:t>
+      </w:r>
+    </w:p>
+    <w:p>
+      <w:pPr>
+        <w:pStyle w:val="ListParagraph"/>
+        <w:spacing w:after="0" w:line="240" w:lineRule="auto"/>
+        <w:ind w:left="1494"/>
+        <w:rPr>
+          <w:rFonts w:cstheme="minorHAnsi"/>
+          <w:color w:val="ED7D31" w:themeColor="accent2"/>
+          <w:shd w:val="clear" w:color="auto" w:fill="FFFFFF"/>
+        </w:rPr>
+      </w:pPr>
+      <w:r>
+        <w:rPr>
+          <w:rFonts w:cstheme="minorHAnsi"/>
+          <w:color w:val="ED7D31" w:themeColor="accent2"/>
+          <w:shd w:val="clear" w:color="auto" w:fill="FFFFFF"/>
+        </w:rPr>
+        <w:t>datafile size 300m</w:t>
+      </w:r>
+    </w:p>
+    <w:p>
+      <w:pPr>
+        <w:pStyle w:val="ListParagraph"/>
+        <w:spacing w:after="0" w:line="240" w:lineRule="auto"/>
+        <w:ind w:left="1494"/>
+        <w:rPr>
+          <w:rFonts w:cstheme="minorHAnsi"/>
+          <w:color w:val="ED7D31" w:themeColor="accent2"/>
+          <w:shd w:val="clear" w:color="auto" w:fill="FFFFFF"/>
+        </w:rPr>
+      </w:pPr>
+      <w:r>
+        <w:rPr>
+          <w:rFonts w:cstheme="minorHAnsi"/>
+          <w:color w:val="ED7D31" w:themeColor="accent2"/>
+          <w:shd w:val="clear" w:color="auto" w:fill="FFFFFF"/>
+        </w:rPr>
+        <w:t>sysaux datafile size 200m</w:t>
+      </w:r>
+    </w:p>
+    <w:p>
+      <w:pPr>
+        <w:pStyle w:val="ListParagraph"/>
+        <w:spacing w:after="0" w:line="240" w:lineRule="auto"/>
+        <w:ind w:left="1494"/>
+        <w:rPr>
+          <w:rFonts w:cstheme="minorHAnsi"/>
+          <w:color w:val="ED7D31" w:themeColor="accent2"/>
+          <w:shd w:val="clear" w:color="auto" w:fill="FFFFFF"/>
+        </w:rPr>
+      </w:pPr>
+      <w:r>
+        <w:rPr>
+          <w:rFonts w:cstheme="minorHAnsi"/>
+          <w:color w:val="ED7D31" w:themeColor="accent2"/>
+          <w:shd w:val="clear" w:color="auto" w:fill="FFFFFF"/>
+        </w:rPr>
+        <w:t>undo tablespace undotbs1 datafile size 100m</w:t>
+      </w:r>
+    </w:p>
+    <w:p>
+      <w:pPr>
+        <w:pStyle w:val="ListParagraph"/>
+        <w:spacing w:after="0" w:line="240" w:lineRule="auto"/>
+        <w:ind w:left="1494"/>
+        <w:rPr>
+          <w:rFonts w:cstheme="minorHAnsi"/>
+          <w:color w:val="ED7D31" w:themeColor="accent2"/>
+          <w:shd w:val="clear" w:color="auto" w:fill="FFFFFF"/>
+        </w:rPr>
+      </w:pPr>
+      <w:r>
+        <w:rPr>
+          <w:rFonts w:cstheme="minorHAnsi"/>
+          <w:color w:val="ED7D31" w:themeColor="accent2"/>
+          <w:shd w:val="clear" w:color="auto" w:fill="FFFFFF"/>
+        </w:rPr>
+        <w:t>default tablespace users datafile size 100m</w:t>
+      </w:r>
+    </w:p>
+    <w:p>
+      <w:pPr>
+        <w:pStyle w:val="ListParagraph"/>
+        <w:spacing w:after="0" w:line="240" w:lineRule="auto"/>
+        <w:ind w:left="1494"/>
+        <w:rPr>
+          <w:rFonts w:cstheme="minorHAnsi"/>
+          <w:color w:val="ED7D31" w:themeColor="accent2"/>
+          <w:shd w:val="clear" w:color="auto" w:fill="FFFFFF"/>
+        </w:rPr>
+      </w:pPr>
+      <w:r>
+        <w:rPr>
+          <w:rFonts w:cstheme="minorHAnsi"/>
+          <w:color w:val="ED7D31" w:themeColor="accent2"/>
+          <w:shd w:val="clear" w:color="auto" w:fill="FFFFFF"/>
+        </w:rPr>
+        <w:t>default temporary tablespace temp tempfile size 100m</w:t>
+      </w:r>
+    </w:p>
+    <w:p>
+      <w:pPr>
+        <w:pStyle w:val="ListParagraph"/>
+        <w:spacing w:after="0" w:line="240" w:lineRule="auto"/>
+        <w:ind w:left="1494"/>
+        <w:rPr>
+          <w:rFonts w:cstheme="minorHAnsi"/>
+          <w:color w:val="ED7D31" w:themeColor="accent2"/>
+          <w:shd w:val="clear" w:color="auto" w:fill="FFFFFF"/>
+        </w:rPr>
+      </w:pPr>
+      <w:r>
+        <w:rPr>
+          <w:rFonts w:cstheme="minorHAnsi"/>
+          <w:color w:val="ED7D31" w:themeColor="accent2"/>
+          <w:shd w:val="clear" w:color="auto" w:fill="FFFFFF"/>
+        </w:rPr>
+        <w:t>logfile</w:t>
+      </w:r>
+    </w:p>
+    <w:p>
+      <w:pPr>
+        <w:pStyle w:val="ListParagraph"/>
+        <w:spacing w:after="0" w:line="240" w:lineRule="auto"/>
+        <w:ind w:left="1494"/>
+        <w:rPr>
+          <w:rFonts w:cstheme="minorHAnsi"/>
+          <w:color w:val="ED7D31" w:themeColor="accent2"/>
+          <w:shd w:val="clear" w:color="auto" w:fill="FFFFFF"/>
+        </w:rPr>
+      </w:pPr>
+      <w:r>
+        <w:rPr>
+          <w:rFonts w:cstheme="minorHAnsi"/>
+          <w:color w:val="ED7D31" w:themeColor="accent2"/>
+          <w:shd w:val="clear" w:color="auto" w:fill="FFFFFF"/>
+        </w:rPr>
+        <w:t>group 1 size 50m,</w:t>
+      </w:r>
+    </w:p>
+    <w:p>
+      <w:pPr>
+        <w:pStyle w:val="ListParagraph"/>
+        <w:spacing w:after="0" w:line="240" w:lineRule="auto"/>
+        <w:ind w:left="1494"/>
+        <w:rPr>
+          <w:rFonts w:cstheme="minorHAnsi"/>
+          <w:color w:val="ED7D31" w:themeColor="accent2"/>
+          <w:shd w:val="clear" w:color="auto" w:fill="FFFFFF"/>
+        </w:rPr>
+      </w:pPr>
+      <w:r>
+        <w:rPr>
+          <w:rFonts w:cstheme="minorHAnsi"/>
+          <w:color w:val="ED7D31" w:themeColor="accent2"/>
+          <w:shd w:val="clear" w:color="auto" w:fill="FFFFFF"/>
+        </w:rPr>
+        <w:t>group 2 size 50m,</w:t>
+      </w:r>
+    </w:p>
+    <w:p>
+      <w:pPr>
+        <w:pStyle w:val="ListParagraph"/>
+        <w:spacing w:after="0" w:line="240" w:lineRule="auto"/>
+        <w:ind w:left="1494"/>
+        <w:rPr>
+          <w:rFonts w:cstheme="minorHAnsi"/>
+          <w:color w:val="ED7D31" w:themeColor="accent2"/>
+          <w:shd w:val="clear" w:color="auto" w:fill="FFFFFF"/>
+        </w:rPr>
+      </w:pPr>
+      <w:r>
+        <w:rPr>
+          <w:rFonts w:cstheme="minorHAnsi"/>
+          <w:color w:val="ED7D31" w:themeColor="accent2"/>
+          <w:shd w:val="clear" w:color="auto" w:fill="FFFFFF"/>
+        </w:rPr>
+        <w:t>group 3 size 50m</w:t>
+      </w:r>
+    </w:p>
+    <w:p>
+      <w:pPr>
+        <w:pStyle w:val="ListParagraph"/>
+        <w:spacing w:after="0" w:line="240" w:lineRule="auto"/>
+        <w:ind w:left="1494"/>
+        <w:rPr>
+          <w:rFonts w:cstheme="minorHAnsi"/>
+          <w:color w:val="ED7D31" w:themeColor="accent2"/>
+          <w:shd w:val="clear" w:color="auto" w:fill="FFFFFF"/>
+        </w:rPr>
+      </w:pPr>
+      <w:r>
+        <w:rPr>
+          <w:rFonts w:cstheme="minorHAnsi"/>
+          <w:color w:val="ED7D31" w:themeColor="accent2"/>
+          <w:shd w:val="clear" w:color="auto" w:fill="FFFFFF"/>
+        </w:rPr>
+        <w:t>character set UTF8;</w:t>
+      </w:r>
+    </w:p>
+    <w:p>
+      <w:pPr>
+        <w:spacing w:after="0" w:line="240" w:lineRule="auto"/>
+        <w:rPr>
+          <w:rFonts w:cstheme="minorHAnsi"/>
+          <w:color w:val="000000" w:themeColor="text1"/>
+          <w:shd w:val="clear" w:color="auto" w:fill="FFFFFF"/>
+        </w:rPr>
+      </w:pPr>
+    </w:p>
+    <w:p>
+      <w:pPr>
+        <w:pStyle w:val="ListParagraph"/>
+        <w:numPr>
+          <w:ilvl w:val="0"/>
+          <w:numId w:val="4"/>
+        </w:numPr>
+        <w:spacing w:after="0" w:line="240" w:lineRule="auto"/>
+        <w:rPr>
+          <w:rFonts w:cstheme="minorHAnsi"/>
+          <w:b/>
+          <w:bCs/>
+          <w:sz w:val="24"/>
+          <w:szCs w:val="24"/>
+          <w:shd w:val="clear" w:color="auto" w:fill="FFFFFF"/>
+        </w:rPr>
+      </w:pPr>
+      <w:r>
+        <w:rPr>
+          <w:rFonts w:cstheme="minorHAnsi"/>
+          <w:b/>
+          <w:bCs/>
+          <w:sz w:val="24"/>
+          <w:szCs w:val="24"/>
+          <w:shd w:val="clear" w:color="auto" w:fill="FFFFFF"/>
+        </w:rPr>
+        <w:t>Run the db creation script from nomount.</w:t>
       </w:r>
     </w:p>
     <w:p>
@@ -5452,61 +6322,63 @@
         <w:spacing w:after="0" w:line="240" w:lineRule="auto"/>
         <w:rPr>
           <w:rFonts w:cstheme="minorHAnsi"/>
-          <w:b/>
-          <w:bCs/>
-          <w:szCs w:val="24"/>
-          <w:shd w:val="clear" w:color="auto" w:fill="FFFFFF"/>
-        </w:rPr>
-      </w:pPr>
-      <w:r>
-        <w:rPr>
-          <w:rFonts w:cstheme="minorHAnsi"/>
-          <w:b/>
-          <w:bCs/>
-          <w:szCs w:val="24"/>
-          <w:shd w:val="clear" w:color="auto" w:fill="FFFFFF"/>
-        </w:rPr>
-        <w:t>Create inventory</w:t>
-      </w:r>
-    </w:p>
-    <w:p>
-      <w:pPr>
-        <w:pStyle w:val="ListParagraph"/>
-        <w:numPr>
-          <w:ilvl w:val="0"/>
-          <w:numId w:val="16"/>
-        </w:numPr>
-        <w:spacing w:after="0" w:line="240" w:lineRule="auto"/>
-        <w:rPr>
-          <w:rFonts w:cstheme="minorHAnsi"/>
-          <w:b/>
-          <w:bCs/>
-          <w:szCs w:val="24"/>
-          <w:shd w:val="clear" w:color="auto" w:fill="FFFFFF"/>
-        </w:rPr>
-      </w:pPr>
-      <w:r>
-        <w:rPr>
-          <w:rFonts w:cstheme="minorHAnsi"/>
-          <w:b/>
-          <w:bCs/>
-          <w:szCs w:val="24"/>
-          <w:shd w:val="clear" w:color="auto" w:fill="FFFFFF"/>
-        </w:rPr>
-        <w:t>Inventory directory : /u01/app/</w:t>
-      </w:r>
-      <w:proofErr w:type="spellStart"/>
-      <w:r>
-        <w:rPr>
-          <w:rFonts w:cstheme="minorHAnsi"/>
-          <w:b/>
-          <w:bCs/>
-          <w:szCs w:val="24"/>
-          <w:shd w:val="clear" w:color="auto" w:fill="FFFFFF"/>
-        </w:rPr>
-        <w:t>oraInventory</w:t>
-      </w:r>
-      <w:proofErr w:type="spellEnd"/>
+          <w:shd w:val="clear" w:color="auto" w:fill="FFFFFF"/>
+        </w:rPr>
+      </w:pPr>
+      <w:r>
+        <w:rPr>
+          <w:rFonts w:cstheme="minorHAnsi"/>
+          <w:shd w:val="clear" w:color="auto" w:fill="FFFFFF"/>
+        </w:rPr>
+        <w:t>Cd /DATA</w:t>
+      </w:r>
+    </w:p>
+    <w:p>
+      <w:pPr>
+        <w:pStyle w:val="ListParagraph"/>
+        <w:spacing w:after="0" w:line="240" w:lineRule="auto"/>
+        <w:ind w:left="1494"/>
+        <w:rPr>
+          <w:rFonts w:cstheme="minorHAnsi"/>
+          <w:shd w:val="clear" w:color="auto" w:fill="FFFFFF"/>
+        </w:rPr>
+      </w:pPr>
+      <w:r>
+        <w:rPr>
+          <w:rFonts w:cstheme="minorHAnsi"/>
+          <w:shd w:val="clear" w:color="auto" w:fill="FFFFFF"/>
+        </w:rPr>
+        <w:t>@crdb.sql</w:t>
+      </w:r>
+    </w:p>
+    <w:p>
+      <w:pPr>
+        <w:pStyle w:val="ListParagraph"/>
+        <w:numPr>
+          <w:ilvl w:val="0"/>
+          <w:numId w:val="4"/>
+        </w:numPr>
+        <w:spacing w:after="0" w:line="240" w:lineRule="auto"/>
+        <w:rPr>
+          <w:rFonts w:cstheme="minorHAnsi"/>
+          <w:b/>
+          <w:bCs/>
+          <w:sz w:val="24"/>
+          <w:szCs w:val="24"/>
+          <w:shd w:val="clear" w:color="auto" w:fill="FFFFFF"/>
+        </w:rPr>
+      </w:pPr>
+      <w:r>
+        <w:rPr>
+          <w:rFonts w:cstheme="minorHAnsi"/>
+          <w:b/>
+          <w:bCs/>
+          <w:sz w:val="24"/>
+          <w:szCs w:val="24"/>
+          <w:shd w:val="clear" w:color="auto" w:fill="FFFFFF"/>
+        </w:rPr>
+        <w:t>Run post db creation scripts.</w:t>
+      </w:r>
     </w:p>
     <w:p>
       <w:pPr>
@@ -5518,107 +6390,722 @@
         <w:spacing w:after="0" w:line="240" w:lineRule="auto"/>
         <w:rPr>
           <w:rFonts w:cstheme="minorHAnsi"/>
-          <w:b/>
-          <w:bCs/>
-          <w:szCs w:val="24"/>
-          <w:shd w:val="clear" w:color="auto" w:fill="FFFFFF"/>
-        </w:rPr>
-      </w:pPr>
-      <w:r>
-        <w:rPr>
-          <w:rFonts w:cstheme="minorHAnsi"/>
-          <w:b/>
-          <w:bCs/>
-          <w:szCs w:val="24"/>
-          <w:shd w:val="clear" w:color="auto" w:fill="FFFFFF"/>
-        </w:rPr>
-        <w:t>Prerequisite checks</w:t>
-      </w:r>
-    </w:p>
-    <w:p>
-      <w:pPr>
-        <w:pStyle w:val="ListParagraph"/>
-        <w:numPr>
-          <w:ilvl w:val="0"/>
-          <w:numId w:val="16"/>
-        </w:numPr>
-        <w:spacing w:after="0" w:line="240" w:lineRule="auto"/>
-        <w:rPr>
-          <w:rFonts w:cstheme="minorHAnsi"/>
-          <w:b/>
-          <w:bCs/>
-          <w:szCs w:val="24"/>
-          <w:shd w:val="clear" w:color="auto" w:fill="FFFFFF"/>
-        </w:rPr>
-      </w:pPr>
-      <w:r>
-        <w:rPr>
-          <w:rFonts w:cstheme="minorHAnsi"/>
-          <w:b/>
-          <w:bCs/>
-          <w:szCs w:val="24"/>
-          <w:shd w:val="clear" w:color="auto" w:fill="FFFFFF"/>
-        </w:rPr>
-        <w:t xml:space="preserve">If any errors run </w:t>
-      </w:r>
-      <w:r>
-        <w:rPr>
-          <w:rFonts w:cstheme="minorHAnsi"/>
+          <w:shd w:val="clear" w:color="auto" w:fill="FFFFFF"/>
+        </w:rPr>
+      </w:pPr>
+      <w:r>
+        <w:rPr>
+          <w:rFonts w:cstheme="minorHAnsi"/>
+          <w:shd w:val="clear" w:color="auto" w:fill="FFFFFF"/>
+        </w:rPr>
+        <w:t>@?/rdbms/admin/catalog.sql</w:t>
+      </w:r>
+    </w:p>
+    <w:p>
+      <w:pPr>
+        <w:pStyle w:val="ListParagraph"/>
+        <w:numPr>
+          <w:ilvl w:val="0"/>
+          <w:numId w:val="8"/>
+        </w:numPr>
+        <w:spacing w:after="0" w:line="240" w:lineRule="auto"/>
+        <w:rPr>
+          <w:rFonts w:cstheme="minorHAnsi"/>
+          <w:shd w:val="clear" w:color="auto" w:fill="FFFFFF"/>
+        </w:rPr>
+      </w:pPr>
+      <w:r>
+        <w:rPr>
+          <w:rFonts w:cstheme="minorHAnsi"/>
+          <w:shd w:val="clear" w:color="auto" w:fill="FFFFFF"/>
+        </w:rPr>
+        <w:t>@?/rdbms/admin/catproc.sql</w:t>
+      </w:r>
+    </w:p>
+    <w:p>
+      <w:pPr>
+        <w:pStyle w:val="ListParagraph"/>
+        <w:numPr>
+          <w:ilvl w:val="0"/>
+          <w:numId w:val="8"/>
+        </w:numPr>
+        <w:spacing w:after="0" w:line="240" w:lineRule="auto"/>
+        <w:rPr>
+          <w:rFonts w:cstheme="minorHAnsi"/>
+          <w:shd w:val="clear" w:color="auto" w:fill="FFFFFF"/>
+        </w:rPr>
+      </w:pPr>
+      <w:r>
+        <w:rPr>
+          <w:rFonts w:cstheme="minorHAnsi"/>
+          <w:shd w:val="clear" w:color="auto" w:fill="FFFFFF"/>
+        </w:rPr>
+        <w:t>@?/rdbms/admin/catclust.sql</w:t>
+      </w:r>
+    </w:p>
+    <w:p>
+      <w:pPr>
+        <w:spacing w:after="0" w:line="240" w:lineRule="auto"/>
+        <w:ind w:left="1134"/>
+        <w:rPr>
+          <w:rFonts w:cstheme="minorHAnsi"/>
+          <w:b/>
+          <w:bCs/>
+          <w:sz w:val="24"/>
+          <w:szCs w:val="24"/>
+          <w:shd w:val="clear" w:color="auto" w:fill="FFFFFF"/>
+        </w:rPr>
+      </w:pPr>
+      <w:r>
+        <w:rPr>
+          <w:rFonts w:cstheme="minorHAnsi"/>
+          <w:b/>
+          <w:bCs/>
+          <w:sz w:val="24"/>
+          <w:szCs w:val="24"/>
+          <w:shd w:val="clear" w:color="auto" w:fill="FFFFFF"/>
+        </w:rPr>
+        <w:t>Conn system/manager</w:t>
+      </w:r>
+    </w:p>
+    <w:p>
+      <w:pPr>
+        <w:pStyle w:val="ListParagraph"/>
+        <w:numPr>
+          <w:ilvl w:val="0"/>
+          <w:numId w:val="8"/>
+        </w:numPr>
+        <w:spacing w:after="0" w:line="240" w:lineRule="auto"/>
+        <w:rPr>
+          <w:rFonts w:cstheme="minorHAnsi"/>
+          <w:shd w:val="clear" w:color="auto" w:fill="FFFFFF"/>
+        </w:rPr>
+      </w:pPr>
+      <w:r>
+        <w:rPr>
+          <w:rFonts w:cstheme="minorHAnsi"/>
+          <w:shd w:val="clear" w:color="auto" w:fill="FFFFFF"/>
+        </w:rPr>
+        <w:t>@?/sqlplus/admin/pupbld.sql</w:t>
+      </w:r>
+    </w:p>
+    <w:p>
+      <w:pPr>
+        <w:pStyle w:val="ListParagraph"/>
+        <w:spacing w:after="0" w:line="240" w:lineRule="auto"/>
+        <w:ind w:left="1211"/>
+        <w:rPr>
+          <w:rFonts w:cstheme="minorHAnsi"/>
+          <w:shd w:val="clear" w:color="auto" w:fill="FFFFFF"/>
+        </w:rPr>
+      </w:pPr>
+    </w:p>
+    <w:p>
+      <w:pPr>
+        <w:spacing w:after="0" w:line="240" w:lineRule="auto"/>
+        <w:rPr>
+          <w:rFonts w:cstheme="minorHAnsi"/>
+          <w:b/>
+          <w:bCs/>
+          <w:sz w:val="24"/>
+          <w:szCs w:val="24"/>
+          <w:shd w:val="clear" w:color="auto" w:fill="FFFFFF"/>
+        </w:rPr>
+      </w:pPr>
+      <w:r>
+        <w:rPr>
+          <w:rFonts w:cstheme="minorHAnsi"/>
+          <w:b/>
+          <w:bCs/>
+          <w:sz w:val="24"/>
+          <w:szCs w:val="24"/>
+          <w:shd w:val="clear" w:color="auto" w:fill="FFFFFF"/>
+        </w:rPr>
+        <w:t xml:space="preserve">Enable the RAC edit pfile and add parameters </w:t>
+      </w:r>
+    </w:p>
+    <w:p>
+      <w:pPr>
+        <w:pStyle w:val="ListParagraph"/>
+        <w:spacing w:after="0" w:line="240" w:lineRule="auto"/>
+        <w:ind w:left="1211"/>
+        <w:rPr>
+          <w:rFonts w:cstheme="minorHAnsi"/>
+          <w:b/>
+          <w:bCs/>
+          <w:color w:val="EE0000"/>
+          <w:shd w:val="clear" w:color="auto" w:fill="FFFFFF"/>
+        </w:rPr>
+      </w:pPr>
+      <w:r>
+        <w:rPr>
+          <w:rFonts w:cstheme="minorHAnsi"/>
+          <w:b/>
+          <w:bCs/>
+          <w:color w:val="EE0000"/>
+          <w:shd w:val="clear" w:color="auto" w:fill="FFFFFF"/>
+        </w:rPr>
+        <w:t>Remove undo_management=AUTO</w:t>
+      </w:r>
+    </w:p>
+    <w:p>
+      <w:pPr>
+        <w:pStyle w:val="ListParagraph"/>
+        <w:numPr>
+          <w:ilvl w:val="0"/>
+          <w:numId w:val="8"/>
+        </w:numPr>
+        <w:spacing w:after="0" w:line="240" w:lineRule="auto"/>
+        <w:rPr>
+          <w:rFonts w:cstheme="minorHAnsi"/>
+          <w:shd w:val="clear" w:color="auto" w:fill="FFFFFF"/>
+        </w:rPr>
+      </w:pPr>
+      <w:r>
+        <w:rPr>
+          <w:rFonts w:cstheme="minorHAnsi"/>
+          <w:shd w:val="clear" w:color="auto" w:fill="FFFFFF"/>
+        </w:rPr>
+        <w:t>Control_file=’+DATA/EISTEST/CONTROLFILE/current.276.1211809919’</w:t>
+      </w:r>
+    </w:p>
+    <w:p>
+      <w:pPr>
+        <w:pStyle w:val="ListParagraph"/>
+        <w:numPr>
+          <w:ilvl w:val="0"/>
+          <w:numId w:val="8"/>
+        </w:numPr>
+        <w:spacing w:after="0" w:line="240" w:lineRule="auto"/>
+        <w:rPr>
+          <w:rFonts w:cstheme="minorHAnsi"/>
+          <w:shd w:val="clear" w:color="auto" w:fill="FFFFFF"/>
+        </w:rPr>
+      </w:pPr>
+      <w:r>
+        <w:rPr>
+          <w:rFonts w:cstheme="minorHAnsi"/>
+          <w:shd w:val="clear" w:color="auto" w:fill="FFFFFF"/>
+        </w:rPr>
+        <w:t>Cluster_database=true</w:t>
+      </w:r>
+    </w:p>
+    <w:p>
+      <w:pPr>
+        <w:pStyle w:val="ListParagraph"/>
+        <w:numPr>
+          <w:ilvl w:val="0"/>
+          <w:numId w:val="8"/>
+        </w:numPr>
+        <w:spacing w:after="0" w:line="240" w:lineRule="auto"/>
+        <w:rPr>
+          <w:rFonts w:cstheme="minorHAnsi"/>
+          <w:shd w:val="clear" w:color="auto" w:fill="FFFFFF"/>
+        </w:rPr>
+      </w:pPr>
+      <w:r>
+        <w:rPr>
+          <w:rFonts w:cstheme="minorHAnsi"/>
+          <w:shd w:val="clear" w:color="auto" w:fill="FFFFFF"/>
+        </w:rPr>
+        <w:t>Cluster_database_instances=2</w:t>
+      </w:r>
+    </w:p>
+    <w:p>
+      <w:pPr>
+        <w:pStyle w:val="ListParagraph"/>
+        <w:numPr>
+          <w:ilvl w:val="0"/>
+          <w:numId w:val="8"/>
+        </w:numPr>
+        <w:spacing w:after="0" w:line="240" w:lineRule="auto"/>
+        <w:rPr>
+          <w:rFonts w:cstheme="minorHAnsi"/>
+          <w:shd w:val="clear" w:color="auto" w:fill="FFFFFF"/>
+        </w:rPr>
+      </w:pPr>
+      <w:r>
+        <w:rPr>
+          <w:rFonts w:cstheme="minorHAnsi"/>
+          <w:shd w:val="clear" w:color="auto" w:fill="FFFFFF"/>
+        </w:rPr>
+        <w:t>EISTEST1.thread=1</w:t>
+      </w:r>
+    </w:p>
+    <w:p>
+      <w:pPr>
+        <w:pStyle w:val="ListParagraph"/>
+        <w:numPr>
+          <w:ilvl w:val="0"/>
+          <w:numId w:val="8"/>
+        </w:numPr>
+        <w:spacing w:after="0" w:line="240" w:lineRule="auto"/>
+        <w:rPr>
+          <w:rFonts w:cstheme="minorHAnsi"/>
+          <w:shd w:val="clear" w:color="auto" w:fill="FFFFFF"/>
+        </w:rPr>
+      </w:pPr>
+      <w:r>
+        <w:rPr>
+          <w:rFonts w:cstheme="minorHAnsi"/>
+          <w:shd w:val="clear" w:color="auto" w:fill="FFFFFF"/>
+        </w:rPr>
+        <w:t>EISTEST2.thread=2</w:t>
+      </w:r>
+    </w:p>
+    <w:p>
+      <w:pPr>
+        <w:pStyle w:val="ListParagraph"/>
+        <w:numPr>
+          <w:ilvl w:val="0"/>
+          <w:numId w:val="8"/>
+        </w:numPr>
+        <w:spacing w:after="0" w:line="240" w:lineRule="auto"/>
+        <w:rPr>
+          <w:rFonts w:cstheme="minorHAnsi"/>
+          <w:shd w:val="clear" w:color="auto" w:fill="FFFFFF"/>
+        </w:rPr>
+      </w:pPr>
+      <w:r>
+        <w:rPr>
+          <w:rFonts w:cstheme="minorHAnsi"/>
+          <w:shd w:val="clear" w:color="auto" w:fill="FFFFFF"/>
+        </w:rPr>
+        <w:t>EISTEST1.instance_number=1</w:t>
+      </w:r>
+    </w:p>
+    <w:p>
+      <w:pPr>
+        <w:pStyle w:val="ListParagraph"/>
+        <w:numPr>
+          <w:ilvl w:val="0"/>
+          <w:numId w:val="8"/>
+        </w:numPr>
+        <w:spacing w:after="0" w:line="240" w:lineRule="auto"/>
+        <w:rPr>
+          <w:rFonts w:cstheme="minorHAnsi"/>
+          <w:shd w:val="clear" w:color="auto" w:fill="FFFFFF"/>
+        </w:rPr>
+      </w:pPr>
+      <w:r>
+        <w:rPr>
+          <w:rFonts w:cstheme="minorHAnsi"/>
+          <w:shd w:val="clear" w:color="auto" w:fill="FFFFFF"/>
+        </w:rPr>
+        <w:t>EISTEST2.instance_number=2</w:t>
+      </w:r>
+    </w:p>
+    <w:p>
+      <w:pPr>
+        <w:pStyle w:val="ListParagraph"/>
+        <w:numPr>
+          <w:ilvl w:val="0"/>
+          <w:numId w:val="8"/>
+        </w:numPr>
+        <w:spacing w:after="0" w:line="240" w:lineRule="auto"/>
+        <w:rPr>
+          <w:rFonts w:cstheme="minorHAnsi"/>
+          <w:shd w:val="clear" w:color="auto" w:fill="FFFFFF"/>
+        </w:rPr>
+      </w:pPr>
+      <w:r>
+        <w:rPr>
+          <w:rFonts w:cstheme="minorHAnsi"/>
+          <w:shd w:val="clear" w:color="auto" w:fill="FFFFFF"/>
+        </w:rPr>
+        <w:t>EISTEST1.undo_tablespace=undotbs1</w:t>
+      </w:r>
+    </w:p>
+    <w:p>
+      <w:pPr>
+        <w:pStyle w:val="ListParagraph"/>
+        <w:numPr>
+          <w:ilvl w:val="0"/>
+          <w:numId w:val="8"/>
+        </w:numPr>
+        <w:spacing w:after="0" w:line="240" w:lineRule="auto"/>
+        <w:rPr>
+          <w:rFonts w:cstheme="minorHAnsi"/>
+          <w:shd w:val="clear" w:color="auto" w:fill="FFFFFF"/>
+        </w:rPr>
+      </w:pPr>
+      <w:r>
+        <w:rPr>
+          <w:rFonts w:cstheme="minorHAnsi"/>
+          <w:shd w:val="clear" w:color="auto" w:fill="FFFFFF"/>
+        </w:rPr>
+        <w:t>EISTEST2.undo_tablespace=undotbs2</w:t>
+      </w:r>
+    </w:p>
+    <w:p>
+      <w:pPr>
+        <w:pStyle w:val="ListParagraph"/>
+        <w:spacing w:after="0" w:line="240" w:lineRule="auto"/>
+        <w:ind w:left="1494"/>
+        <w:rPr>
+          <w:rFonts w:cstheme="minorHAnsi"/>
+          <w:shd w:val="clear" w:color="auto" w:fill="FFFFFF"/>
+        </w:rPr>
+      </w:pPr>
+    </w:p>
+    <w:p>
+      <w:pPr>
+        <w:pStyle w:val="ListParagraph"/>
+        <w:numPr>
+          <w:ilvl w:val="0"/>
+          <w:numId w:val="4"/>
+        </w:numPr>
+        <w:spacing w:after="0" w:line="240" w:lineRule="auto"/>
+        <w:rPr>
+          <w:rFonts w:cstheme="minorHAnsi"/>
+          <w:b/>
+          <w:bCs/>
+          <w:sz w:val="24"/>
+          <w:szCs w:val="24"/>
+          <w:shd w:val="clear" w:color="auto" w:fill="FFFFFF"/>
+        </w:rPr>
+      </w:pPr>
+      <w:r>
+        <w:rPr>
+          <w:rFonts w:cstheme="minorHAnsi"/>
+          <w:b/>
+          <w:bCs/>
+          <w:sz w:val="24"/>
+          <w:szCs w:val="24"/>
+          <w:shd w:val="clear" w:color="auto" w:fill="FFFFFF"/>
+        </w:rPr>
+        <w:t xml:space="preserve">Create undo tablespace 2 </w:t>
+      </w:r>
+    </w:p>
+    <w:p>
+      <w:pPr>
+        <w:pStyle w:val="ListParagraph"/>
+        <w:numPr>
+          <w:ilvl w:val="0"/>
+          <w:numId w:val="8"/>
+        </w:numPr>
+        <w:spacing w:after="0" w:line="240" w:lineRule="auto"/>
+        <w:rPr>
+          <w:rFonts w:cstheme="minorHAnsi"/>
+          <w:shd w:val="clear" w:color="auto" w:fill="FFFFFF"/>
+        </w:rPr>
+      </w:pPr>
+      <w:r>
+        <w:rPr>
+          <w:rFonts w:cstheme="minorHAnsi"/>
+          <w:shd w:val="clear" w:color="auto" w:fill="FFFFFF"/>
+        </w:rPr>
+        <w:t>Create undo tablespace undotbs datafile size 200m;</w:t>
+      </w:r>
+    </w:p>
+    <w:p>
+      <w:pPr>
+        <w:spacing w:after="0" w:line="240" w:lineRule="auto"/>
+        <w:rPr>
+          <w:rFonts w:cstheme="minorHAnsi"/>
+          <w:shd w:val="clear" w:color="auto" w:fill="FFFFFF"/>
+        </w:rPr>
+      </w:pPr>
+    </w:p>
+    <w:p>
+      <w:pPr>
+        <w:spacing w:after="0" w:line="240" w:lineRule="auto"/>
+        <w:rPr>
+          <w:rFonts w:cstheme="minorHAnsi"/>
+          <w:shd w:val="clear" w:color="auto" w:fill="FFFFFF"/>
+        </w:rPr>
+      </w:pPr>
+    </w:p>
+    <w:p>
+      <w:pPr>
+        <w:pStyle w:val="ListParagraph"/>
+        <w:numPr>
+          <w:ilvl w:val="0"/>
+          <w:numId w:val="4"/>
+        </w:numPr>
+        <w:spacing w:after="0" w:line="240" w:lineRule="auto"/>
+        <w:rPr>
+          <w:rFonts w:cstheme="minorHAnsi"/>
+          <w:b/>
+          <w:bCs/>
+          <w:sz w:val="24"/>
+          <w:szCs w:val="24"/>
+          <w:shd w:val="clear" w:color="auto" w:fill="FFFFFF"/>
+        </w:rPr>
+      </w:pPr>
+      <w:r>
+        <w:rPr>
+          <w:rFonts w:cstheme="minorHAnsi"/>
+          <w:b/>
+          <w:bCs/>
+          <w:sz w:val="24"/>
+          <w:szCs w:val="24"/>
+          <w:shd w:val="clear" w:color="auto" w:fill="FFFFFF"/>
+        </w:rPr>
+        <w:lastRenderedPageBreak/>
+        <w:t>Add redo log files for thread 2</w:t>
+      </w:r>
+    </w:p>
+    <w:p>
+      <w:pPr>
+        <w:pStyle w:val="ListParagraph"/>
+        <w:numPr>
+          <w:ilvl w:val="0"/>
+          <w:numId w:val="8"/>
+        </w:numPr>
+        <w:spacing w:after="0" w:line="240" w:lineRule="auto"/>
+        <w:rPr>
+          <w:rFonts w:cstheme="minorHAnsi"/>
+          <w:shd w:val="clear" w:color="auto" w:fill="FFFFFF"/>
+        </w:rPr>
+      </w:pPr>
+      <w:r>
+        <w:rPr>
+          <w:rFonts w:cstheme="minorHAnsi"/>
+          <w:shd w:val="clear" w:color="auto" w:fill="FFFFFF"/>
+        </w:rPr>
+        <w:t>Alter database add logfile thread 2</w:t>
+      </w:r>
+    </w:p>
+    <w:p>
+      <w:pPr>
+        <w:pStyle w:val="ListParagraph"/>
+        <w:spacing w:after="0" w:line="240" w:lineRule="auto"/>
+        <w:ind w:left="1494"/>
+        <w:rPr>
+          <w:rFonts w:cstheme="minorHAnsi"/>
+          <w:shd w:val="clear" w:color="auto" w:fill="FFFFFF"/>
+        </w:rPr>
+      </w:pPr>
+      <w:r>
+        <w:rPr>
+          <w:rFonts w:cstheme="minorHAnsi"/>
+          <w:shd w:val="clear" w:color="auto" w:fill="FFFFFF"/>
+        </w:rPr>
+        <w:t>Group 4 size 50m,</w:t>
+      </w:r>
+    </w:p>
+    <w:p>
+      <w:pPr>
+        <w:pStyle w:val="ListParagraph"/>
+        <w:spacing w:after="0" w:line="240" w:lineRule="auto"/>
+        <w:ind w:left="1494"/>
+        <w:rPr>
+          <w:rFonts w:cstheme="minorHAnsi"/>
+          <w:shd w:val="clear" w:color="auto" w:fill="FFFFFF"/>
+        </w:rPr>
+      </w:pPr>
+      <w:r>
+        <w:rPr>
+          <w:rFonts w:cstheme="minorHAnsi"/>
+          <w:shd w:val="clear" w:color="auto" w:fill="FFFFFF"/>
+        </w:rPr>
+        <w:t>Group 5 size 50m,</w:t>
+      </w:r>
+    </w:p>
+    <w:p>
+      <w:pPr>
+        <w:pStyle w:val="ListParagraph"/>
+        <w:spacing w:after="0" w:line="240" w:lineRule="auto"/>
+        <w:ind w:left="1494"/>
+        <w:rPr>
+          <w:rFonts w:cstheme="minorHAnsi"/>
+          <w:shd w:val="clear" w:color="auto" w:fill="FFFFFF"/>
+        </w:rPr>
+      </w:pPr>
+      <w:r>
+        <w:rPr>
+          <w:rFonts w:cstheme="minorHAnsi"/>
+          <w:shd w:val="clear" w:color="auto" w:fill="FFFFFF"/>
+        </w:rPr>
+        <w:t>Group 6 size 50m;</w:t>
+      </w:r>
+    </w:p>
+    <w:p>
+      <w:pPr>
+        <w:pStyle w:val="ListParagraph"/>
+        <w:numPr>
+          <w:ilvl w:val="0"/>
+          <w:numId w:val="8"/>
+        </w:numPr>
+        <w:spacing w:after="0" w:line="240" w:lineRule="auto"/>
+        <w:rPr>
+          <w:rFonts w:cstheme="minorHAnsi"/>
+          <w:shd w:val="clear" w:color="auto" w:fill="FFFFFF"/>
+        </w:rPr>
+      </w:pPr>
+      <w:r>
+        <w:rPr>
+          <w:rFonts w:cstheme="minorHAnsi"/>
+          <w:shd w:val="clear" w:color="auto" w:fill="FFFFFF"/>
+        </w:rPr>
+        <w:t>Alter database enable public thread 2;</w:t>
+      </w:r>
+    </w:p>
+    <w:p>
+      <w:pPr>
+        <w:pStyle w:val="ListParagraph"/>
+        <w:numPr>
+          <w:ilvl w:val="0"/>
+          <w:numId w:val="4"/>
+        </w:numPr>
+        <w:spacing w:after="0" w:line="240" w:lineRule="auto"/>
+        <w:rPr>
+          <w:rFonts w:cstheme="minorHAnsi"/>
+          <w:b/>
+          <w:bCs/>
+          <w:sz w:val="24"/>
+          <w:szCs w:val="24"/>
+          <w:shd w:val="clear" w:color="auto" w:fill="FFFFFF"/>
+        </w:rPr>
+      </w:pPr>
+      <w:r>
+        <w:rPr>
+          <w:rFonts w:cstheme="minorHAnsi"/>
+          <w:b/>
+          <w:bCs/>
+          <w:sz w:val="24"/>
+          <w:szCs w:val="24"/>
+          <w:shd w:val="clear" w:color="auto" w:fill="FFFFFF"/>
+        </w:rPr>
+        <w:t>Shut immediate</w:t>
+      </w:r>
+    </w:p>
+    <w:p>
+      <w:pPr>
+        <w:pStyle w:val="ListParagraph"/>
+        <w:numPr>
+          <w:ilvl w:val="0"/>
+          <w:numId w:val="4"/>
+        </w:numPr>
+        <w:spacing w:after="0" w:line="240" w:lineRule="auto"/>
+        <w:rPr>
+          <w:rFonts w:cstheme="minorHAnsi"/>
+          <w:b/>
+          <w:bCs/>
+          <w:sz w:val="24"/>
+          <w:szCs w:val="24"/>
+          <w:shd w:val="clear" w:color="auto" w:fill="FFFFFF"/>
+        </w:rPr>
+      </w:pPr>
+      <w:r>
+        <w:rPr>
+          <w:rFonts w:cstheme="minorHAnsi"/>
+          <w:b/>
+          <w:bCs/>
+          <w:sz w:val="24"/>
+          <w:szCs w:val="24"/>
+          <w:shd w:val="clear" w:color="auto" w:fill="FFFFFF"/>
+        </w:rPr>
+        <w:t>Startup</w:t>
+      </w:r>
+    </w:p>
+    <w:p>
+      <w:pPr>
+        <w:pStyle w:val="ListParagraph"/>
+        <w:numPr>
+          <w:ilvl w:val="0"/>
+          <w:numId w:val="4"/>
+        </w:numPr>
+        <w:spacing w:after="0" w:line="240" w:lineRule="auto"/>
+        <w:rPr>
+          <w:rFonts w:cstheme="minorHAnsi"/>
+          <w:b/>
+          <w:bCs/>
+          <w:sz w:val="24"/>
+          <w:szCs w:val="24"/>
+          <w:shd w:val="clear" w:color="auto" w:fill="FFFFFF"/>
+        </w:rPr>
+      </w:pPr>
+      <w:r>
+        <w:rPr>
+          <w:rFonts w:cstheme="minorHAnsi"/>
+          <w:b/>
+          <w:bCs/>
+          <w:sz w:val="24"/>
+          <w:szCs w:val="24"/>
+          <w:shd w:val="clear" w:color="auto" w:fill="FFFFFF"/>
+        </w:rPr>
+        <w:t>Create spfile using pfile</w:t>
+      </w:r>
+    </w:p>
+    <w:p>
+      <w:pPr>
+        <w:pStyle w:val="ListParagraph"/>
+        <w:numPr>
+          <w:ilvl w:val="0"/>
+          <w:numId w:val="8"/>
+        </w:numPr>
+        <w:spacing w:after="0" w:line="240" w:lineRule="auto"/>
+        <w:rPr>
+          <w:rFonts w:cstheme="minorHAnsi"/>
+          <w:shd w:val="clear" w:color="auto" w:fill="FFFFFF"/>
+        </w:rPr>
+      </w:pPr>
+      <w:r>
+        <w:rPr>
+          <w:rFonts w:cstheme="minorHAnsi"/>
+          <w:shd w:val="clear" w:color="auto" w:fill="FFFFFF"/>
+        </w:rPr>
+        <w:t>Create spfile=’+DATA’ from pfile;</w:t>
+      </w:r>
+    </w:p>
+    <w:p>
+      <w:pPr>
+        <w:pStyle w:val="ListParagraph"/>
+        <w:numPr>
+          <w:ilvl w:val="0"/>
+          <w:numId w:val="4"/>
+        </w:numPr>
+        <w:spacing w:after="0" w:line="240" w:lineRule="auto"/>
+        <w:rPr>
+          <w:rFonts w:cstheme="minorHAnsi"/>
+          <w:b/>
+          <w:bCs/>
+          <w:sz w:val="24"/>
+          <w:szCs w:val="24"/>
+          <w:shd w:val="clear" w:color="auto" w:fill="FFFFFF"/>
+        </w:rPr>
+      </w:pPr>
+      <w:r>
+        <w:rPr>
+          <w:rFonts w:cstheme="minorHAnsi"/>
+          <w:b/>
+          <w:bCs/>
+          <w:sz w:val="24"/>
+          <w:szCs w:val="24"/>
+          <w:shd w:val="clear" w:color="auto" w:fill="FFFFFF"/>
+        </w:rPr>
+        <w:t xml:space="preserve">Add spfile location in pfile </w:t>
+      </w:r>
+      <w:r>
+        <w:rPr>
+          <w:rFonts w:cstheme="minorHAnsi"/>
+          <w:b/>
+          <w:bCs/>
+          <w:color w:val="EE0000"/>
+          <w:sz w:val="24"/>
+          <w:szCs w:val="24"/>
+          <w:shd w:val="clear" w:color="auto" w:fill="FFFFFF"/>
+        </w:rPr>
+        <w:t xml:space="preserve">on </w:t>
+      </w:r>
+      <w:r>
+        <w:rPr>
           <w:b/>
           <w:bCs/>
           <w:color w:val="FF0000"/>
-          <w:szCs w:val="24"/>
-          <w:shd w:val="clear" w:color="auto" w:fill="FFFFFF"/>
-        </w:rPr>
-        <w:t xml:space="preserve">FIX &amp; check </w:t>
-      </w:r>
-      <w:r>
-        <w:rPr>
-          <w:rFonts w:cstheme="minorHAnsi"/>
-          <w:b/>
-          <w:bCs/>
-          <w:szCs w:val="24"/>
-          <w:shd w:val="clear" w:color="auto" w:fill="FFFFFF"/>
-        </w:rPr>
-        <w:t>this will give some scripts to execute in nodes</w:t>
-      </w:r>
-    </w:p>
-    <w:p>
-      <w:pPr>
-        <w:pStyle w:val="ListParagraph"/>
-        <w:numPr>
-          <w:ilvl w:val="0"/>
-          <w:numId w:val="16"/>
-        </w:numPr>
-        <w:spacing w:after="0" w:line="240" w:lineRule="auto"/>
-        <w:rPr>
-          <w:rFonts w:cstheme="minorHAnsi"/>
-          <w:b/>
-          <w:bCs/>
-          <w:szCs w:val="24"/>
-          <w:shd w:val="clear" w:color="auto" w:fill="FFFFFF"/>
-        </w:rPr>
-      </w:pPr>
-      <w:proofErr w:type="gramStart"/>
-      <w:r>
-        <w:rPr>
-          <w:rFonts w:cstheme="minorHAnsi"/>
-          <w:b/>
-          <w:bCs/>
-          <w:color w:val="FF0000"/>
-          <w:szCs w:val="24"/>
-          <w:shd w:val="clear" w:color="auto" w:fill="FFFFFF"/>
-        </w:rPr>
-        <w:t>ignore</w:t>
-      </w:r>
-      <w:proofErr w:type="gramEnd"/>
-      <w:r>
-        <w:rPr>
-          <w:rFonts w:cstheme="minorHAnsi"/>
-          <w:b/>
-          <w:bCs/>
-          <w:szCs w:val="24"/>
-          <w:shd w:val="clear" w:color="auto" w:fill="FFFFFF"/>
+          <w:sz w:val="24"/>
+          <w:szCs w:val="24"/>
+        </w:rPr>
+        <w:t>both the nodes</w:t>
+      </w:r>
+      <w:r>
+        <w:rPr>
+          <w:b/>
+          <w:bCs/>
+          <w:sz w:val="24"/>
+          <w:szCs w:val="24"/>
         </w:rPr>
         <w:t>.</w:t>
       </w:r>
@@ -5628,78 +7115,517 @@
         <w:pStyle w:val="ListParagraph"/>
         <w:numPr>
           <w:ilvl w:val="0"/>
-          <w:numId w:val="16"/>
-        </w:numPr>
-        <w:spacing w:after="0" w:line="240" w:lineRule="auto"/>
-        <w:rPr>
-          <w:rFonts w:cstheme="minorHAnsi"/>
-          <w:b/>
-          <w:bCs/>
-          <w:szCs w:val="24"/>
-          <w:shd w:val="clear" w:color="auto" w:fill="FFFFFF"/>
-        </w:rPr>
-      </w:pPr>
-      <w:r>
-        <w:rPr>
-          <w:rFonts w:cstheme="minorHAnsi"/>
-          <w:b/>
-          <w:bCs/>
-          <w:color w:val="FF0000"/>
-          <w:szCs w:val="24"/>
-          <w:shd w:val="clear" w:color="auto" w:fill="FFFFFF"/>
-        </w:rPr>
-        <w:t>Install</w:t>
-      </w:r>
-      <w:r>
-        <w:rPr>
-          <w:rFonts w:cstheme="minorHAnsi"/>
-          <w:szCs w:val="24"/>
-        </w:rPr>
-        <w:t>.</w:t>
-      </w:r>
-    </w:p>
-    <w:p>
-      <w:pPr>
-        <w:pStyle w:val="ListParagraph"/>
-        <w:numPr>
-          <w:ilvl w:val="0"/>
           <w:numId w:val="8"/>
         </w:numPr>
         <w:spacing w:after="0" w:line="240" w:lineRule="auto"/>
         <w:rPr>
           <w:rFonts w:cstheme="minorHAnsi"/>
-          <w:b/>
-          <w:bCs/>
-          <w:szCs w:val="24"/>
-          <w:shd w:val="clear" w:color="auto" w:fill="FFFFFF"/>
-        </w:rPr>
-      </w:pPr>
-      <w:proofErr w:type="spellStart"/>
-      <w:r>
-        <w:rPr>
-          <w:rFonts w:cstheme="minorHAnsi"/>
-          <w:b/>
-          <w:bCs/>
-          <w:color w:val="FF0000"/>
-          <w:szCs w:val="24"/>
-          <w:shd w:val="clear" w:color="auto" w:fill="FFFFFF"/>
-        </w:rPr>
-        <w:t>Execut</w:t>
-      </w:r>
-      <w:proofErr w:type="spellEnd"/>
-      <w:r>
-        <w:rPr>
-          <w:rFonts w:cstheme="minorHAnsi"/>
-          <w:b/>
-          <w:bCs/>
-          <w:color w:val="FF0000"/>
-          <w:szCs w:val="24"/>
-          <w:shd w:val="clear" w:color="auto" w:fill="FFFFFF"/>
-        </w:rPr>
-        <w:t xml:space="preserve"> root configuration scripts</w:t>
-      </w:r>
-      <w:bookmarkStart w:id="0" w:name="_GoBack"/>
-      <w:bookmarkEnd w:id="0"/>
+          <w:shd w:val="clear" w:color="auto" w:fill="FFFFFF"/>
+        </w:rPr>
+      </w:pPr>
+      <w:r>
+        <w:rPr>
+          <w:rFonts w:cstheme="minorHAnsi"/>
+          <w:shd w:val="clear" w:color="auto" w:fill="FFFFFF"/>
+        </w:rPr>
+        <w:t>Spfile=’+DATA/EISTEST/PARAMETERFILE/spfile.312.1211812789’</w:t>
+      </w:r>
+    </w:p>
+    <w:p>
+      <w:pPr>
+        <w:spacing w:after="0" w:line="240" w:lineRule="auto"/>
+        <w:rPr>
+          <w:rFonts w:cstheme="minorHAnsi"/>
+          <w:shd w:val="clear" w:color="auto" w:fill="FFFFFF"/>
+        </w:rPr>
+      </w:pPr>
+    </w:p>
+    <w:p>
+      <w:pPr>
+        <w:spacing w:after="0" w:line="240" w:lineRule="auto"/>
+        <w:rPr>
+          <w:rFonts w:cstheme="minorHAnsi"/>
+          <w:b/>
+          <w:bCs/>
+          <w:sz w:val="24"/>
+          <w:szCs w:val="24"/>
+          <w:shd w:val="clear" w:color="auto" w:fill="FFFFFF"/>
+        </w:rPr>
+      </w:pPr>
+      <w:r>
+        <w:rPr>
+          <w:rFonts w:cstheme="minorHAnsi"/>
+          <w:b/>
+          <w:bCs/>
+          <w:color w:val="4472C4" w:themeColor="accent5"/>
+          <w:sz w:val="24"/>
+          <w:szCs w:val="24"/>
+          <w:shd w:val="clear" w:color="auto" w:fill="FFFFFF"/>
+        </w:rPr>
+        <w:t>Register in SRVCTL from any node :</w:t>
+      </w:r>
+      <w:r>
+        <w:rPr>
+          <w:rFonts w:cstheme="minorHAnsi"/>
+          <w:b/>
+          <w:bCs/>
+          <w:sz w:val="24"/>
+          <w:szCs w:val="24"/>
+          <w:shd w:val="clear" w:color="auto" w:fill="FFFFFF"/>
+        </w:rPr>
+        <w:t xml:space="preserve"> </w:t>
+      </w:r>
+    </w:p>
+    <w:p>
+      <w:pPr>
+        <w:pStyle w:val="ListParagraph"/>
+        <w:numPr>
+          <w:ilvl w:val="0"/>
+          <w:numId w:val="4"/>
+        </w:numPr>
+        <w:spacing w:after="0" w:line="240" w:lineRule="auto"/>
+        <w:rPr>
+          <w:rFonts w:cstheme="minorHAnsi"/>
+          <w:shd w:val="clear" w:color="auto" w:fill="FFFFFF"/>
+        </w:rPr>
+      </w:pPr>
+      <w:r>
+        <w:rPr>
+          <w:rFonts w:cstheme="minorHAnsi"/>
+          <w:shd w:val="clear" w:color="auto" w:fill="FFFFFF"/>
+        </w:rPr>
+        <w:t xml:space="preserve">srvctl add database -d EISTEST -o /DATA/app/product/12.1.0/db_home1 -p '+DATA/EISTEST/ </w:t>
+      </w:r>
+      <w:r>
+        <w:rPr>
+          <w:rFonts w:cstheme="minorHAnsi"/>
+          <w:shd w:val="clear" w:color="auto" w:fill="FFFFFF"/>
+        </w:rPr>
+        <w:t>spfile.312.1211812789’</w:t>
+      </w:r>
+    </w:p>
+    <w:p>
+      <w:pPr>
+        <w:pStyle w:val="ListParagraph"/>
+        <w:numPr>
+          <w:ilvl w:val="0"/>
+          <w:numId w:val="4"/>
+        </w:numPr>
+        <w:spacing w:after="0" w:line="240" w:lineRule="auto"/>
+        <w:rPr>
+          <w:rFonts w:cstheme="minorHAnsi"/>
+          <w:shd w:val="clear" w:color="auto" w:fill="FFFFFF"/>
+        </w:rPr>
+      </w:pPr>
+      <w:r>
+        <w:rPr>
+          <w:rFonts w:cstheme="minorHAnsi"/>
+          <w:shd w:val="clear" w:color="auto" w:fill="FFFFFF"/>
+        </w:rPr>
+        <w:t>srvctl add instance -d EISTEST -I EISTEST1 -n rac4</w:t>
+      </w:r>
+    </w:p>
+    <w:p>
+      <w:pPr>
+        <w:pStyle w:val="ListParagraph"/>
+        <w:numPr>
+          <w:ilvl w:val="0"/>
+          <w:numId w:val="4"/>
+        </w:numPr>
+        <w:spacing w:after="0" w:line="240" w:lineRule="auto"/>
+        <w:rPr>
+          <w:rFonts w:cstheme="minorHAnsi"/>
+          <w:shd w:val="clear" w:color="auto" w:fill="FFFFFF"/>
+        </w:rPr>
+      </w:pPr>
+      <w:r>
+        <w:rPr>
+          <w:rFonts w:cstheme="minorHAnsi"/>
+          <w:shd w:val="clear" w:color="auto" w:fill="FFFFFF"/>
+        </w:rPr>
+        <w:t>srvctl add instance -d EISTEST -I EISTEST2 -n rac5</w:t>
+      </w:r>
+    </w:p>
+    <w:p>
+      <w:pPr>
+        <w:spacing w:after="0" w:line="240" w:lineRule="auto"/>
+        <w:rPr>
+          <w:rFonts w:cstheme="minorHAnsi"/>
+          <w:shd w:val="clear" w:color="auto" w:fill="FFFFFF"/>
+        </w:rPr>
+      </w:pPr>
+    </w:p>
+    <w:p>
+      <w:pPr>
+        <w:spacing w:after="0" w:line="240" w:lineRule="auto"/>
+        <w:rPr>
+          <w:rFonts w:cstheme="minorHAnsi"/>
+          <w:b/>
+          <w:bCs/>
+          <w:sz w:val="24"/>
+          <w:szCs w:val="24"/>
+          <w:shd w:val="clear" w:color="auto" w:fill="FFFFFF"/>
+        </w:rPr>
+      </w:pPr>
+      <w:r>
+        <w:rPr>
+          <w:rFonts w:cstheme="minorHAnsi"/>
+          <w:b/>
+          <w:bCs/>
+          <w:sz w:val="24"/>
+          <w:szCs w:val="24"/>
+          <w:shd w:val="clear" w:color="auto" w:fill="FFFFFF"/>
+        </w:rPr>
+        <w:t>To check what are the database’s registered in SRVCTL:</w:t>
+      </w:r>
+    </w:p>
+    <w:p>
+      <w:pPr>
+        <w:pStyle w:val="ListParagraph"/>
+        <w:numPr>
+          <w:ilvl w:val="0"/>
+          <w:numId w:val="4"/>
+        </w:numPr>
+        <w:spacing w:after="0" w:line="240" w:lineRule="auto"/>
+        <w:rPr>
+          <w:rFonts w:cstheme="minorHAnsi"/>
+          <w:shd w:val="clear" w:color="auto" w:fill="FFFFFF"/>
+        </w:rPr>
+      </w:pPr>
+      <w:r>
+        <w:rPr>
+          <w:rFonts w:cstheme="minorHAnsi"/>
+          <w:shd w:val="clear" w:color="auto" w:fill="FFFFFF"/>
+        </w:rPr>
+        <w:t>srvctl config database</w:t>
+      </w:r>
+    </w:p>
+    <w:p>
+      <w:pPr>
+        <w:spacing w:after="0" w:line="240" w:lineRule="auto"/>
+        <w:rPr>
+          <w:rFonts w:cstheme="minorHAnsi"/>
+          <w:shd w:val="clear" w:color="auto" w:fill="FFFFFF"/>
+        </w:rPr>
+      </w:pPr>
+    </w:p>
+    <w:p>
+      <w:pPr>
+        <w:spacing w:after="0" w:line="240" w:lineRule="auto"/>
+        <w:rPr>
+          <w:rFonts w:cstheme="minorHAnsi"/>
+          <w:b/>
+          <w:bCs/>
+          <w:sz w:val="24"/>
+          <w:szCs w:val="24"/>
+          <w:shd w:val="clear" w:color="auto" w:fill="FFFFFF"/>
+        </w:rPr>
+      </w:pPr>
+      <w:r>
+        <w:rPr>
+          <w:rFonts w:cstheme="minorHAnsi"/>
+          <w:b/>
+          <w:bCs/>
+          <w:sz w:val="24"/>
+          <w:szCs w:val="24"/>
+          <w:shd w:val="clear" w:color="auto" w:fill="FFFFFF"/>
+        </w:rPr>
+        <w:t>To check existing configuration</w:t>
+      </w:r>
+    </w:p>
+    <w:p>
+      <w:pPr>
+        <w:pStyle w:val="ListParagraph"/>
+        <w:numPr>
+          <w:ilvl w:val="0"/>
+          <w:numId w:val="4"/>
+        </w:numPr>
+        <w:spacing w:after="0" w:line="240" w:lineRule="auto"/>
+        <w:rPr>
+          <w:rFonts w:cstheme="minorHAnsi"/>
+          <w:shd w:val="clear" w:color="auto" w:fill="FFFFFF"/>
+        </w:rPr>
+      </w:pPr>
+      <w:r>
+        <w:rPr>
+          <w:rFonts w:cstheme="minorHAnsi"/>
+          <w:shd w:val="clear" w:color="auto" w:fill="FFFFFF"/>
+        </w:rPr>
+        <w:t>srvctl config database -d EISTEST</w:t>
+      </w:r>
+    </w:p>
+    <w:p>
+      <w:pPr>
+        <w:pStyle w:val="ListParagraph"/>
+        <w:spacing w:after="0" w:line="240" w:lineRule="auto"/>
+        <w:ind w:left="1211"/>
+        <w:rPr>
+          <w:rFonts w:cstheme="minorHAnsi"/>
+          <w:shd w:val="clear" w:color="auto" w:fill="FFFFFF"/>
+        </w:rPr>
+      </w:pPr>
+    </w:p>
+    <w:p>
+      <w:pPr>
+        <w:spacing w:after="0" w:line="240" w:lineRule="auto"/>
+        <w:rPr>
+          <w:rFonts w:cstheme="minorHAnsi"/>
+          <w:b/>
+          <w:bCs/>
+          <w:sz w:val="24"/>
+          <w:szCs w:val="24"/>
+          <w:shd w:val="clear" w:color="auto" w:fill="FFFFFF"/>
+        </w:rPr>
+      </w:pPr>
+      <w:r>
+        <w:rPr>
+          <w:rFonts w:cstheme="minorHAnsi"/>
+          <w:b/>
+          <w:bCs/>
+          <w:sz w:val="24"/>
+          <w:szCs w:val="24"/>
+          <w:shd w:val="clear" w:color="auto" w:fill="FFFFFF"/>
+        </w:rPr>
+        <w:t>To modify srvctl db configuration</w:t>
+      </w:r>
+    </w:p>
+    <w:p>
+      <w:pPr>
+        <w:pStyle w:val="ListParagraph"/>
+        <w:numPr>
+          <w:ilvl w:val="0"/>
+          <w:numId w:val="4"/>
+        </w:numPr>
+        <w:spacing w:after="0" w:line="240" w:lineRule="auto"/>
+        <w:rPr>
+          <w:rFonts w:cstheme="minorHAnsi"/>
+          <w:shd w:val="clear" w:color="auto" w:fill="FFFFFF"/>
+        </w:rPr>
+      </w:pPr>
+      <w:r>
+        <w:rPr>
+          <w:rFonts w:cstheme="minorHAnsi"/>
+          <w:shd w:val="clear" w:color="auto" w:fill="FFFFFF"/>
+        </w:rPr>
+        <w:t xml:space="preserve">srvctl modify database -d EISTEST -p </w:t>
+      </w:r>
+      <w:r>
+        <w:rPr>
+          <w:rFonts w:cstheme="minorHAnsi"/>
+          <w:shd w:val="clear" w:color="auto" w:fill="FFFFFF"/>
+        </w:rPr>
+        <w:t>'+DATA/EISTEST/</w:t>
+      </w:r>
+      <w:r>
+        <w:rPr>
+          <w:rFonts w:cstheme="minorHAnsi"/>
+          <w:shd w:val="clear" w:color="auto" w:fill="FFFFFF"/>
+        </w:rPr>
+        <w:t>spfile.312.1211812789’</w:t>
+      </w:r>
+    </w:p>
+    <w:p>
+      <w:pPr>
+        <w:pStyle w:val="ListParagraph"/>
+        <w:numPr>
+          <w:ilvl w:val="0"/>
+          <w:numId w:val="4"/>
+        </w:numPr>
+        <w:spacing w:after="0" w:line="240" w:lineRule="auto"/>
+        <w:rPr>
+          <w:rFonts w:cstheme="minorHAnsi"/>
+          <w:shd w:val="clear" w:color="auto" w:fill="FFFFFF"/>
+        </w:rPr>
+      </w:pPr>
+      <w:r>
+        <w:rPr>
+          <w:rFonts w:cstheme="minorHAnsi"/>
+          <w:shd w:val="clear" w:color="auto" w:fill="FFFFFF"/>
+        </w:rPr>
+        <w:t>srvctl modify database -d EISTEST -pwfile '+DATA/EISTEST/orapwEISTEST'</w:t>
+      </w:r>
+    </w:p>
+    <w:p>
+      <w:pPr>
+        <w:pStyle w:val="ListParagraph"/>
+        <w:numPr>
+          <w:ilvl w:val="0"/>
+          <w:numId w:val="4"/>
+        </w:numPr>
+        <w:spacing w:after="0" w:line="240" w:lineRule="auto"/>
+        <w:rPr>
+          <w:rFonts w:cstheme="minorHAnsi"/>
+          <w:shd w:val="clear" w:color="auto" w:fill="FFFFFF"/>
+        </w:rPr>
+      </w:pPr>
+      <w:r>
+        <w:rPr>
+          <w:rFonts w:cstheme="minorHAnsi"/>
+          <w:shd w:val="clear" w:color="auto" w:fill="FFFFFF"/>
+        </w:rPr>
+        <w:t>srvctl modify database -d EISTEST -startoption mount</w:t>
+      </w:r>
+      <w:r>
+        <w:rPr>
+          <w:rFonts w:cstheme="minorHAnsi"/>
+          <w:shd w:val="clear" w:color="auto" w:fill="FFFFFF"/>
+        </w:rPr>
+        <w:t xml:space="preserve"> </w:t>
+      </w:r>
+    </w:p>
+    <w:p>
+      <w:pPr>
+        <w:pStyle w:val="ListParagraph"/>
+        <w:spacing w:after="0" w:line="240" w:lineRule="auto"/>
+        <w:ind w:left="1211"/>
+        <w:rPr>
+          <w:rFonts w:cstheme="minorHAnsi"/>
+          <w:shd w:val="clear" w:color="auto" w:fill="FFFFFF"/>
+        </w:rPr>
+      </w:pPr>
+    </w:p>
+    <w:p>
+      <w:pPr>
+        <w:spacing w:after="0" w:line="240" w:lineRule="auto"/>
+        <w:rPr>
+          <w:rFonts w:cstheme="minorHAnsi"/>
+          <w:b/>
+          <w:bCs/>
+          <w:sz w:val="24"/>
+          <w:szCs w:val="24"/>
+          <w:shd w:val="clear" w:color="auto" w:fill="FFFFFF"/>
+        </w:rPr>
+      </w:pPr>
+      <w:r>
+        <w:rPr>
+          <w:rFonts w:cstheme="minorHAnsi"/>
+          <w:b/>
+          <w:bCs/>
+          <w:sz w:val="24"/>
+          <w:szCs w:val="24"/>
+          <w:shd w:val="clear" w:color="auto" w:fill="FFFFFF"/>
+        </w:rPr>
+        <w:t>To check  database and using SRVCTL</w:t>
+      </w:r>
+    </w:p>
+    <w:p>
+      <w:pPr>
+        <w:pStyle w:val="ListParagraph"/>
+        <w:numPr>
+          <w:ilvl w:val="0"/>
+          <w:numId w:val="4"/>
+        </w:numPr>
+        <w:spacing w:after="0" w:line="240" w:lineRule="auto"/>
+        <w:rPr>
+          <w:rFonts w:cstheme="minorHAnsi"/>
+          <w:shd w:val="clear" w:color="auto" w:fill="FFFFFF"/>
+        </w:rPr>
+      </w:pPr>
+      <w:r>
+        <w:rPr>
+          <w:rFonts w:cstheme="minorHAnsi"/>
+          <w:shd w:val="clear" w:color="auto" w:fill="FFFFFF"/>
+        </w:rPr>
+        <w:t>srvctl status database -d EISTEST -v</w:t>
+      </w:r>
+    </w:p>
+    <w:p>
+      <w:pPr>
+        <w:pStyle w:val="ListParagraph"/>
+        <w:numPr>
+          <w:ilvl w:val="0"/>
+          <w:numId w:val="4"/>
+        </w:numPr>
+        <w:spacing w:after="0" w:line="240" w:lineRule="auto"/>
+        <w:rPr>
+          <w:rFonts w:cstheme="minorHAnsi"/>
+          <w:shd w:val="clear" w:color="auto" w:fill="FFFFFF"/>
+        </w:rPr>
+      </w:pPr>
+      <w:r>
+        <w:rPr>
+          <w:rFonts w:cstheme="minorHAnsi"/>
+          <w:shd w:val="clear" w:color="auto" w:fill="FFFFFF"/>
+        </w:rPr>
+        <w:t>srvctl start database -d EISTEST</w:t>
+      </w:r>
+    </w:p>
+    <w:p>
+      <w:pPr>
+        <w:pStyle w:val="ListParagraph"/>
+        <w:numPr>
+          <w:ilvl w:val="0"/>
+          <w:numId w:val="4"/>
+        </w:numPr>
+        <w:spacing w:after="0" w:line="240" w:lineRule="auto"/>
+        <w:rPr>
+          <w:rFonts w:cstheme="minorHAnsi"/>
+          <w:shd w:val="clear" w:color="auto" w:fill="FFFFFF"/>
+        </w:rPr>
+      </w:pPr>
+      <w:r>
+        <w:rPr>
+          <w:rFonts w:cstheme="minorHAnsi"/>
+          <w:shd w:val="clear" w:color="auto" w:fill="FFFFFF"/>
+        </w:rPr>
+        <w:t>srvctl stop database -d EISTEST</w:t>
+      </w:r>
+    </w:p>
+    <w:p>
+      <w:pPr>
+        <w:pStyle w:val="ListParagraph"/>
+        <w:numPr>
+          <w:ilvl w:val="0"/>
+          <w:numId w:val="4"/>
+        </w:numPr>
+        <w:spacing w:after="0" w:line="240" w:lineRule="auto"/>
+        <w:rPr>
+          <w:rFonts w:cstheme="minorHAnsi"/>
+          <w:shd w:val="clear" w:color="auto" w:fill="FFFFFF"/>
+        </w:rPr>
+      </w:pPr>
+      <w:r>
+        <w:rPr>
+          <w:rFonts w:cstheme="minorHAnsi"/>
+          <w:shd w:val="clear" w:color="auto" w:fill="FFFFFF"/>
+        </w:rPr>
+        <w:t>srvctl stop instance -d EISTEST -i EISTEST1</w:t>
+      </w:r>
+    </w:p>
+    <w:p>
+      <w:pPr>
+        <w:pStyle w:val="ListParagraph"/>
+        <w:numPr>
+          <w:ilvl w:val="0"/>
+          <w:numId w:val="4"/>
+        </w:numPr>
+        <w:spacing w:after="0" w:line="240" w:lineRule="auto"/>
+        <w:rPr>
+          <w:rFonts w:cstheme="minorHAnsi"/>
+          <w:shd w:val="clear" w:color="auto" w:fill="FFFFFF"/>
+        </w:rPr>
+      </w:pPr>
+      <w:r>
+        <w:rPr>
+          <w:rFonts w:cstheme="minorHAnsi"/>
+          <w:shd w:val="clear" w:color="auto" w:fill="FFFFFF"/>
+        </w:rPr>
+        <w:t>srvctl s</w:t>
+      </w:r>
+      <w:r>
+        <w:rPr>
+          <w:rFonts w:cstheme="minorHAnsi"/>
+          <w:shd w:val="clear" w:color="auto" w:fill="FFFFFF"/>
+        </w:rPr>
+        <w:t>tart</w:t>
+      </w:r>
+      <w:r>
+        <w:rPr>
+          <w:rFonts w:cstheme="minorHAnsi"/>
+          <w:shd w:val="clear" w:color="auto" w:fill="FFFFFF"/>
+        </w:rPr>
+        <w:t xml:space="preserve"> instance -d EISTEST -i EISTEST1</w:t>
+      </w:r>
     </w:p>
     <w:sectPr>
       <w:pgSz w:w="11906" w:h="16838"/>
@@ -5712,8 +7638,8 @@
 </file>
 
 <file path=word/numbering.xml><?xml version="1.0" encoding="utf-8"?>
-<w:numbering xmlns:wpc="http://schemas.microsoft.com/office/word/2010/wordprocessingCanvas" xmlns:mc="http://schemas.openxmlformats.org/markup-compatibility/2006" xmlns:o="urn:schemas-microsoft-com:office:office" xmlns:r="http://schemas.openxmlformats.org/officeDocument/2006/relationships" xmlns:m="http://schemas.openxmlformats.org/officeDocument/2006/math" xmlns:v="urn:schemas-microsoft-com:vml" xmlns:wp14="http://schemas.microsoft.com/office/word/2010/wordprocessingDrawing" xmlns:wp="http://schemas.openxmlformats.org/drawingml/2006/wordprocessingDrawing" xmlns:w10="urn:schemas-microsoft-com:office:word" xmlns:w="http://schemas.openxmlformats.org/wordprocessingml/2006/main" xmlns:w14="http://schemas.microsoft.com/office/word/2010/wordml" xmlns:w15="http://schemas.microsoft.com/office/word/2012/wordml" xmlns:wpg="http://schemas.microsoft.com/office/word/2010/wordprocessingGroup" xmlns:wpi="http://schemas.microsoft.com/office/word/2010/wordprocessingInk" xmlns:wne="http://schemas.microsoft.com/office/word/2006/wordml" xmlns:wps="http://schemas.microsoft.com/office/word/2010/wordprocessingShape" mc:Ignorable="w14 w15 wp14">
-  <w:abstractNum w:abstractNumId="0">
+<w:numbering xmlns:wpc="http://schemas.microsoft.com/office/word/2010/wordprocessingCanvas" xmlns:cx="http://schemas.microsoft.com/office/drawing/2014/chartex" xmlns:cx1="http://schemas.microsoft.com/office/drawing/2015/9/8/chartex" xmlns:cx2="http://schemas.microsoft.com/office/drawing/2015/10/21/chartex" xmlns:cx3="http://schemas.microsoft.com/office/drawing/2016/5/9/chartex" xmlns:cx4="http://schemas.microsoft.com/office/drawing/2016/5/10/chartex" xmlns:cx5="http://schemas.microsoft.com/office/drawing/2016/5/11/chartex" xmlns:cx6="http://schemas.microsoft.com/office/drawing/2016/5/12/chartex" xmlns:cx7="http://schemas.microsoft.com/office/drawing/2016/5/13/chartex" xmlns:cx8="http://schemas.microsoft.com/office/drawing/2016/5/14/chartex" xmlns:mc="http://schemas.openxmlformats.org/markup-compatibility/2006" xmlns:aink="http://schemas.microsoft.com/office/drawing/2016/ink" xmlns:am3d="http://schemas.microsoft.com/office/drawing/2017/model3d" xmlns:o="urn:schemas-microsoft-com:office:office" xmlns:oel="http://schemas.microsoft.com/office/2019/extlst" xmlns:r="http://schemas.openxmlformats.org/officeDocument/2006/relationships" xmlns:m="http://schemas.openxmlformats.org/officeDocument/2006/math" xmlns:v="urn:schemas-microsoft-com:vml" xmlns:wp14="http://schemas.microsoft.com/office/word/2010/wordprocessingDrawing" xmlns:wp="http://schemas.openxmlformats.org/drawingml/2006/wordprocessingDrawing" xmlns:w10="urn:schemas-microsoft-com:office:word" xmlns:w="http://schemas.openxmlformats.org/wordprocessingml/2006/main" xmlns:w14="http://schemas.microsoft.com/office/word/2010/wordml" xmlns:w15="http://schemas.microsoft.com/office/word/2012/wordml" xmlns:w16cex="http://schemas.microsoft.com/office/word/2018/wordml/cex" xmlns:w16cid="http://schemas.microsoft.com/office/word/2016/wordml/cid" xmlns:w16="http://schemas.microsoft.com/office/word/2018/wordml" xmlns:w16du="http://schemas.microsoft.com/office/word/2023/wordml/word16du" xmlns:w16sdtdh="http://schemas.microsoft.com/office/word/2020/wordml/sdtdatahash" xmlns:w16sdtfl="http://schemas.microsoft.com/office/word/2024/wordml/sdtformatlock" xmlns:w16se="http://schemas.microsoft.com/office/word/2015/wordml/symex" xmlns:wpg="http://schemas.microsoft.com/office/word/2010/wordprocessingGroup" xmlns:wpi="http://schemas.microsoft.com/office/word/2010/wordprocessingInk" xmlns:wne="http://schemas.microsoft.com/office/word/2006/wordml" xmlns:wps="http://schemas.microsoft.com/office/word/2010/wordprocessingShape" mc:Ignorable="w14 w15 w16se w16cid w16 w16cex w16sdtdh w16sdtfl w16du wp14">
+  <w:abstractNum w:abstractNumId="0" w15:restartNumberingAfterBreak="0">
     <w:nsid w:val="0133223A"/>
     <w:multiLevelType w:val="hybridMultilevel"/>
     <w:tmpl w:val="CFB4A238"/>
@@ -5826,7 +7752,7 @@
       </w:rPr>
     </w:lvl>
   </w:abstractNum>
-  <w:abstractNum w:abstractNumId="1">
+  <w:abstractNum w:abstractNumId="1" w15:restartNumberingAfterBreak="0">
     <w:nsid w:val="06B33C02"/>
     <w:multiLevelType w:val="hybridMultilevel"/>
     <w:tmpl w:val="D16A72DA"/>
@@ -5939,7 +7865,7 @@
       </w:rPr>
     </w:lvl>
   </w:abstractNum>
-  <w:abstractNum w:abstractNumId="2">
+  <w:abstractNum w:abstractNumId="2" w15:restartNumberingAfterBreak="0">
     <w:nsid w:val="08CF151C"/>
     <w:multiLevelType w:val="hybridMultilevel"/>
     <w:tmpl w:val="711CB84E"/>
@@ -6052,7 +7978,7 @@
       </w:rPr>
     </w:lvl>
   </w:abstractNum>
-  <w:abstractNum w:abstractNumId="3">
+  <w:abstractNum w:abstractNumId="3" w15:restartNumberingAfterBreak="0">
     <w:nsid w:val="1264316A"/>
     <w:multiLevelType w:val="hybridMultilevel"/>
     <w:tmpl w:val="9968AA40"/>
@@ -6141,7 +8067,7 @@
       </w:pPr>
     </w:lvl>
   </w:abstractNum>
-  <w:abstractNum w:abstractNumId="4">
+  <w:abstractNum w:abstractNumId="4" w15:restartNumberingAfterBreak="0">
     <w:nsid w:val="16295E28"/>
     <w:multiLevelType w:val="hybridMultilevel"/>
     <w:tmpl w:val="8F3454F4"/>
@@ -6232,7 +8158,7 @@
       </w:pPr>
     </w:lvl>
   </w:abstractNum>
-  <w:abstractNum w:abstractNumId="5">
+  <w:abstractNum w:abstractNumId="5" w15:restartNumberingAfterBreak="0">
     <w:nsid w:val="3DBE7140"/>
     <w:multiLevelType w:val="hybridMultilevel"/>
     <w:tmpl w:val="0AF46F58"/>
@@ -6345,7 +8271,7 @@
       </w:rPr>
     </w:lvl>
   </w:abstractNum>
-  <w:abstractNum w:abstractNumId="6">
+  <w:abstractNum w:abstractNumId="6" w15:restartNumberingAfterBreak="0">
     <w:nsid w:val="41A17DAB"/>
     <w:multiLevelType w:val="hybridMultilevel"/>
     <w:tmpl w:val="887EF394"/>
@@ -6434,7 +8360,7 @@
       </w:pPr>
     </w:lvl>
   </w:abstractNum>
-  <w:abstractNum w:abstractNumId="7">
+  <w:abstractNum w:abstractNumId="7" w15:restartNumberingAfterBreak="0">
     <w:nsid w:val="41A75BCE"/>
     <w:multiLevelType w:val="hybridMultilevel"/>
     <w:tmpl w:val="0A440E08"/>
@@ -6547,7 +8473,7 @@
       </w:rPr>
     </w:lvl>
   </w:abstractNum>
-  <w:abstractNum w:abstractNumId="8">
+  <w:abstractNum w:abstractNumId="8" w15:restartNumberingAfterBreak="0">
     <w:nsid w:val="43D16430"/>
     <w:multiLevelType w:val="hybridMultilevel"/>
     <w:tmpl w:val="F45AC750"/>
@@ -6660,7 +8586,7 @@
       </w:rPr>
     </w:lvl>
   </w:abstractNum>
-  <w:abstractNum w:abstractNumId="9">
+  <w:abstractNum w:abstractNumId="9" w15:restartNumberingAfterBreak="0">
     <w:nsid w:val="4678285C"/>
     <w:multiLevelType w:val="hybridMultilevel"/>
     <w:tmpl w:val="F1DE95D6"/>
@@ -6750,7 +8676,7 @@
       </w:pPr>
     </w:lvl>
   </w:abstractNum>
-  <w:abstractNum w:abstractNumId="10">
+  <w:abstractNum w:abstractNumId="10" w15:restartNumberingAfterBreak="0">
     <w:nsid w:val="478D3867"/>
     <w:multiLevelType w:val="hybridMultilevel"/>
     <w:tmpl w:val="E9223CC0"/>
@@ -6863,7 +8789,7 @@
       </w:rPr>
     </w:lvl>
   </w:abstractNum>
-  <w:abstractNum w:abstractNumId="11">
+  <w:abstractNum w:abstractNumId="11" w15:restartNumberingAfterBreak="0">
     <w:nsid w:val="55E91B12"/>
     <w:multiLevelType w:val="multilevel"/>
     <w:tmpl w:val="95208FA4"/>
@@ -6976,7 +8902,7 @@
       </w:pPr>
     </w:lvl>
   </w:abstractNum>
-  <w:abstractNum w:abstractNumId="12">
+  <w:abstractNum w:abstractNumId="12" w15:restartNumberingAfterBreak="0">
     <w:nsid w:val="642C3282"/>
     <w:multiLevelType w:val="hybridMultilevel"/>
     <w:tmpl w:val="CF8CD236"/>
@@ -7088,11 +9014,11 @@
       </w:rPr>
     </w:lvl>
   </w:abstractNum>
-  <w:abstractNum w:abstractNumId="13">
+  <w:abstractNum w:abstractNumId="13" w15:restartNumberingAfterBreak="0">
     <w:nsid w:val="6B527407"/>
     <w:multiLevelType w:val="hybridMultilevel"/>
-    <w:tmpl w:val="AD482846"/>
-    <w:lvl w:ilvl="0" w:tplc="77465176">
+    <w:tmpl w:val="CA70A6EC"/>
+    <w:lvl w:ilvl="0" w:tplc="5646502A">
       <w:start w:val="7"/>
       <w:numFmt w:val="bullet"/>
       <w:lvlText w:val=""/>
@@ -7102,6 +9028,7 @@
       </w:pPr>
       <w:rPr>
         <w:rFonts w:ascii="Wingdings" w:eastAsia="Times New Roman" w:hAnsi="Wingdings" w:cstheme="minorHAnsi" w:hint="default"/>
+        <w:color w:val="000000" w:themeColor="text1"/>
       </w:rPr>
     </w:lvl>
     <w:lvl w:ilvl="1" w:tplc="40090003" w:tentative="1">
@@ -7201,7 +9128,7 @@
       </w:rPr>
     </w:lvl>
   </w:abstractNum>
-  <w:abstractNum w:abstractNumId="14">
+  <w:abstractNum w:abstractNumId="14" w15:restartNumberingAfterBreak="0">
     <w:nsid w:val="6C0F38B8"/>
     <w:multiLevelType w:val="hybridMultilevel"/>
     <w:tmpl w:val="F8FC75D4"/>
@@ -7315,7 +9242,7 @@
       </w:rPr>
     </w:lvl>
   </w:abstractNum>
-  <w:abstractNum w:abstractNumId="15">
+  <w:abstractNum w:abstractNumId="15" w15:restartNumberingAfterBreak="0">
     <w:nsid w:val="7BFD7881"/>
     <w:multiLevelType w:val="hybridMultilevel"/>
     <w:tmpl w:val="763093D6"/>
@@ -7428,59 +9355,59 @@
       </w:rPr>
     </w:lvl>
   </w:abstractNum>
-  <w:num w:numId="1">
+  <w:num w:numId="1" w16cid:durableId="1169175881">
     <w:abstractNumId w:val="11"/>
   </w:num>
-  <w:num w:numId="2">
+  <w:num w:numId="2" w16cid:durableId="2070036040">
     <w:abstractNumId w:val="2"/>
   </w:num>
-  <w:num w:numId="3">
+  <w:num w:numId="3" w16cid:durableId="1780101877">
     <w:abstractNumId w:val="3"/>
   </w:num>
-  <w:num w:numId="4">
+  <w:num w:numId="4" w16cid:durableId="487986484">
     <w:abstractNumId w:val="12"/>
   </w:num>
-  <w:num w:numId="5">
+  <w:num w:numId="5" w16cid:durableId="1000620363">
     <w:abstractNumId w:val="6"/>
   </w:num>
-  <w:num w:numId="6">
+  <w:num w:numId="6" w16cid:durableId="252933787">
     <w:abstractNumId w:val="14"/>
   </w:num>
-  <w:num w:numId="7">
+  <w:num w:numId="7" w16cid:durableId="88740144">
     <w:abstractNumId w:val="1"/>
   </w:num>
-  <w:num w:numId="8">
+  <w:num w:numId="8" w16cid:durableId="1985162168">
     <w:abstractNumId w:val="13"/>
   </w:num>
-  <w:num w:numId="9">
+  <w:num w:numId="9" w16cid:durableId="1809129337">
     <w:abstractNumId w:val="9"/>
   </w:num>
-  <w:num w:numId="10">
+  <w:num w:numId="10" w16cid:durableId="237207349">
     <w:abstractNumId w:val="4"/>
   </w:num>
-  <w:num w:numId="11">
+  <w:num w:numId="11" w16cid:durableId="728574289">
     <w:abstractNumId w:val="15"/>
   </w:num>
-  <w:num w:numId="12">
+  <w:num w:numId="12" w16cid:durableId="1096754585">
     <w:abstractNumId w:val="5"/>
   </w:num>
-  <w:num w:numId="13">
+  <w:num w:numId="13" w16cid:durableId="1164198382">
     <w:abstractNumId w:val="10"/>
   </w:num>
-  <w:num w:numId="14">
+  <w:num w:numId="14" w16cid:durableId="1517765618">
     <w:abstractNumId w:val="8"/>
   </w:num>
-  <w:num w:numId="15">
+  <w:num w:numId="15" w16cid:durableId="1905875265">
     <w:abstractNumId w:val="0"/>
   </w:num>
-  <w:num w:numId="16">
+  <w:num w:numId="16" w16cid:durableId="1071998142">
     <w:abstractNumId w:val="7"/>
   </w:num>
 </w:numbering>
 </file>
 
 <file path=word/styles.xml><?xml version="1.0" encoding="utf-8"?>
-<w:styles xmlns:mc="http://schemas.openxmlformats.org/markup-compatibility/2006" xmlns:r="http://schemas.openxmlformats.org/officeDocument/2006/relationships" xmlns:w="http://schemas.openxmlformats.org/wordprocessingml/2006/main" xmlns:w14="http://schemas.microsoft.com/office/word/2010/wordml" xmlns:w15="http://schemas.microsoft.com/office/word/2012/wordml" mc:Ignorable="w14 w15">
+<w:styles xmlns:mc="http://schemas.openxmlformats.org/markup-compatibility/2006" xmlns:r="http://schemas.openxmlformats.org/officeDocument/2006/relationships" xmlns:w="http://schemas.openxmlformats.org/wordprocessingml/2006/main" xmlns:w14="http://schemas.microsoft.com/office/word/2010/wordml" xmlns:w15="http://schemas.microsoft.com/office/word/2012/wordml" xmlns:w16cex="http://schemas.microsoft.com/office/word/2018/wordml/cex" xmlns:w16cid="http://schemas.microsoft.com/office/word/2016/wordml/cid" xmlns:w16="http://schemas.microsoft.com/office/word/2018/wordml" xmlns:w16du="http://schemas.microsoft.com/office/word/2023/wordml/word16du" xmlns:w16sdtdh="http://schemas.microsoft.com/office/word/2020/wordml/sdtdatahash" xmlns:w16sdtfl="http://schemas.microsoft.com/office/word/2024/wordml/sdtformatlock" xmlns:w16se="http://schemas.microsoft.com/office/word/2015/wordml/symex" mc:Ignorable="w14 w15 w16se w16cid w16 w16cex w16sdtdh w16sdtfl w16du">
   <w:docDefaults>
     <w:rPrDefault>
       <w:rPr>
@@ -7496,7 +9423,7 @@
       </w:pPr>
     </w:pPrDefault>
   </w:docDefaults>
-  <w:latentStyles w:defLockedState="0" w:defUIPriority="99" w:defSemiHidden="0" w:defUnhideWhenUsed="0" w:defQFormat="0" w:count="371">
+  <w:latentStyles w:defLockedState="0" w:defUIPriority="99" w:defSemiHidden="0" w:defUnhideWhenUsed="0" w:defQFormat="0" w:count="376">
     <w:lsdException w:name="Normal" w:uiPriority="0" w:qFormat="1"/>
     <w:lsdException w:name="heading 1" w:uiPriority="9" w:qFormat="1"/>
     <w:lsdException w:name="heading 2" w:semiHidden="1" w:uiPriority="9" w:unhideWhenUsed="1" w:qFormat="1"/>
@@ -7868,6 +9795,11 @@
     <w:lsdException w:name="List Table 5 Dark Accent 6" w:uiPriority="50"/>
     <w:lsdException w:name="List Table 6 Colorful Accent 6" w:uiPriority="51"/>
     <w:lsdException w:name="List Table 7 Colorful Accent 6" w:uiPriority="52"/>
+    <w:lsdException w:name="Mention" w:semiHidden="1" w:unhideWhenUsed="1"/>
+    <w:lsdException w:name="Smart Hyperlink" w:semiHidden="1" w:unhideWhenUsed="1"/>
+    <w:lsdException w:name="Hashtag" w:semiHidden="1" w:unhideWhenUsed="1"/>
+    <w:lsdException w:name="Unresolved Mention" w:semiHidden="1" w:unhideWhenUsed="1"/>
+    <w:lsdException w:name="Smart Link" w:semiHidden="1" w:unhideWhenUsed="1"/>
   </w:latentStyles>
   <w:style w:type="paragraph" w:default="1" w:styleId="Normal">
     <w:name w:val="Normal"/>
@@ -7920,7 +9852,6 @@
       <w:spacing w:after="0" w:line="240" w:lineRule="auto"/>
     </w:pPr>
     <w:tblPr>
-      <w:tblInd w:w="0" w:type="dxa"/>
       <w:tblBorders>
         <w:top w:val="single" w:sz="4" w:space="0" w:color="auto"/>
         <w:left w:val="single" w:sz="4" w:space="0" w:color="auto"/>
@@ -7929,12 +9860,6 @@
         <w:insideH w:val="single" w:sz="4" w:space="0" w:color="auto"/>
         <w:insideV w:val="single" w:sz="4" w:space="0" w:color="auto"/>
       </w:tblBorders>
-      <w:tblCellMar>
-        <w:top w:w="0" w:type="dxa"/>
-        <w:left w:w="108" w:type="dxa"/>
-        <w:bottom w:w="0" w:type="dxa"/>
-        <w:right w:w="108" w:type="dxa"/>
-      </w:tblCellMar>
     </w:tblPr>
   </w:style>
 </w:styles>
